--- a/Report_Lab_NetSec.docx
+++ b/Report_Lab_NetSec.docx
@@ -32,6 +32,14 @@
           <w:lang w:val="en-GB"/>
         </w:rPr>
       </w:r>
+      <w:r>
+        <w:rPr>
+          <w:rFonts w:ascii="Helvetica" w:hAnsi="Helvetica"/>
+          <w:sz w:val="36"/>
+          <w:szCs w:val="36"/>
+          <w:lang w:val="en-GB"/>
+        </w:rPr>
+      </w:r>
     </w:p>
     <w:p>
       <w:pPr>
@@ -54,6 +62,14 @@
           <w:lang w:val="en-GB"/>
         </w:rPr>
         <w:t xml:space="preserve">Final Report</w:t>
+      </w:r>
+      <w:r>
+        <w:rPr>
+          <w:rFonts w:ascii="Helvetica" w:hAnsi="Helvetica"/>
+          <w:sz w:val="36"/>
+          <w:szCs w:val="36"/>
+          <w:lang w:val="en-GB"/>
+        </w:rPr>
       </w:r>
       <w:r>
         <w:rPr>
@@ -112,6 +128,14 @@
           <w:lang w:val="en-GB"/>
         </w:rPr>
       </w:r>
+      <w:r>
+        <w:rPr>
+          <w:rFonts w:ascii="Helvetica" w:hAnsi="Helvetica"/>
+          <w:sz w:val="36"/>
+          <w:szCs w:val="36"/>
+          <w:lang w:val="en-GB"/>
+        </w:rPr>
+      </w:r>
     </w:p>
     <w:p>
       <w:pPr>
@@ -126,6 +150,14 @@
           <w:lang w:val="en-GB"/>
         </w:rPr>
       </w:pPr>
+      <w:r>
+        <w:rPr>
+          <w:rFonts w:ascii="Helvetica" w:hAnsi="Helvetica"/>
+          <w:sz w:val="36"/>
+          <w:szCs w:val="36"/>
+          <w:lang w:val="en-GB"/>
+        </w:rPr>
+      </w:r>
       <w:r>
         <w:rPr>
           <w:rFonts w:ascii="Helvetica" w:hAnsi="Helvetica"/>
@@ -168,6 +200,16 @@
           <w:lang w:val="en-GB"/>
         </w:rPr>
         <w:t xml:space="preserve">Instructions</w:t>
+      </w:r>
+      <w:r>
+        <w:rPr>
+          <w:rFonts w:ascii="Helvetica" w:hAnsi="Helvetica"/>
+          <w:b/>
+          <w:bCs/>
+          <w:sz w:val="28"/>
+          <w:szCs w:val="28"/>
+          <w:lang w:val="en-GB"/>
+        </w:rPr>
       </w:r>
       <w:r>
         <w:rPr>
@@ -246,10 +288,18 @@
           <w:lang w:val="en-GB"/>
         </w:rPr>
       </w:r>
+      <w:r>
+        <w:rPr>
+          <w:rFonts w:ascii="Helvetica" w:hAnsi="Helvetica"/>
+          <w:sz w:val="24"/>
+          <w:szCs w:val="24"/>
+          <w:lang w:val="en-GB"/>
+        </w:rPr>
+      </w:r>
     </w:p>
     <w:p>
       <w:pPr>
-        <w:pStyle w:val="795"/>
+        <w:pStyle w:val="998"/>
         <w:numPr>
           <w:ilvl w:val="0"/>
           <w:numId w:val="3"/>
@@ -336,10 +386,18 @@
           <w:lang w:val="en-GB"/>
         </w:rPr>
       </w:r>
+      <w:r>
+        <w:rPr>
+          <w:rFonts w:ascii="Helvetica" w:hAnsi="Helvetica"/>
+          <w:sz w:val="24"/>
+          <w:szCs w:val="24"/>
+          <w:lang w:val="en-GB"/>
+        </w:rPr>
+      </w:r>
     </w:p>
     <w:p>
       <w:pPr>
-        <w:pStyle w:val="795"/>
+        <w:pStyle w:val="998"/>
         <w:numPr>
           <w:ilvl w:val="0"/>
           <w:numId w:val="3"/>
@@ -392,6 +450,14 @@
           <w:lang w:val="en-GB"/>
         </w:rPr>
       </w:r>
+      <w:r>
+        <w:rPr>
+          <w:rFonts w:ascii="Helvetica" w:hAnsi="Helvetica"/>
+          <w:sz w:val="24"/>
+          <w:szCs w:val="24"/>
+          <w:lang w:val="en-GB"/>
+        </w:rPr>
+      </w:r>
     </w:p>
     <w:p>
       <w:pPr>
@@ -429,6 +495,16 @@
           <w:lang w:val="en-GB"/>
         </w:rPr>
       </w:r>
+      <w:r>
+        <w:rPr>
+          <w:rFonts w:ascii="Helvetica" w:hAnsi="Helvetica"/>
+          <w:b/>
+          <w:bCs/>
+          <w:sz w:val="24"/>
+          <w:szCs w:val="24"/>
+          <w:lang w:val="en-GB"/>
+        </w:rPr>
+      </w:r>
     </w:p>
     <w:p>
       <w:pPr>
@@ -460,10 +536,18 @@
           <w:lang w:val="en-GB"/>
         </w:rPr>
       </w:r>
+      <w:r>
+        <w:rPr>
+          <w:rFonts w:ascii="Helvetica" w:hAnsi="Helvetica"/>
+          <w:sz w:val="24"/>
+          <w:szCs w:val="24"/>
+          <w:lang w:val="en-GB"/>
+        </w:rPr>
+      </w:r>
     </w:p>
     <w:p>
       <w:pPr>
-        <w:pStyle w:val="795"/>
+        <w:pStyle w:val="998"/>
         <w:numPr>
           <w:ilvl w:val="0"/>
           <w:numId w:val="3"/>
@@ -516,10 +600,18 @@
           <w:lang w:val="en-GB"/>
         </w:rPr>
       </w:r>
+      <w:r>
+        <w:rPr>
+          <w:rFonts w:ascii="Helvetica" w:hAnsi="Helvetica" w:cs="Consolas"/>
+          <w:sz w:val="24"/>
+          <w:szCs w:val="24"/>
+          <w:lang w:val="en-GB"/>
+        </w:rPr>
+      </w:r>
     </w:p>
     <w:p>
       <w:pPr>
-        <w:pStyle w:val="795"/>
+        <w:pStyle w:val="998"/>
         <w:numPr>
           <w:ilvl w:val="0"/>
           <w:numId w:val="3"/>
@@ -552,10 +644,18 @@
           <w:lang w:val="en-GB"/>
         </w:rPr>
       </w:r>
+      <w:r>
+        <w:rPr>
+          <w:rFonts w:ascii="Helvetica" w:hAnsi="Helvetica" w:cs="Consolas"/>
+          <w:sz w:val="24"/>
+          <w:szCs w:val="24"/>
+          <w:lang w:val="en-GB"/>
+        </w:rPr>
+      </w:r>
     </w:p>
     <w:p>
       <w:pPr>
-        <w:pStyle w:val="795"/>
+        <w:pStyle w:val="998"/>
         <w:numPr>
           <w:ilvl w:val="0"/>
           <w:numId w:val="3"/>
@@ -621,10 +721,18 @@
           <w:lang w:val="en-GB"/>
         </w:rPr>
       </w:r>
+      <w:r>
+        <w:rPr>
+          <w:rFonts w:ascii="Helvetica" w:hAnsi="Helvetica" w:cs="Consolas"/>
+          <w:sz w:val="24"/>
+          <w:szCs w:val="24"/>
+          <w:lang w:val="en-GB"/>
+        </w:rPr>
+      </w:r>
     </w:p>
     <w:p>
       <w:pPr>
-        <w:pStyle w:val="795"/>
+        <w:pStyle w:val="998"/>
         <w:numPr>
           <w:ilvl w:val="0"/>
           <w:numId w:val="3"/>
@@ -677,10 +785,18 @@
           <w:lang w:val="en-GB"/>
         </w:rPr>
       </w:r>
+      <w:r>
+        <w:rPr>
+          <w:rFonts w:ascii="Helvetica" w:hAnsi="Helvetica" w:cs="Consolas"/>
+          <w:sz w:val="24"/>
+          <w:szCs w:val="24"/>
+          <w:lang w:val="en-GB"/>
+        </w:rPr>
+      </w:r>
     </w:p>
     <w:p>
       <w:pPr>
-        <w:pStyle w:val="795"/>
+        <w:pStyle w:val="998"/>
         <w:numPr>
           <w:ilvl w:val="0"/>
           <w:numId w:val="3"/>
@@ -708,7 +824,7 @@
       <w:hyperlink r:id="rId16" w:tooltip="http://www.grammarly.com" w:history="1">
         <w:r>
           <w:rPr>
-            <w:rStyle w:val="793"/>
+            <w:rStyle w:val="996"/>
             <w:rFonts w:ascii="Helvetica" w:hAnsi="Helvetica" w:cs="Consolas"/>
             <w:sz w:val="24"/>
             <w:szCs w:val="24"/>
@@ -752,10 +868,18 @@
           <w:lang w:val="en-GB"/>
         </w:rPr>
       </w:r>
+      <w:r>
+        <w:rPr>
+          <w:rFonts w:ascii="Helvetica" w:hAnsi="Helvetica" w:cs="Consolas"/>
+          <w:sz w:val="24"/>
+          <w:szCs w:val="24"/>
+          <w:lang w:val="en-GB"/>
+        </w:rPr>
+      </w:r>
     </w:p>
     <w:p>
       <w:pPr>
-        <w:pStyle w:val="795"/>
+        <w:pStyle w:val="998"/>
         <w:numPr>
           <w:ilvl w:val="0"/>
           <w:numId w:val="3"/>
@@ -799,6 +923,14 @@
           <w:lang w:val="en-GB"/>
         </w:rPr>
       </w:r>
+      <w:r>
+        <w:rPr>
+          <w:rFonts w:ascii="Helvetica" w:hAnsi="Helvetica" w:cs="Consolas"/>
+          <w:sz w:val="24"/>
+          <w:szCs w:val="24"/>
+          <w:lang w:val="en-GB"/>
+        </w:rPr>
+      </w:r>
     </w:p>
     <w:p>
       <w:pPr>
@@ -813,6 +945,14 @@
           <w:lang w:val="en-GB"/>
         </w:rPr>
       </w:pPr>
+      <w:r>
+        <w:rPr>
+          <w:rFonts w:ascii="Helvetica" w:hAnsi="Helvetica" w:cs="Consolas"/>
+          <w:sz w:val="24"/>
+          <w:szCs w:val="24"/>
+          <w:lang w:val="en-GB"/>
+        </w:rPr>
+      </w:r>
       <w:r>
         <w:rPr>
           <w:rFonts w:ascii="Helvetica" w:hAnsi="Helvetica" w:cs="Consolas"/>
@@ -860,6 +1000,14 @@
           <w:lang w:val="en-GB"/>
         </w:rPr>
       </w:r>
+      <w:r>
+        <w:rPr>
+          <w:rFonts w:ascii="Helvetica" w:hAnsi="Helvetica" w:cs="Consolas"/>
+          <w:sz w:val="24"/>
+          <w:szCs w:val="24"/>
+          <w:lang w:val="en-GB"/>
+        </w:rPr>
+      </w:r>
     </w:p>
     <w:p>
       <w:pPr>
@@ -874,6 +1022,14 @@
           <w:lang w:val="en-GB"/>
         </w:rPr>
       </w:pPr>
+      <w:r>
+        <w:rPr>
+          <w:rFonts w:ascii="Consolas" w:hAnsi="Consolas"/>
+          <w:sz w:val="36"/>
+          <w:szCs w:val="36"/>
+          <w:lang w:val="en-GB"/>
+        </w:rPr>
+      </w:r>
       <w:r>
         <w:rPr>
           <w:rFonts w:ascii="Consolas" w:hAnsi="Consolas"/>
@@ -906,6 +1062,16 @@
           <w:lang w:val="en-GB"/>
         </w:rPr>
       </w:pPr>
+      <w:r>
+        <w:rPr>
+          <w:rFonts w:ascii="Helvetica" w:hAnsi="Helvetica"/>
+          <w:b/>
+          <w:bCs/>
+          <w:sz w:val="28"/>
+          <w:szCs w:val="28"/>
+          <w:lang w:val="en-GB"/>
+        </w:rPr>
+      </w:r>
       <w:r>
         <w:rPr>
           <w:rFonts w:ascii="Helvetica" w:hAnsi="Helvetica"/>
@@ -962,6 +1128,16 @@
           <w:lang w:val="en-GB"/>
         </w:rPr>
       </w:r>
+      <w:r>
+        <w:rPr>
+          <w:rFonts w:ascii="Helvetica" w:hAnsi="Helvetica"/>
+          <w:b/>
+          <w:bCs/>
+          <w:sz w:val="28"/>
+          <w:szCs w:val="28"/>
+          <w:lang w:val="en-GB"/>
+        </w:rPr>
+      </w:r>
     </w:p>
     <w:p>
       <w:pPr>
@@ -978,6 +1154,16 @@
           <w:lang w:val="en-GB"/>
         </w:rPr>
       </w:pPr>
+      <w:r>
+        <w:rPr>
+          <w:rFonts w:ascii="Helvetica" w:hAnsi="Helvetica"/>
+          <w:b/>
+          <w:bCs/>
+          <w:sz w:val="28"/>
+          <w:szCs w:val="28"/>
+          <w:lang w:val="en-GB"/>
+        </w:rPr>
+      </w:r>
       <w:r>
         <w:rPr>
           <w:rFonts w:ascii="Helvetica" w:hAnsi="Helvetica"/>
@@ -1034,6 +1220,16 @@
           <w:lang w:val="en-GB"/>
         </w:rPr>
       </w:r>
+      <w:r>
+        <w:rPr>
+          <w:rFonts w:ascii="Helvetica" w:hAnsi="Helvetica"/>
+          <w:b/>
+          <w:bCs/>
+          <w:sz w:val="28"/>
+          <w:szCs w:val="28"/>
+          <w:lang w:val="en-GB"/>
+        </w:rPr>
+      </w:r>
     </w:p>
     <w:p>
       <w:pPr>
@@ -1050,6 +1246,16 @@
           <w:lang w:val="en-GB"/>
         </w:rPr>
       </w:pPr>
+      <w:r>
+        <w:rPr>
+          <w:rFonts w:ascii="Helvetica" w:hAnsi="Helvetica"/>
+          <w:b/>
+          <w:bCs/>
+          <w:sz w:val="28"/>
+          <w:szCs w:val="28"/>
+          <w:lang w:val="en-GB"/>
+        </w:rPr>
+      </w:r>
       <w:r>
         <w:rPr>
           <w:rFonts w:ascii="Helvetica" w:hAnsi="Helvetica"/>
@@ -1106,6 +1312,16 @@
           <w:lang w:val="en-GB"/>
         </w:rPr>
       </w:r>
+      <w:r>
+        <w:rPr>
+          <w:rFonts w:ascii="Helvetica" w:hAnsi="Helvetica"/>
+          <w:b/>
+          <w:bCs/>
+          <w:sz w:val="28"/>
+          <w:szCs w:val="28"/>
+          <w:lang w:val="en-GB"/>
+        </w:rPr>
+      </w:r>
     </w:p>
     <w:p>
       <w:pPr>
@@ -1143,6 +1359,16 @@
           <w:lang w:val="en-GB"/>
         </w:rPr>
       </w:r>
+      <w:r>
+        <w:rPr>
+          <w:rFonts w:ascii="Helvetica" w:hAnsi="Helvetica"/>
+          <w:b/>
+          <w:bCs/>
+          <w:sz w:val="28"/>
+          <w:szCs w:val="28"/>
+          <w:lang w:val="en-GB"/>
+        </w:rPr>
+      </w:r>
     </w:p>
     <w:p>
       <w:pPr>
@@ -1159,6 +1385,16 @@
           <w:lang w:val="en-GB"/>
         </w:rPr>
       </w:pPr>
+      <w:r>
+        <w:rPr>
+          <w:rFonts w:ascii="Helvetica" w:hAnsi="Helvetica"/>
+          <w:b/>
+          <w:bCs/>
+          <w:sz w:val="28"/>
+          <w:szCs w:val="28"/>
+          <w:lang w:val="en-GB"/>
+        </w:rPr>
+      </w:r>
       <w:r>
         <w:rPr>
           <w:rFonts w:ascii="Helvetica" w:hAnsi="Helvetica"/>
@@ -1238,6 +1474,16 @@
           <w:lang w:val="en-GB"/>
         </w:rPr>
       </w:r>
+      <w:r>
+        <w:rPr>
+          <w:rFonts w:ascii="Helvetica" w:hAnsi="Helvetica"/>
+          <w:b/>
+          <w:bCs/>
+          <w:sz w:val="28"/>
+          <w:szCs w:val="28"/>
+          <w:lang w:val="en-GB"/>
+        </w:rPr>
+      </w:r>
     </w:p>
     <w:p>
       <w:pPr>
@@ -1278,6 +1524,14 @@
           <w:lang w:val="en-GB"/>
         </w:rPr>
         <w:t xml:space="preserve">{0n3_l1n3_4t_4_t1m3_57baec73}</w:t>
+      </w:r>
+      <w:r>
+        <w:rPr>
+          <w:rFonts w:ascii="Helvetica" w:hAnsi="Helvetica"/>
+          <w:sz w:val="24"/>
+          <w:szCs w:val="24"/>
+          <w:lang w:val="en-GB"/>
+        </w:rPr>
       </w:r>
       <w:r>
         <w:rPr>
@@ -1355,6 +1609,15 @@
           <w:lang w:val="en-GB"/>
         </w:rPr>
       </w:r>
+      <w:r>
+        <w:rPr>
+          <w:rFonts w:ascii="Helvetica" w:hAnsi="Helvetica"/>
+          <w:sz w:val="24"/>
+          <w:szCs w:val="24"/>
+          <w:highlight w:val="none"/>
+          <w:lang w:val="en-GB"/>
+        </w:rPr>
+      </w:r>
     </w:p>
     <w:p>
       <w:pPr>
@@ -1395,8 +1658,7 @@
           <w:rFonts w:ascii="Helvetica" w:hAnsi="Helvetica"/>
           <w:sz w:val="24"/>
           <w:szCs w:val="24"/>
-          <w:highlight w:val="none"/>
-          <w:lang w:val="it-IT"/>
+          <w:lang w:val="en-GB"/>
         </w:rPr>
       </w:r>
       <w:r>
@@ -1404,7 +1666,8 @@
           <w:rFonts w:ascii="Helvetica" w:hAnsi="Helvetica"/>
           <w:sz w:val="24"/>
           <w:szCs w:val="24"/>
-          <w:lang w:val="en-GB"/>
+          <w:highlight w:val="none"/>
+          <w:lang w:val="it-IT"/>
         </w:rPr>
       </w:r>
     </w:p>
@@ -1436,7 +1699,27 @@
           <w:sz w:val="24"/>
           <w:szCs w:val="24"/>
           <w:highlight w:val="none"/>
-          <w:lang w:val="en-GB" w:bidi="en-GB"/>
+          <w:lang w:val="it-IT"/>
+        </w:rPr>
+        <w:t xml:space="preserve">HTTP QUIC: </w:t>
+      </w:r>
+      <w:r>
+        <w:rPr>
+          <w:rFonts w:ascii="Helvetica" w:hAnsi="Helvetica"/>
+          <w:sz w:val="24"/>
+          <w:szCs w:val="24"/>
+          <w:highlight w:val="none"/>
+          <w:lang w:val="it-IT"/>
+        </w:rPr>
+        <w:t xml:space="preserve">netsec{UDP_bu7_w1th_f33l1ng5_05341b64}</w:t>
+      </w:r>
+      <w:r>
+        <w:rPr>
+          <w:rFonts w:ascii="Helvetica" w:hAnsi="Helvetica"/>
+          <w:sz w:val="24"/>
+          <w:szCs w:val="24"/>
+          <w:highlight w:val="none"/>
+          <w:lang w:val="it-IT"/>
         </w:rPr>
       </w:r>
       <w:r>
@@ -1444,7 +1727,6 @@
           <w:rFonts w:ascii="Helvetica" w:hAnsi="Helvetica"/>
           <w:sz w:val="24"/>
           <w:szCs w:val="24"/>
-          <w:highlight w:val="none"/>
           <w:lang w:val="en-GB"/>
         </w:rPr>
       </w:r>
@@ -1485,6 +1767,16 @@
           <w:lang w:val="en-GB"/>
         </w:rPr>
       </w:r>
+      <w:r>
+        <w:rPr>
+          <w:rFonts w:ascii="Helvetica" w:hAnsi="Helvetica"/>
+          <w:b/>
+          <w:bCs/>
+          <w:sz w:val="28"/>
+          <w:szCs w:val="28"/>
+          <w:lang w:val="en-GB"/>
+        </w:rPr>
+      </w:r>
     </w:p>
     <w:p>
       <w:pPr>
@@ -1501,6 +1793,16 @@
           <w:lang w:val="en-GB"/>
         </w:rPr>
       </w:pPr>
+      <w:r>
+        <w:rPr>
+          <w:rFonts w:ascii="Helvetica" w:hAnsi="Helvetica"/>
+          <w:b/>
+          <w:bCs/>
+          <w:sz w:val="24"/>
+          <w:szCs w:val="24"/>
+          <w:lang w:val="en-GB"/>
+        </w:rPr>
+      </w:r>
       <w:r>
         <w:rPr>
           <w:rFonts w:ascii="Helvetica" w:hAnsi="Helvetica"/>
@@ -1558,6 +1860,16 @@
           <w:lang w:val="en-GB"/>
         </w:rPr>
       </w:r>
+      <w:r>
+        <w:rPr>
+          <w:rFonts w:ascii="Helvetica" w:hAnsi="Helvetica"/>
+          <w:b/>
+          <w:bCs/>
+          <w:sz w:val="28"/>
+          <w:szCs w:val="28"/>
+          <w:lang w:val="en-GB"/>
+        </w:rPr>
+      </w:r>
     </w:p>
     <w:p>
       <w:pPr>
@@ -1574,6 +1886,16 @@
           <w:lang w:val="en-GB"/>
         </w:rPr>
       </w:pPr>
+      <w:r>
+        <w:rPr>
+          <w:rFonts w:ascii="Helvetica" w:hAnsi="Helvetica"/>
+          <w:b/>
+          <w:bCs/>
+          <w:sz w:val="24"/>
+          <w:szCs w:val="24"/>
+          <w:lang w:val="en-GB"/>
+        </w:rPr>
+      </w:r>
       <w:r>
         <w:rPr>
           <w:rFonts w:ascii="Helvetica" w:hAnsi="Helvetica"/>
@@ -1631,6 +1953,16 @@
           <w:lang w:val="en-GB"/>
         </w:rPr>
       </w:r>
+      <w:r>
+        <w:rPr>
+          <w:rFonts w:ascii="Helvetica" w:hAnsi="Helvetica"/>
+          <w:b/>
+          <w:bCs/>
+          <w:sz w:val="28"/>
+          <w:szCs w:val="28"/>
+          <w:lang w:val="en-GB"/>
+        </w:rPr>
+      </w:r>
     </w:p>
     <w:p>
       <w:pPr>
@@ -1647,6 +1979,16 @@
           <w:lang w:val="en-GB"/>
         </w:rPr>
       </w:pPr>
+      <w:r>
+        <w:rPr>
+          <w:rFonts w:ascii="Helvetica" w:hAnsi="Helvetica"/>
+          <w:b/>
+          <w:bCs/>
+          <w:sz w:val="24"/>
+          <w:szCs w:val="24"/>
+          <w:lang w:val="en-GB"/>
+        </w:rPr>
+      </w:r>
       <w:r>
         <w:rPr>
           <w:rFonts w:ascii="Helvetica" w:hAnsi="Helvetica"/>
@@ -1703,6 +2045,16 @@
           <w:lang w:val="en-GB"/>
         </w:rPr>
       </w:r>
+      <w:r>
+        <w:rPr>
+          <w:rFonts w:ascii="Helvetica" w:hAnsi="Helvetica"/>
+          <w:b/>
+          <w:bCs/>
+          <w:sz w:val="28"/>
+          <w:szCs w:val="28"/>
+          <w:lang w:val="en-GB"/>
+        </w:rPr>
+      </w:r>
     </w:p>
     <w:p>
       <w:pPr>
@@ -1719,6 +2071,16 @@
           <w:lang w:val="en-GB"/>
         </w:rPr>
       </w:pPr>
+      <w:r>
+        <w:rPr>
+          <w:rFonts w:ascii="Helvetica" w:hAnsi="Helvetica"/>
+          <w:b/>
+          <w:bCs/>
+          <w:sz w:val="28"/>
+          <w:szCs w:val="28"/>
+          <w:lang w:val="en-GB"/>
+        </w:rPr>
+      </w:r>
       <w:r>
         <w:rPr>
           <w:rFonts w:ascii="Helvetica" w:hAnsi="Helvetica"/>
@@ -1775,6 +2137,16 @@
           <w:lang w:val="en-GB"/>
         </w:rPr>
       </w:r>
+      <w:r>
+        <w:rPr>
+          <w:rFonts w:ascii="Helvetica" w:hAnsi="Helvetica"/>
+          <w:b/>
+          <w:bCs/>
+          <w:sz w:val="28"/>
+          <w:szCs w:val="28"/>
+          <w:lang w:val="en-GB"/>
+        </w:rPr>
+      </w:r>
     </w:p>
     <w:p>
       <w:pPr>
@@ -1791,6 +2163,16 @@
           <w:lang w:val="en-GB"/>
         </w:rPr>
       </w:pPr>
+      <w:r>
+        <w:rPr>
+          <w:rFonts w:ascii="Helvetica" w:hAnsi="Helvetica"/>
+          <w:b/>
+          <w:bCs/>
+          <w:sz w:val="28"/>
+          <w:szCs w:val="28"/>
+          <w:lang w:val="en-GB"/>
+        </w:rPr>
+      </w:r>
       <w:r>
         <w:rPr>
           <w:rFonts w:ascii="Helvetica" w:hAnsi="Helvetica"/>
@@ -1847,6 +2229,16 @@
           <w:lang w:val="en-GB"/>
         </w:rPr>
       </w:r>
+      <w:r>
+        <w:rPr>
+          <w:rFonts w:ascii="Helvetica" w:hAnsi="Helvetica"/>
+          <w:b/>
+          <w:bCs/>
+          <w:sz w:val="28"/>
+          <w:szCs w:val="28"/>
+          <w:lang w:val="en-GB"/>
+        </w:rPr>
+      </w:r>
     </w:p>
     <w:p>
       <w:pPr>
@@ -1861,6 +2253,14 @@
           <w:lang w:val="en-GB"/>
         </w:rPr>
       </w:pPr>
+      <w:r>
+        <w:rPr>
+          <w:rFonts w:ascii="Consolas" w:hAnsi="Consolas"/>
+          <w:sz w:val="28"/>
+          <w:szCs w:val="28"/>
+          <w:lang w:val="en-GB"/>
+        </w:rPr>
+      </w:r>
       <w:r>
         <w:rPr>
           <w:rFonts w:ascii="Consolas" w:hAnsi="Consolas"/>
@@ -1906,19 +2306,35 @@
           <w:lang w:val="en-GB"/>
         </w:rPr>
       </w:r>
-    </w:p>
-    <w:p>
-      <w:pPr>
-        <w:pBdr/>
-        <w:spacing/>
-        <w:ind/>
+      <w:r>
         <w:rPr>
           <w:rFonts w:ascii="Consolas" w:hAnsi="Consolas"/>
           <w:sz w:val="28"/>
           <w:szCs w:val="28"/>
           <w:lang w:val="en-GB"/>
         </w:rPr>
-      </w:pPr>
+      </w:r>
+    </w:p>
+    <w:p>
+      <w:pPr>
+        <w:pBdr/>
+        <w:spacing/>
+        <w:ind/>
+        <w:rPr>
+          <w:rFonts w:ascii="Consolas" w:hAnsi="Consolas"/>
+          <w:sz w:val="28"/>
+          <w:szCs w:val="28"/>
+          <w:lang w:val="en-GB"/>
+        </w:rPr>
+      </w:pPr>
+      <w:r>
+        <w:rPr>
+          <w:rFonts w:ascii="Consolas" w:hAnsi="Consolas"/>
+          <w:sz w:val="28"/>
+          <w:szCs w:val="28"/>
+          <w:lang w:val="en-GB"/>
+        </w:rPr>
+      </w:r>
       <w:r>
         <w:rPr>
           <w:rFonts w:ascii="Consolas" w:hAnsi="Consolas"/>
@@ -1948,6 +2364,14 @@
           <w:lang w:val="en-GB"/>
         </w:rPr>
       </w:pPr>
+      <w:r>
+        <w:rPr>
+          <w:rFonts w:ascii="Consolas" w:hAnsi="Consolas"/>
+          <w:sz w:val="28"/>
+          <w:szCs w:val="28"/>
+          <w:lang w:val="en-GB"/>
+        </w:rPr>
+      </w:r>
       <w:r>
         <w:rPr>
           <w:rFonts w:ascii="Consolas" w:hAnsi="Consolas"/>
@@ -2049,7 +2473,7 @@
         </w:tcPr>
         <w:p>
           <w:pPr>
-            <w:pStyle w:val="799"/>
+            <w:pStyle w:val="1002"/>
             <w:pBdr/>
             <w:spacing/>
             <w:ind/>
@@ -2058,6 +2482,12 @@
               <w:sz w:val="18"/>
             </w:rPr>
           </w:pPr>
+          <w:r>
+            <w:rPr>
+              <w:caps/>
+              <w:sz w:val="18"/>
+            </w:rPr>
+          </w:r>
           <w:r>
             <w:rPr>
               <w:caps/>
@@ -2084,7 +2514,7 @@
         </w:tcPr>
         <w:p>
           <w:pPr>
-            <w:pStyle w:val="799"/>
+            <w:pStyle w:val="1002"/>
             <w:pBdr/>
             <w:spacing/>
             <w:ind/>
@@ -2094,6 +2524,12 @@
               <w:sz w:val="18"/>
             </w:rPr>
           </w:pPr>
+          <w:r>
+            <w:rPr>
+              <w:caps/>
+              <w:sz w:val="18"/>
+            </w:rPr>
+          </w:r>
           <w:r>
             <w:rPr>
               <w:caps/>
@@ -2121,7 +2557,7 @@
         </w:tcPr>
         <w:p>
           <w:pPr>
-            <w:pStyle w:val="796"/>
+            <w:pStyle w:val="999"/>
             <w:pBdr/>
             <w:spacing/>
             <w:ind/>
@@ -2221,6 +2657,16 @@
               <w:lang w:val="en-US"/>
             </w:rPr>
           </w:r>
+          <w:r>
+            <w:rPr>
+              <w:rFonts w:ascii="Helvetica" w:hAnsi="Helvetica" w:cs="Consolas"/>
+              <w:caps/>
+              <w:color w:val="808080" w:themeColor="background1" w:themeShade="80"/>
+              <w:sz w:val="18"/>
+              <w:szCs w:val="18"/>
+              <w:lang w:val="en-US"/>
+            </w:rPr>
+          </w:r>
         </w:p>
       </w:tc>
       <w:tc>
@@ -2231,7 +2677,7 @@
         </w:tcPr>
         <w:p>
           <w:pPr>
-            <w:pStyle w:val="796"/>
+            <w:pStyle w:val="999"/>
             <w:pBdr/>
             <w:spacing/>
             <w:ind/>
@@ -2296,13 +2742,21 @@
               <w:szCs w:val="18"/>
             </w:rPr>
           </w:r>
+          <w:r>
+            <w:rPr>
+              <w:caps/>
+              <w:color w:val="808080" w:themeColor="background1" w:themeShade="80"/>
+              <w:sz w:val="18"/>
+              <w:szCs w:val="18"/>
+            </w:rPr>
+          </w:r>
         </w:p>
       </w:tc>
     </w:tr>
   </w:tbl>
   <w:p>
     <w:pPr>
-      <w:pStyle w:val="796"/>
+      <w:pStyle w:val="999"/>
       <w:pBdr/>
       <w:spacing/>
       <w:ind w:right="360"/>
@@ -2310,6 +2764,11 @@
         <w:lang w:val="en-US"/>
       </w:rPr>
     </w:pPr>
+    <w:r>
+      <w:rPr>
+        <w:lang w:val="en-US"/>
+      </w:rPr>
+    </w:r>
     <w:r>
       <w:rPr>
         <w:lang w:val="en-US"/>
@@ -2339,48 +2798,53 @@
     <w:sdtContent>
       <w:p>
         <w:pPr>
-          <w:pStyle w:val="796"/>
+          <w:pStyle w:val="999"/>
           <w:framePr w:hAnchor="margin" w:vAnchor="text" w:wrap="none" w:xAlign="right" w:y="1"/>
           <w:pBdr/>
           <w:spacing/>
           <w:ind/>
           <w:rPr>
-            <w:rStyle w:val="798"/>
+            <w:rStyle w:val="1001"/>
           </w:rPr>
         </w:pPr>
         <w:r>
           <w:rPr>
-            <w:rStyle w:val="798"/>
+            <w:rStyle w:val="1001"/>
           </w:rPr>
           <w:fldChar w:fldCharType="begin"/>
         </w:r>
         <w:r>
           <w:rPr>
-            <w:rStyle w:val="798"/>
+            <w:rStyle w:val="1001"/>
           </w:rPr>
           <w:instrText xml:space="preserve"> PAGE </w:instrText>
         </w:r>
         <w:r>
           <w:rPr>
-            <w:rStyle w:val="798"/>
+            <w:rStyle w:val="1001"/>
           </w:rPr>
           <w:fldChar w:fldCharType="separate"/>
         </w:r>
         <w:r>
           <w:rPr>
-            <w:rStyle w:val="798"/>
+            <w:rStyle w:val="1001"/>
           </w:rPr>
           <w:t xml:space="preserve">1</w:t>
         </w:r>
         <w:r>
           <w:rPr>
-            <w:rStyle w:val="798"/>
+            <w:rStyle w:val="1001"/>
           </w:rPr>
           <w:fldChar w:fldCharType="end"/>
         </w:r>
         <w:r>
           <w:rPr>
-            <w:rStyle w:val="798"/>
+            <w:rStyle w:val="1001"/>
+          </w:rPr>
+        </w:r>
+        <w:r>
+          <w:rPr>
+            <w:rStyle w:val="1001"/>
           </w:rPr>
         </w:r>
       </w:p>
@@ -2388,7 +2852,7 @@
   </w:sdt>
   <w:p>
     <w:pPr>
-      <w:pStyle w:val="796"/>
+      <w:pStyle w:val="999"/>
       <w:pBdr/>
       <w:spacing/>
       <w:ind w:right="360"/>
@@ -2437,7 +2901,7 @@
 <w:hdr xmlns:wpc="http://schemas.microsoft.com/office/word/2010/wordprocessingCanvas" xmlns:mc="http://schemas.openxmlformats.org/markup-compatibility/2006" xmlns:o="urn:schemas-microsoft-com:office:office" xmlns:r="http://schemas.openxmlformats.org/officeDocument/2006/relationships" xmlns:m="http://schemas.openxmlformats.org/officeDocument/2006/math" xmlns:v="urn:schemas-microsoft-com:vml" xmlns:wp14="http://schemas.microsoft.com/office/word/2010/wordprocessingDrawing" xmlns:wp="http://schemas.openxmlformats.org/drawingml/2006/wordprocessingDrawing" xmlns:w10="urn:schemas-microsoft-com:office:word" xmlns:w="http://schemas.openxmlformats.org/wordprocessingml/2006/main" xmlns:w14="http://schemas.microsoft.com/office/word/2010/wordml" xmlns:w15="http://schemas.microsoft.com/office/word/2012/wordml" xmlns:wpg="http://schemas.microsoft.com/office/word/2010/wordprocessingGroup" xmlns:wpi="http://schemas.microsoft.com/office/word/2010/wordprocessingInk" xmlns:wne="http://schemas.microsoft.com/office/word/2006/wordml" xmlns:a="http://schemas.openxmlformats.org/drawingml/2006/main" xmlns:wps="http://schemas.microsoft.com/office/word/2010/wordprocessingShape" mc:Ignorable="w14 w15 wp14">
   <w:p>
     <w:pPr>
-      <w:pStyle w:val="799"/>
+      <w:pStyle w:val="1002"/>
       <w:pBdr/>
       <w:spacing/>
       <w:ind/>
@@ -3030,9 +3494,9 @@
     <w:lsdException w:name="Bibliography" w:uiPriority="37"/>
     <w:lsdException w:name="TOC Heading" w:uiPriority="39" w:qFormat="1"/>
   </w:latentStyles>
-  <w:style w:type="table" w:styleId="12">
+  <w:style w:type="table" w:styleId="810">
     <w:name w:val="Table Grid"/>
-    <w:basedOn w:val="791"/>
+    <w:basedOn w:val="994"/>
     <w:uiPriority w:val="59"/>
     <w:pPr>
       <w:pBdr/>
@@ -3229,9 +3693,9 @@
       </w:tcPr>
     </w:tblStylePr>
   </w:style>
-  <w:style w:type="table" w:styleId="13">
+  <w:style w:type="table" w:styleId="811">
     <w:name w:val="Table Grid Light"/>
-    <w:basedOn w:val="791"/>
+    <w:basedOn w:val="994"/>
     <w:uiPriority w:val="59"/>
     <w:pPr>
       <w:pBdr/>
@@ -3428,9 +3892,9 @@
       </w:tcPr>
     </w:tblStylePr>
   </w:style>
-  <w:style w:type="table" w:styleId="14">
+  <w:style w:type="table" w:styleId="812">
     <w:name w:val="Plain Table 1"/>
-    <w:basedOn w:val="791"/>
+    <w:basedOn w:val="994"/>
     <w:uiPriority w:val="59"/>
     <w:pPr>
       <w:pBdr/>
@@ -3653,9 +4117,9 @@
       </w:tcPr>
     </w:tblStylePr>
   </w:style>
-  <w:style w:type="table" w:styleId="15">
+  <w:style w:type="table" w:styleId="813">
     <w:name w:val="Plain Table 2"/>
-    <w:basedOn w:val="791"/>
+    <w:basedOn w:val="994"/>
     <w:uiPriority w:val="59"/>
     <w:pPr>
       <w:pBdr/>
@@ -3886,9 +4350,9 @@
       </w:tcPr>
     </w:tblStylePr>
   </w:style>
-  <w:style w:type="table" w:styleId="16">
+  <w:style w:type="table" w:styleId="814">
     <w:name w:val="Plain Table 3"/>
-    <w:basedOn w:val="791"/>
+    <w:basedOn w:val="994"/>
     <w:uiPriority w:val="99"/>
     <w:pPr>
       <w:pBdr/>
@@ -4116,9 +4580,9 @@
       </w:tcPr>
     </w:tblStylePr>
   </w:style>
-  <w:style w:type="table" w:styleId="17">
+  <w:style w:type="table" w:styleId="815">
     <w:name w:val="Plain Table 4"/>
-    <w:basedOn w:val="791"/>
+    <w:basedOn w:val="994"/>
     <w:uiPriority w:val="99"/>
     <w:pPr>
       <w:pBdr/>
@@ -4332,9 +4796,9 @@
       </w:tcPr>
     </w:tblStylePr>
   </w:style>
-  <w:style w:type="table" w:styleId="18">
+  <w:style w:type="table" w:styleId="816">
     <w:name w:val="Plain Table 5"/>
-    <w:basedOn w:val="791"/>
+    <w:basedOn w:val="994"/>
     <w:uiPriority w:val="99"/>
     <w:pPr>
       <w:pBdr/>
@@ -4565,9 +5029,9 @@
       </w:tcPr>
     </w:tblStylePr>
   </w:style>
-  <w:style w:type="table" w:styleId="19">
+  <w:style w:type="table" w:styleId="817">
     <w:name w:val="Grid Table 1 Light"/>
-    <w:basedOn w:val="791"/>
+    <w:basedOn w:val="994"/>
     <w:uiPriority w:val="99"/>
     <w:pPr>
       <w:pBdr/>
@@ -4788,9 +5252,9 @@
       </w:tcPr>
     </w:tblStylePr>
   </w:style>
-  <w:style w:type="table" w:styleId="20">
+  <w:style w:type="table" w:styleId="818">
     <w:name w:val="Grid Table 1 Light - Accent 1"/>
-    <w:basedOn w:val="791"/>
+    <w:basedOn w:val="994"/>
     <w:uiPriority w:val="99"/>
     <w:pPr>
       <w:pBdr/>
@@ -5011,9 +5475,9 @@
       </w:tcPr>
     </w:tblStylePr>
   </w:style>
-  <w:style w:type="table" w:styleId="21">
+  <w:style w:type="table" w:styleId="819">
     <w:name w:val="Grid Table 1 Light - Accent 2"/>
-    <w:basedOn w:val="791"/>
+    <w:basedOn w:val="994"/>
     <w:uiPriority w:val="99"/>
     <w:pPr>
       <w:pBdr/>
@@ -5234,9 +5698,9 @@
       </w:tcPr>
     </w:tblStylePr>
   </w:style>
-  <w:style w:type="table" w:styleId="22">
+  <w:style w:type="table" w:styleId="820">
     <w:name w:val="Grid Table 1 Light - Accent 3"/>
-    <w:basedOn w:val="791"/>
+    <w:basedOn w:val="994"/>
     <w:uiPriority w:val="99"/>
     <w:pPr>
       <w:pBdr/>
@@ -5457,9 +5921,9 @@
       </w:tcPr>
     </w:tblStylePr>
   </w:style>
-  <w:style w:type="table" w:styleId="23">
+  <w:style w:type="table" w:styleId="821">
     <w:name w:val="Grid Table 1 Light - Accent 4"/>
-    <w:basedOn w:val="791"/>
+    <w:basedOn w:val="994"/>
     <w:uiPriority w:val="99"/>
     <w:pPr>
       <w:pBdr/>
@@ -5680,9 +6144,9 @@
       </w:tcPr>
     </w:tblStylePr>
   </w:style>
-  <w:style w:type="table" w:styleId="24">
+  <w:style w:type="table" w:styleId="822">
     <w:name w:val="Grid Table 1 Light - Accent 5"/>
-    <w:basedOn w:val="791"/>
+    <w:basedOn w:val="994"/>
     <w:uiPriority w:val="99"/>
     <w:pPr>
       <w:pBdr/>
@@ -5903,9 +6367,9 @@
       </w:tcPr>
     </w:tblStylePr>
   </w:style>
-  <w:style w:type="table" w:styleId="25">
+  <w:style w:type="table" w:styleId="823">
     <w:name w:val="Grid Table 1 Light - Accent 6"/>
-    <w:basedOn w:val="791"/>
+    <w:basedOn w:val="994"/>
     <w:uiPriority w:val="99"/>
     <w:pPr>
       <w:pBdr/>
@@ -6126,9 +6590,9 @@
       </w:tcPr>
     </w:tblStylePr>
   </w:style>
-  <w:style w:type="table" w:styleId="26">
+  <w:style w:type="table" w:styleId="824">
     <w:name w:val="Grid Table 2"/>
-    <w:basedOn w:val="791"/>
+    <w:basedOn w:val="994"/>
     <w:uiPriority w:val="99"/>
     <w:pPr>
       <w:pBdr/>
@@ -6358,9 +6822,9 @@
       </w:tcPr>
     </w:tblStylePr>
   </w:style>
-  <w:style w:type="table" w:styleId="27">
+  <w:style w:type="table" w:styleId="825">
     <w:name w:val="Grid Table 2 - Accent 1"/>
-    <w:basedOn w:val="791"/>
+    <w:basedOn w:val="994"/>
     <w:uiPriority w:val="99"/>
     <w:pPr>
       <w:pBdr/>
@@ -6590,9 +7054,9 @@
       </w:tcPr>
     </w:tblStylePr>
   </w:style>
-  <w:style w:type="table" w:styleId="28">
+  <w:style w:type="table" w:styleId="826">
     <w:name w:val="Grid Table 2 - Accent 2"/>
-    <w:basedOn w:val="791"/>
+    <w:basedOn w:val="994"/>
     <w:uiPriority w:val="99"/>
     <w:pPr>
       <w:pBdr/>
@@ -6822,9 +7286,9 @@
       </w:tcPr>
     </w:tblStylePr>
   </w:style>
-  <w:style w:type="table" w:styleId="29">
+  <w:style w:type="table" w:styleId="827">
     <w:name w:val="Grid Table 2 - Accent 3"/>
-    <w:basedOn w:val="791"/>
+    <w:basedOn w:val="994"/>
     <w:uiPriority w:val="99"/>
     <w:pPr>
       <w:pBdr/>
@@ -7054,9 +7518,9 @@
       </w:tcPr>
     </w:tblStylePr>
   </w:style>
-  <w:style w:type="table" w:styleId="30">
+  <w:style w:type="table" w:styleId="828">
     <w:name w:val="Grid Table 2 - Accent 4"/>
-    <w:basedOn w:val="791"/>
+    <w:basedOn w:val="994"/>
     <w:uiPriority w:val="99"/>
     <w:pPr>
       <w:pBdr/>
@@ -7286,9 +7750,9 @@
       </w:tcPr>
     </w:tblStylePr>
   </w:style>
-  <w:style w:type="table" w:styleId="31">
+  <w:style w:type="table" w:styleId="829">
     <w:name w:val="Grid Table 2 - Accent 5"/>
-    <w:basedOn w:val="791"/>
+    <w:basedOn w:val="994"/>
     <w:uiPriority w:val="99"/>
     <w:pPr>
       <w:pBdr/>
@@ -7518,9 +7982,9 @@
       </w:tcPr>
     </w:tblStylePr>
   </w:style>
-  <w:style w:type="table" w:styleId="32">
+  <w:style w:type="table" w:styleId="830">
     <w:name w:val="Grid Table 2 - Accent 6"/>
-    <w:basedOn w:val="791"/>
+    <w:basedOn w:val="994"/>
     <w:uiPriority w:val="99"/>
     <w:pPr>
       <w:pBdr/>
@@ -7750,9 +8214,9 @@
       </w:tcPr>
     </w:tblStylePr>
   </w:style>
-  <w:style w:type="table" w:styleId="33">
+  <w:style w:type="table" w:styleId="831">
     <w:name w:val="Grid Table 3"/>
-    <w:basedOn w:val="791"/>
+    <w:basedOn w:val="994"/>
     <w:uiPriority w:val="99"/>
     <w:pPr>
       <w:pBdr/>
@@ -7851,29 +8315,6 @@
         <w:tblBorders/>
       </w:tblPr>
       <w:tcPr>
-        <w:shd w:color="ffffff"/>
-        <w:tcBorders>
-          <w:top w:val="none" w:color="000000" w:sz="4" w:space="0"/>
-          <w:left w:val="none" w:color="000000" w:sz="4" w:space="0"/>
-          <w:bottom w:val="none" w:color="000000" w:sz="4" w:space="0"/>
-          <w:right w:val="none" w:color="000000" w:sz="4" w:space="0"/>
-        </w:tcBorders>
-      </w:tcPr>
-    </w:tblStylePr>
-    <w:tblStylePr w:type="firstRow">
-      <w:rPr>
-        <w:b/>
-        <w:color w:val="404040"/>
-      </w:rPr>
-      <w:pPr>
-        <w:pBdr/>
-        <w:spacing/>
-        <w:ind/>
-      </w:pPr>
-      <w:tblPr>
-        <w:tblBorders/>
-      </w:tblPr>
-      <w:tcPr>
         <w:shd w:val="clear" w:color="ffffff"/>
         <w:tcBorders>
           <w:top w:val="none" w:color="000000" w:sz="4" w:space="0"/>
@@ -7883,30 +8324,7 @@
         </w:tcBorders>
       </w:tcPr>
     </w:tblStylePr>
-    <w:tblStylePr w:type="lastCol">
-      <w:rPr>
-        <w:i/>
-        <w:color w:val="404040"/>
-      </w:rPr>
-      <w:pPr>
-        <w:pBdr/>
-        <w:spacing/>
-        <w:ind/>
-      </w:pPr>
-      <w:tblPr>
-        <w:tblBorders/>
-      </w:tblPr>
-      <w:tcPr>
-        <w:shd w:color="ffffff"/>
-        <w:tcBorders>
-          <w:top w:val="none" w:color="000000" w:sz="4" w:space="0"/>
-          <w:left w:val="none" w:color="000000" w:sz="4" w:space="0"/>
-          <w:bottom w:val="none" w:color="000000" w:sz="4" w:space="0"/>
-          <w:right w:val="none" w:color="000000" w:sz="4" w:space="0"/>
-        </w:tcBorders>
-      </w:tcPr>
-    </w:tblStylePr>
-    <w:tblStylePr w:type="lastRow">
+    <w:tblStylePr w:type="firstRow">
       <w:rPr>
         <w:b/>
         <w:color w:val="404040"/>
@@ -7929,6 +8347,52 @@
         </w:tcBorders>
       </w:tcPr>
     </w:tblStylePr>
+    <w:tblStylePr w:type="lastCol">
+      <w:rPr>
+        <w:i/>
+        <w:color w:val="404040"/>
+      </w:rPr>
+      <w:pPr>
+        <w:pBdr/>
+        <w:spacing/>
+        <w:ind/>
+      </w:pPr>
+      <w:tblPr>
+        <w:tblBorders/>
+      </w:tblPr>
+      <w:tcPr>
+        <w:shd w:val="clear" w:color="ffffff"/>
+        <w:tcBorders>
+          <w:top w:val="none" w:color="000000" w:sz="4" w:space="0"/>
+          <w:left w:val="none" w:color="000000" w:sz="4" w:space="0"/>
+          <w:bottom w:val="none" w:color="000000" w:sz="4" w:space="0"/>
+          <w:right w:val="none" w:color="000000" w:sz="4" w:space="0"/>
+        </w:tcBorders>
+      </w:tcPr>
+    </w:tblStylePr>
+    <w:tblStylePr w:type="lastRow">
+      <w:rPr>
+        <w:b/>
+        <w:color w:val="404040"/>
+      </w:rPr>
+      <w:pPr>
+        <w:pBdr/>
+        <w:spacing/>
+        <w:ind/>
+      </w:pPr>
+      <w:tblPr>
+        <w:tblBorders/>
+      </w:tblPr>
+      <w:tcPr>
+        <w:shd w:val="clear" w:color="ffffff"/>
+        <w:tcBorders>
+          <w:top w:val="none" w:color="000000" w:sz="4" w:space="0"/>
+          <w:left w:val="none" w:color="000000" w:sz="4" w:space="0"/>
+          <w:bottom w:val="none" w:color="000000" w:sz="4" w:space="0"/>
+          <w:right w:val="none" w:color="000000" w:sz="4" w:space="0"/>
+        </w:tcBorders>
+      </w:tcPr>
+    </w:tblStylePr>
     <w:tblStylePr w:type="nwCell">
       <w:pPr>
         <w:pBdr/>
@@ -7995,9 +8459,9 @@
       </w:tcPr>
     </w:tblStylePr>
   </w:style>
-  <w:style w:type="table" w:styleId="34">
+  <w:style w:type="table" w:styleId="832">
     <w:name w:val="Grid Table 3 - Accent 1"/>
-    <w:basedOn w:val="791"/>
+    <w:basedOn w:val="994"/>
     <w:uiPriority w:val="99"/>
     <w:pPr>
       <w:pBdr/>
@@ -8096,29 +8560,6 @@
         <w:tblBorders/>
       </w:tblPr>
       <w:tcPr>
-        <w:shd w:color="ffffff"/>
-        <w:tcBorders>
-          <w:top w:val="none" w:color="000000" w:sz="4" w:space="0"/>
-          <w:left w:val="none" w:color="000000" w:sz="4" w:space="0"/>
-          <w:bottom w:val="none" w:color="000000" w:sz="4" w:space="0"/>
-          <w:right w:val="none" w:color="000000" w:sz="4" w:space="0"/>
-        </w:tcBorders>
-      </w:tcPr>
-    </w:tblStylePr>
-    <w:tblStylePr w:type="firstRow">
-      <w:rPr>
-        <w:b/>
-        <w:color w:val="404040"/>
-      </w:rPr>
-      <w:pPr>
-        <w:pBdr/>
-        <w:spacing/>
-        <w:ind/>
-      </w:pPr>
-      <w:tblPr>
-        <w:tblBorders/>
-      </w:tblPr>
-      <w:tcPr>
         <w:shd w:val="clear" w:color="ffffff"/>
         <w:tcBorders>
           <w:top w:val="none" w:color="000000" w:sz="4" w:space="0"/>
@@ -8128,30 +8569,7 @@
         </w:tcBorders>
       </w:tcPr>
     </w:tblStylePr>
-    <w:tblStylePr w:type="lastCol">
-      <w:rPr>
-        <w:i/>
-        <w:color w:val="404040"/>
-      </w:rPr>
-      <w:pPr>
-        <w:pBdr/>
-        <w:spacing/>
-        <w:ind/>
-      </w:pPr>
-      <w:tblPr>
-        <w:tblBorders/>
-      </w:tblPr>
-      <w:tcPr>
-        <w:shd w:color="ffffff"/>
-        <w:tcBorders>
-          <w:top w:val="none" w:color="000000" w:sz="4" w:space="0"/>
-          <w:left w:val="none" w:color="000000" w:sz="4" w:space="0"/>
-          <w:bottom w:val="none" w:color="000000" w:sz="4" w:space="0"/>
-          <w:right w:val="none" w:color="000000" w:sz="4" w:space="0"/>
-        </w:tcBorders>
-      </w:tcPr>
-    </w:tblStylePr>
-    <w:tblStylePr w:type="lastRow">
+    <w:tblStylePr w:type="firstRow">
       <w:rPr>
         <w:b/>
         <w:color w:val="404040"/>
@@ -8174,6 +8592,52 @@
         </w:tcBorders>
       </w:tcPr>
     </w:tblStylePr>
+    <w:tblStylePr w:type="lastCol">
+      <w:rPr>
+        <w:i/>
+        <w:color w:val="404040"/>
+      </w:rPr>
+      <w:pPr>
+        <w:pBdr/>
+        <w:spacing/>
+        <w:ind/>
+      </w:pPr>
+      <w:tblPr>
+        <w:tblBorders/>
+      </w:tblPr>
+      <w:tcPr>
+        <w:shd w:val="clear" w:color="ffffff"/>
+        <w:tcBorders>
+          <w:top w:val="none" w:color="000000" w:sz="4" w:space="0"/>
+          <w:left w:val="none" w:color="000000" w:sz="4" w:space="0"/>
+          <w:bottom w:val="none" w:color="000000" w:sz="4" w:space="0"/>
+          <w:right w:val="none" w:color="000000" w:sz="4" w:space="0"/>
+        </w:tcBorders>
+      </w:tcPr>
+    </w:tblStylePr>
+    <w:tblStylePr w:type="lastRow">
+      <w:rPr>
+        <w:b/>
+        <w:color w:val="404040"/>
+      </w:rPr>
+      <w:pPr>
+        <w:pBdr/>
+        <w:spacing/>
+        <w:ind/>
+      </w:pPr>
+      <w:tblPr>
+        <w:tblBorders/>
+      </w:tblPr>
+      <w:tcPr>
+        <w:shd w:val="clear" w:color="ffffff"/>
+        <w:tcBorders>
+          <w:top w:val="none" w:color="000000" w:sz="4" w:space="0"/>
+          <w:left w:val="none" w:color="000000" w:sz="4" w:space="0"/>
+          <w:bottom w:val="none" w:color="000000" w:sz="4" w:space="0"/>
+          <w:right w:val="none" w:color="000000" w:sz="4" w:space="0"/>
+        </w:tcBorders>
+      </w:tcPr>
+    </w:tblStylePr>
     <w:tblStylePr w:type="nwCell">
       <w:pPr>
         <w:pBdr/>
@@ -8240,9 +8704,9 @@
       </w:tcPr>
     </w:tblStylePr>
   </w:style>
-  <w:style w:type="table" w:styleId="35">
+  <w:style w:type="table" w:styleId="833">
     <w:name w:val="Grid Table 3 - Accent 2"/>
-    <w:basedOn w:val="791"/>
+    <w:basedOn w:val="994"/>
     <w:uiPriority w:val="99"/>
     <w:pPr>
       <w:pBdr/>
@@ -8341,29 +8805,6 @@
         <w:tblBorders/>
       </w:tblPr>
       <w:tcPr>
-        <w:shd w:color="ffffff"/>
-        <w:tcBorders>
-          <w:top w:val="none" w:color="000000" w:sz="4" w:space="0"/>
-          <w:left w:val="none" w:color="000000" w:sz="4" w:space="0"/>
-          <w:bottom w:val="none" w:color="000000" w:sz="4" w:space="0"/>
-          <w:right w:val="none" w:color="000000" w:sz="4" w:space="0"/>
-        </w:tcBorders>
-      </w:tcPr>
-    </w:tblStylePr>
-    <w:tblStylePr w:type="firstRow">
-      <w:rPr>
-        <w:b/>
-        <w:color w:val="404040"/>
-      </w:rPr>
-      <w:pPr>
-        <w:pBdr/>
-        <w:spacing/>
-        <w:ind/>
-      </w:pPr>
-      <w:tblPr>
-        <w:tblBorders/>
-      </w:tblPr>
-      <w:tcPr>
         <w:shd w:val="clear" w:color="ffffff"/>
         <w:tcBorders>
           <w:top w:val="none" w:color="000000" w:sz="4" w:space="0"/>
@@ -8373,30 +8814,7 @@
         </w:tcBorders>
       </w:tcPr>
     </w:tblStylePr>
-    <w:tblStylePr w:type="lastCol">
-      <w:rPr>
-        <w:i/>
-        <w:color w:val="404040"/>
-      </w:rPr>
-      <w:pPr>
-        <w:pBdr/>
-        <w:spacing/>
-        <w:ind/>
-      </w:pPr>
-      <w:tblPr>
-        <w:tblBorders/>
-      </w:tblPr>
-      <w:tcPr>
-        <w:shd w:color="ffffff"/>
-        <w:tcBorders>
-          <w:top w:val="none" w:color="000000" w:sz="4" w:space="0"/>
-          <w:left w:val="none" w:color="000000" w:sz="4" w:space="0"/>
-          <w:bottom w:val="none" w:color="000000" w:sz="4" w:space="0"/>
-          <w:right w:val="none" w:color="000000" w:sz="4" w:space="0"/>
-        </w:tcBorders>
-      </w:tcPr>
-    </w:tblStylePr>
-    <w:tblStylePr w:type="lastRow">
+    <w:tblStylePr w:type="firstRow">
       <w:rPr>
         <w:b/>
         <w:color w:val="404040"/>
@@ -8419,6 +8837,52 @@
         </w:tcBorders>
       </w:tcPr>
     </w:tblStylePr>
+    <w:tblStylePr w:type="lastCol">
+      <w:rPr>
+        <w:i/>
+        <w:color w:val="404040"/>
+      </w:rPr>
+      <w:pPr>
+        <w:pBdr/>
+        <w:spacing/>
+        <w:ind/>
+      </w:pPr>
+      <w:tblPr>
+        <w:tblBorders/>
+      </w:tblPr>
+      <w:tcPr>
+        <w:shd w:val="clear" w:color="ffffff"/>
+        <w:tcBorders>
+          <w:top w:val="none" w:color="000000" w:sz="4" w:space="0"/>
+          <w:left w:val="none" w:color="000000" w:sz="4" w:space="0"/>
+          <w:bottom w:val="none" w:color="000000" w:sz="4" w:space="0"/>
+          <w:right w:val="none" w:color="000000" w:sz="4" w:space="0"/>
+        </w:tcBorders>
+      </w:tcPr>
+    </w:tblStylePr>
+    <w:tblStylePr w:type="lastRow">
+      <w:rPr>
+        <w:b/>
+        <w:color w:val="404040"/>
+      </w:rPr>
+      <w:pPr>
+        <w:pBdr/>
+        <w:spacing/>
+        <w:ind/>
+      </w:pPr>
+      <w:tblPr>
+        <w:tblBorders/>
+      </w:tblPr>
+      <w:tcPr>
+        <w:shd w:val="clear" w:color="ffffff"/>
+        <w:tcBorders>
+          <w:top w:val="none" w:color="000000" w:sz="4" w:space="0"/>
+          <w:left w:val="none" w:color="000000" w:sz="4" w:space="0"/>
+          <w:bottom w:val="none" w:color="000000" w:sz="4" w:space="0"/>
+          <w:right w:val="none" w:color="000000" w:sz="4" w:space="0"/>
+        </w:tcBorders>
+      </w:tcPr>
+    </w:tblStylePr>
     <w:tblStylePr w:type="nwCell">
       <w:pPr>
         <w:pBdr/>
@@ -8485,9 +8949,9 @@
       </w:tcPr>
     </w:tblStylePr>
   </w:style>
-  <w:style w:type="table" w:styleId="36">
+  <w:style w:type="table" w:styleId="834">
     <w:name w:val="Grid Table 3 - Accent 3"/>
-    <w:basedOn w:val="791"/>
+    <w:basedOn w:val="994"/>
     <w:uiPriority w:val="99"/>
     <w:pPr>
       <w:pBdr/>
@@ -8586,29 +9050,6 @@
         <w:tblBorders/>
       </w:tblPr>
       <w:tcPr>
-        <w:shd w:color="ffffff"/>
-        <w:tcBorders>
-          <w:top w:val="none" w:color="000000" w:sz="4" w:space="0"/>
-          <w:left w:val="none" w:color="000000" w:sz="4" w:space="0"/>
-          <w:bottom w:val="none" w:color="000000" w:sz="4" w:space="0"/>
-          <w:right w:val="none" w:color="000000" w:sz="4" w:space="0"/>
-        </w:tcBorders>
-      </w:tcPr>
-    </w:tblStylePr>
-    <w:tblStylePr w:type="firstRow">
-      <w:rPr>
-        <w:b/>
-        <w:color w:val="404040"/>
-      </w:rPr>
-      <w:pPr>
-        <w:pBdr/>
-        <w:spacing/>
-        <w:ind/>
-      </w:pPr>
-      <w:tblPr>
-        <w:tblBorders/>
-      </w:tblPr>
-      <w:tcPr>
         <w:shd w:val="clear" w:color="ffffff"/>
         <w:tcBorders>
           <w:top w:val="none" w:color="000000" w:sz="4" w:space="0"/>
@@ -8618,30 +9059,7 @@
         </w:tcBorders>
       </w:tcPr>
     </w:tblStylePr>
-    <w:tblStylePr w:type="lastCol">
-      <w:rPr>
-        <w:i/>
-        <w:color w:val="404040"/>
-      </w:rPr>
-      <w:pPr>
-        <w:pBdr/>
-        <w:spacing/>
-        <w:ind/>
-      </w:pPr>
-      <w:tblPr>
-        <w:tblBorders/>
-      </w:tblPr>
-      <w:tcPr>
-        <w:shd w:color="ffffff"/>
-        <w:tcBorders>
-          <w:top w:val="none" w:color="000000" w:sz="4" w:space="0"/>
-          <w:left w:val="none" w:color="000000" w:sz="4" w:space="0"/>
-          <w:bottom w:val="none" w:color="000000" w:sz="4" w:space="0"/>
-          <w:right w:val="none" w:color="000000" w:sz="4" w:space="0"/>
-        </w:tcBorders>
-      </w:tcPr>
-    </w:tblStylePr>
-    <w:tblStylePr w:type="lastRow">
+    <w:tblStylePr w:type="firstRow">
       <w:rPr>
         <w:b/>
         <w:color w:val="404040"/>
@@ -8664,6 +9082,52 @@
         </w:tcBorders>
       </w:tcPr>
     </w:tblStylePr>
+    <w:tblStylePr w:type="lastCol">
+      <w:rPr>
+        <w:i/>
+        <w:color w:val="404040"/>
+      </w:rPr>
+      <w:pPr>
+        <w:pBdr/>
+        <w:spacing/>
+        <w:ind/>
+      </w:pPr>
+      <w:tblPr>
+        <w:tblBorders/>
+      </w:tblPr>
+      <w:tcPr>
+        <w:shd w:val="clear" w:color="ffffff"/>
+        <w:tcBorders>
+          <w:top w:val="none" w:color="000000" w:sz="4" w:space="0"/>
+          <w:left w:val="none" w:color="000000" w:sz="4" w:space="0"/>
+          <w:bottom w:val="none" w:color="000000" w:sz="4" w:space="0"/>
+          <w:right w:val="none" w:color="000000" w:sz="4" w:space="0"/>
+        </w:tcBorders>
+      </w:tcPr>
+    </w:tblStylePr>
+    <w:tblStylePr w:type="lastRow">
+      <w:rPr>
+        <w:b/>
+        <w:color w:val="404040"/>
+      </w:rPr>
+      <w:pPr>
+        <w:pBdr/>
+        <w:spacing/>
+        <w:ind/>
+      </w:pPr>
+      <w:tblPr>
+        <w:tblBorders/>
+      </w:tblPr>
+      <w:tcPr>
+        <w:shd w:val="clear" w:color="ffffff"/>
+        <w:tcBorders>
+          <w:top w:val="none" w:color="000000" w:sz="4" w:space="0"/>
+          <w:left w:val="none" w:color="000000" w:sz="4" w:space="0"/>
+          <w:bottom w:val="none" w:color="000000" w:sz="4" w:space="0"/>
+          <w:right w:val="none" w:color="000000" w:sz="4" w:space="0"/>
+        </w:tcBorders>
+      </w:tcPr>
+    </w:tblStylePr>
     <w:tblStylePr w:type="nwCell">
       <w:pPr>
         <w:pBdr/>
@@ -8730,9 +9194,9 @@
       </w:tcPr>
     </w:tblStylePr>
   </w:style>
-  <w:style w:type="table" w:styleId="37">
+  <w:style w:type="table" w:styleId="835">
     <w:name w:val="Grid Table 3 - Accent 4"/>
-    <w:basedOn w:val="791"/>
+    <w:basedOn w:val="994"/>
     <w:uiPriority w:val="99"/>
     <w:pPr>
       <w:pBdr/>
@@ -8831,29 +9295,6 @@
         <w:tblBorders/>
       </w:tblPr>
       <w:tcPr>
-        <w:shd w:color="ffffff"/>
-        <w:tcBorders>
-          <w:top w:val="none" w:color="000000" w:sz="4" w:space="0"/>
-          <w:left w:val="none" w:color="000000" w:sz="4" w:space="0"/>
-          <w:bottom w:val="none" w:color="000000" w:sz="4" w:space="0"/>
-          <w:right w:val="none" w:color="000000" w:sz="4" w:space="0"/>
-        </w:tcBorders>
-      </w:tcPr>
-    </w:tblStylePr>
-    <w:tblStylePr w:type="firstRow">
-      <w:rPr>
-        <w:b/>
-        <w:color w:val="404040"/>
-      </w:rPr>
-      <w:pPr>
-        <w:pBdr/>
-        <w:spacing/>
-        <w:ind/>
-      </w:pPr>
-      <w:tblPr>
-        <w:tblBorders/>
-      </w:tblPr>
-      <w:tcPr>
         <w:shd w:val="clear" w:color="ffffff"/>
         <w:tcBorders>
           <w:top w:val="none" w:color="000000" w:sz="4" w:space="0"/>
@@ -8863,30 +9304,7 @@
         </w:tcBorders>
       </w:tcPr>
     </w:tblStylePr>
-    <w:tblStylePr w:type="lastCol">
-      <w:rPr>
-        <w:i/>
-        <w:color w:val="404040"/>
-      </w:rPr>
-      <w:pPr>
-        <w:pBdr/>
-        <w:spacing/>
-        <w:ind/>
-      </w:pPr>
-      <w:tblPr>
-        <w:tblBorders/>
-      </w:tblPr>
-      <w:tcPr>
-        <w:shd w:color="ffffff"/>
-        <w:tcBorders>
-          <w:top w:val="none" w:color="000000" w:sz="4" w:space="0"/>
-          <w:left w:val="none" w:color="000000" w:sz="4" w:space="0"/>
-          <w:bottom w:val="none" w:color="000000" w:sz="4" w:space="0"/>
-          <w:right w:val="none" w:color="000000" w:sz="4" w:space="0"/>
-        </w:tcBorders>
-      </w:tcPr>
-    </w:tblStylePr>
-    <w:tblStylePr w:type="lastRow">
+    <w:tblStylePr w:type="firstRow">
       <w:rPr>
         <w:b/>
         <w:color w:val="404040"/>
@@ -8909,6 +9327,52 @@
         </w:tcBorders>
       </w:tcPr>
     </w:tblStylePr>
+    <w:tblStylePr w:type="lastCol">
+      <w:rPr>
+        <w:i/>
+        <w:color w:val="404040"/>
+      </w:rPr>
+      <w:pPr>
+        <w:pBdr/>
+        <w:spacing/>
+        <w:ind/>
+      </w:pPr>
+      <w:tblPr>
+        <w:tblBorders/>
+      </w:tblPr>
+      <w:tcPr>
+        <w:shd w:val="clear" w:color="ffffff"/>
+        <w:tcBorders>
+          <w:top w:val="none" w:color="000000" w:sz="4" w:space="0"/>
+          <w:left w:val="none" w:color="000000" w:sz="4" w:space="0"/>
+          <w:bottom w:val="none" w:color="000000" w:sz="4" w:space="0"/>
+          <w:right w:val="none" w:color="000000" w:sz="4" w:space="0"/>
+        </w:tcBorders>
+      </w:tcPr>
+    </w:tblStylePr>
+    <w:tblStylePr w:type="lastRow">
+      <w:rPr>
+        <w:b/>
+        <w:color w:val="404040"/>
+      </w:rPr>
+      <w:pPr>
+        <w:pBdr/>
+        <w:spacing/>
+        <w:ind/>
+      </w:pPr>
+      <w:tblPr>
+        <w:tblBorders/>
+      </w:tblPr>
+      <w:tcPr>
+        <w:shd w:val="clear" w:color="ffffff"/>
+        <w:tcBorders>
+          <w:top w:val="none" w:color="000000" w:sz="4" w:space="0"/>
+          <w:left w:val="none" w:color="000000" w:sz="4" w:space="0"/>
+          <w:bottom w:val="none" w:color="000000" w:sz="4" w:space="0"/>
+          <w:right w:val="none" w:color="000000" w:sz="4" w:space="0"/>
+        </w:tcBorders>
+      </w:tcPr>
+    </w:tblStylePr>
     <w:tblStylePr w:type="nwCell">
       <w:pPr>
         <w:pBdr/>
@@ -8975,9 +9439,9 @@
       </w:tcPr>
     </w:tblStylePr>
   </w:style>
-  <w:style w:type="table" w:styleId="38">
+  <w:style w:type="table" w:styleId="836">
     <w:name w:val="Grid Table 3 - Accent 5"/>
-    <w:basedOn w:val="791"/>
+    <w:basedOn w:val="994"/>
     <w:uiPriority w:val="99"/>
     <w:pPr>
       <w:pBdr/>
@@ -9076,29 +9540,6 @@
         <w:tblBorders/>
       </w:tblPr>
       <w:tcPr>
-        <w:shd w:color="ffffff"/>
-        <w:tcBorders>
-          <w:top w:val="none" w:color="000000" w:sz="4" w:space="0"/>
-          <w:left w:val="none" w:color="000000" w:sz="4" w:space="0"/>
-          <w:bottom w:val="none" w:color="000000" w:sz="4" w:space="0"/>
-          <w:right w:val="none" w:color="000000" w:sz="4" w:space="0"/>
-        </w:tcBorders>
-      </w:tcPr>
-    </w:tblStylePr>
-    <w:tblStylePr w:type="firstRow">
-      <w:rPr>
-        <w:b/>
-        <w:color w:val="404040"/>
-      </w:rPr>
-      <w:pPr>
-        <w:pBdr/>
-        <w:spacing/>
-        <w:ind/>
-      </w:pPr>
-      <w:tblPr>
-        <w:tblBorders/>
-      </w:tblPr>
-      <w:tcPr>
         <w:shd w:val="clear" w:color="ffffff"/>
         <w:tcBorders>
           <w:top w:val="none" w:color="000000" w:sz="4" w:space="0"/>
@@ -9108,30 +9549,7 @@
         </w:tcBorders>
       </w:tcPr>
     </w:tblStylePr>
-    <w:tblStylePr w:type="lastCol">
-      <w:rPr>
-        <w:i/>
-        <w:color w:val="404040"/>
-      </w:rPr>
-      <w:pPr>
-        <w:pBdr/>
-        <w:spacing/>
-        <w:ind/>
-      </w:pPr>
-      <w:tblPr>
-        <w:tblBorders/>
-      </w:tblPr>
-      <w:tcPr>
-        <w:shd w:color="ffffff"/>
-        <w:tcBorders>
-          <w:top w:val="none" w:color="000000" w:sz="4" w:space="0"/>
-          <w:left w:val="none" w:color="000000" w:sz="4" w:space="0"/>
-          <w:bottom w:val="none" w:color="000000" w:sz="4" w:space="0"/>
-          <w:right w:val="none" w:color="000000" w:sz="4" w:space="0"/>
-        </w:tcBorders>
-      </w:tcPr>
-    </w:tblStylePr>
-    <w:tblStylePr w:type="lastRow">
+    <w:tblStylePr w:type="firstRow">
       <w:rPr>
         <w:b/>
         <w:color w:val="404040"/>
@@ -9154,6 +9572,52 @@
         </w:tcBorders>
       </w:tcPr>
     </w:tblStylePr>
+    <w:tblStylePr w:type="lastCol">
+      <w:rPr>
+        <w:i/>
+        <w:color w:val="404040"/>
+      </w:rPr>
+      <w:pPr>
+        <w:pBdr/>
+        <w:spacing/>
+        <w:ind/>
+      </w:pPr>
+      <w:tblPr>
+        <w:tblBorders/>
+      </w:tblPr>
+      <w:tcPr>
+        <w:shd w:val="clear" w:color="ffffff"/>
+        <w:tcBorders>
+          <w:top w:val="none" w:color="000000" w:sz="4" w:space="0"/>
+          <w:left w:val="none" w:color="000000" w:sz="4" w:space="0"/>
+          <w:bottom w:val="none" w:color="000000" w:sz="4" w:space="0"/>
+          <w:right w:val="none" w:color="000000" w:sz="4" w:space="0"/>
+        </w:tcBorders>
+      </w:tcPr>
+    </w:tblStylePr>
+    <w:tblStylePr w:type="lastRow">
+      <w:rPr>
+        <w:b/>
+        <w:color w:val="404040"/>
+      </w:rPr>
+      <w:pPr>
+        <w:pBdr/>
+        <w:spacing/>
+        <w:ind/>
+      </w:pPr>
+      <w:tblPr>
+        <w:tblBorders/>
+      </w:tblPr>
+      <w:tcPr>
+        <w:shd w:val="clear" w:color="ffffff"/>
+        <w:tcBorders>
+          <w:top w:val="none" w:color="000000" w:sz="4" w:space="0"/>
+          <w:left w:val="none" w:color="000000" w:sz="4" w:space="0"/>
+          <w:bottom w:val="none" w:color="000000" w:sz="4" w:space="0"/>
+          <w:right w:val="none" w:color="000000" w:sz="4" w:space="0"/>
+        </w:tcBorders>
+      </w:tcPr>
+    </w:tblStylePr>
     <w:tblStylePr w:type="nwCell">
       <w:pPr>
         <w:pBdr/>
@@ -9220,9 +9684,9 @@
       </w:tcPr>
     </w:tblStylePr>
   </w:style>
-  <w:style w:type="table" w:styleId="39">
+  <w:style w:type="table" w:styleId="837">
     <w:name w:val="Grid Table 3 - Accent 6"/>
-    <w:basedOn w:val="791"/>
+    <w:basedOn w:val="994"/>
     <w:uiPriority w:val="99"/>
     <w:pPr>
       <w:pBdr/>
@@ -9321,29 +9785,6 @@
         <w:tblBorders/>
       </w:tblPr>
       <w:tcPr>
-        <w:shd w:color="ffffff"/>
-        <w:tcBorders>
-          <w:top w:val="none" w:color="000000" w:sz="4" w:space="0"/>
-          <w:left w:val="none" w:color="000000" w:sz="4" w:space="0"/>
-          <w:bottom w:val="none" w:color="000000" w:sz="4" w:space="0"/>
-          <w:right w:val="none" w:color="000000" w:sz="4" w:space="0"/>
-        </w:tcBorders>
-      </w:tcPr>
-    </w:tblStylePr>
-    <w:tblStylePr w:type="firstRow">
-      <w:rPr>
-        <w:b/>
-        <w:color w:val="404040"/>
-      </w:rPr>
-      <w:pPr>
-        <w:pBdr/>
-        <w:spacing/>
-        <w:ind/>
-      </w:pPr>
-      <w:tblPr>
-        <w:tblBorders/>
-      </w:tblPr>
-      <w:tcPr>
         <w:shd w:val="clear" w:color="ffffff"/>
         <w:tcBorders>
           <w:top w:val="none" w:color="000000" w:sz="4" w:space="0"/>
@@ -9353,30 +9794,7 @@
         </w:tcBorders>
       </w:tcPr>
     </w:tblStylePr>
-    <w:tblStylePr w:type="lastCol">
-      <w:rPr>
-        <w:i/>
-        <w:color w:val="404040"/>
-      </w:rPr>
-      <w:pPr>
-        <w:pBdr/>
-        <w:spacing/>
-        <w:ind/>
-      </w:pPr>
-      <w:tblPr>
-        <w:tblBorders/>
-      </w:tblPr>
-      <w:tcPr>
-        <w:shd w:color="ffffff"/>
-        <w:tcBorders>
-          <w:top w:val="none" w:color="000000" w:sz="4" w:space="0"/>
-          <w:left w:val="none" w:color="000000" w:sz="4" w:space="0"/>
-          <w:bottom w:val="none" w:color="000000" w:sz="4" w:space="0"/>
-          <w:right w:val="none" w:color="000000" w:sz="4" w:space="0"/>
-        </w:tcBorders>
-      </w:tcPr>
-    </w:tblStylePr>
-    <w:tblStylePr w:type="lastRow">
+    <w:tblStylePr w:type="firstRow">
       <w:rPr>
         <w:b/>
         <w:color w:val="404040"/>
@@ -9399,6 +9817,52 @@
         </w:tcBorders>
       </w:tcPr>
     </w:tblStylePr>
+    <w:tblStylePr w:type="lastCol">
+      <w:rPr>
+        <w:i/>
+        <w:color w:val="404040"/>
+      </w:rPr>
+      <w:pPr>
+        <w:pBdr/>
+        <w:spacing/>
+        <w:ind/>
+      </w:pPr>
+      <w:tblPr>
+        <w:tblBorders/>
+      </w:tblPr>
+      <w:tcPr>
+        <w:shd w:val="clear" w:color="ffffff"/>
+        <w:tcBorders>
+          <w:top w:val="none" w:color="000000" w:sz="4" w:space="0"/>
+          <w:left w:val="none" w:color="000000" w:sz="4" w:space="0"/>
+          <w:bottom w:val="none" w:color="000000" w:sz="4" w:space="0"/>
+          <w:right w:val="none" w:color="000000" w:sz="4" w:space="0"/>
+        </w:tcBorders>
+      </w:tcPr>
+    </w:tblStylePr>
+    <w:tblStylePr w:type="lastRow">
+      <w:rPr>
+        <w:b/>
+        <w:color w:val="404040"/>
+      </w:rPr>
+      <w:pPr>
+        <w:pBdr/>
+        <w:spacing/>
+        <w:ind/>
+      </w:pPr>
+      <w:tblPr>
+        <w:tblBorders/>
+      </w:tblPr>
+      <w:tcPr>
+        <w:shd w:val="clear" w:color="ffffff"/>
+        <w:tcBorders>
+          <w:top w:val="none" w:color="000000" w:sz="4" w:space="0"/>
+          <w:left w:val="none" w:color="000000" w:sz="4" w:space="0"/>
+          <w:bottom w:val="none" w:color="000000" w:sz="4" w:space="0"/>
+          <w:right w:val="none" w:color="000000" w:sz="4" w:space="0"/>
+        </w:tcBorders>
+      </w:tcPr>
+    </w:tblStylePr>
     <w:tblStylePr w:type="nwCell">
       <w:pPr>
         <w:pBdr/>
@@ -9465,9 +9929,9 @@
       </w:tcPr>
     </w:tblStylePr>
   </w:style>
-  <w:style w:type="table" w:styleId="40">
+  <w:style w:type="table" w:styleId="838">
     <w:name w:val="Grid Table 4"/>
-    <w:basedOn w:val="791"/>
+    <w:basedOn w:val="994"/>
     <w:uiPriority w:val="59"/>
     <w:pPr>
       <w:pBdr/>
@@ -9698,9 +10162,9 @@
       </w:tcPr>
     </w:tblStylePr>
   </w:style>
-  <w:style w:type="table" w:styleId="41">
+  <w:style w:type="table" w:styleId="839">
     <w:name w:val="Grid Table 4 - Accent 1"/>
-    <w:basedOn w:val="791"/>
+    <w:basedOn w:val="994"/>
     <w:uiPriority w:val="59"/>
     <w:pPr>
       <w:pBdr/>
@@ -9931,9 +10395,9 @@
       </w:tcPr>
     </w:tblStylePr>
   </w:style>
-  <w:style w:type="table" w:styleId="42">
+  <w:style w:type="table" w:styleId="840">
     <w:name w:val="Grid Table 4 - Accent 2"/>
-    <w:basedOn w:val="791"/>
+    <w:basedOn w:val="994"/>
     <w:uiPriority w:val="59"/>
     <w:pPr>
       <w:pBdr/>
@@ -10164,9 +10628,9 @@
       </w:tcPr>
     </w:tblStylePr>
   </w:style>
-  <w:style w:type="table" w:styleId="43">
+  <w:style w:type="table" w:styleId="841">
     <w:name w:val="Grid Table 4 - Accent 3"/>
-    <w:basedOn w:val="791"/>
+    <w:basedOn w:val="994"/>
     <w:uiPriority w:val="59"/>
     <w:pPr>
       <w:pBdr/>
@@ -10397,9 +10861,9 @@
       </w:tcPr>
     </w:tblStylePr>
   </w:style>
-  <w:style w:type="table" w:styleId="44">
+  <w:style w:type="table" w:styleId="842">
     <w:name w:val="Grid Table 4 - Accent 4"/>
-    <w:basedOn w:val="791"/>
+    <w:basedOn w:val="994"/>
     <w:uiPriority w:val="59"/>
     <w:pPr>
       <w:pBdr/>
@@ -10630,9 +11094,9 @@
       </w:tcPr>
     </w:tblStylePr>
   </w:style>
-  <w:style w:type="table" w:styleId="45">
+  <w:style w:type="table" w:styleId="843">
     <w:name w:val="Grid Table 4 - Accent 5"/>
-    <w:basedOn w:val="791"/>
+    <w:basedOn w:val="994"/>
     <w:uiPriority w:val="59"/>
     <w:pPr>
       <w:pBdr/>
@@ -10863,9 +11327,9 @@
       </w:tcPr>
     </w:tblStylePr>
   </w:style>
-  <w:style w:type="table" w:styleId="46">
+  <w:style w:type="table" w:styleId="844">
     <w:name w:val="Grid Table 4 - Accent 6"/>
-    <w:basedOn w:val="791"/>
+    <w:basedOn w:val="994"/>
     <w:uiPriority w:val="59"/>
     <w:pPr>
       <w:pBdr/>
@@ -11096,9 +11560,9 @@
       </w:tcPr>
     </w:tblStylePr>
   </w:style>
-  <w:style w:type="table" w:styleId="47">
+  <w:style w:type="table" w:styleId="845">
     <w:name w:val="Grid Table 5 Dark"/>
-    <w:basedOn w:val="791"/>
+    <w:basedOn w:val="994"/>
     <w:uiPriority w:val="99"/>
     <w:pPr>
       <w:pBdr/>
@@ -11324,9 +11788,9 @@
       </w:tcPr>
     </w:tblStylePr>
   </w:style>
-  <w:style w:type="table" w:styleId="48">
+  <w:style w:type="table" w:styleId="846">
     <w:name w:val="Grid Table 5 Dark- Accent 1"/>
-    <w:basedOn w:val="791"/>
+    <w:basedOn w:val="994"/>
     <w:uiPriority w:val="99"/>
     <w:pPr>
       <w:pBdr/>
@@ -11552,9 +12016,9 @@
       </w:tcPr>
     </w:tblStylePr>
   </w:style>
-  <w:style w:type="table" w:styleId="49">
+  <w:style w:type="table" w:styleId="847">
     <w:name w:val="Grid Table 5 Dark - Accent 2"/>
-    <w:basedOn w:val="791"/>
+    <w:basedOn w:val="994"/>
     <w:uiPriority w:val="99"/>
     <w:pPr>
       <w:pBdr/>
@@ -11780,9 +12244,9 @@
       </w:tcPr>
     </w:tblStylePr>
   </w:style>
-  <w:style w:type="table" w:styleId="50">
+  <w:style w:type="table" w:styleId="848">
     <w:name w:val="Grid Table 5 Dark - Accent 3"/>
-    <w:basedOn w:val="791"/>
+    <w:basedOn w:val="994"/>
     <w:uiPriority w:val="99"/>
     <w:pPr>
       <w:pBdr/>
@@ -12008,9 +12472,9 @@
       </w:tcPr>
     </w:tblStylePr>
   </w:style>
-  <w:style w:type="table" w:styleId="51">
+  <w:style w:type="table" w:styleId="849">
     <w:name w:val="Grid Table 5 Dark- Accent 4"/>
-    <w:basedOn w:val="791"/>
+    <w:basedOn w:val="994"/>
     <w:uiPriority w:val="99"/>
     <w:pPr>
       <w:pBdr/>
@@ -12236,9 +12700,9 @@
       </w:tcPr>
     </w:tblStylePr>
   </w:style>
-  <w:style w:type="table" w:styleId="52">
+  <w:style w:type="table" w:styleId="850">
     <w:name w:val="Grid Table 5 Dark - Accent 5"/>
-    <w:basedOn w:val="791"/>
+    <w:basedOn w:val="994"/>
     <w:uiPriority w:val="99"/>
     <w:pPr>
       <w:pBdr/>
@@ -12464,9 +12928,9 @@
       </w:tcPr>
     </w:tblStylePr>
   </w:style>
-  <w:style w:type="table" w:styleId="53">
+  <w:style w:type="table" w:styleId="851">
     <w:name w:val="Grid Table 5 Dark - Accent 6"/>
-    <w:basedOn w:val="791"/>
+    <w:basedOn w:val="994"/>
     <w:uiPriority w:val="99"/>
     <w:pPr>
       <w:pBdr/>
@@ -12692,9 +13156,9 @@
       </w:tcPr>
     </w:tblStylePr>
   </w:style>
-  <w:style w:type="table" w:styleId="54">
+  <w:style w:type="table" w:styleId="852">
     <w:name w:val="Grid Table 6 Colorful"/>
-    <w:basedOn w:val="791"/>
+    <w:basedOn w:val="994"/>
     <w:uiPriority w:val="99"/>
     <w:pPr>
       <w:pBdr/>
@@ -12922,9 +13386,9 @@
       </w:tcPr>
     </w:tblStylePr>
   </w:style>
-  <w:style w:type="table" w:styleId="55">
+  <w:style w:type="table" w:styleId="853">
     <w:name w:val="Grid Table 6 Colorful - Accent 1"/>
-    <w:basedOn w:val="791"/>
+    <w:basedOn w:val="994"/>
     <w:uiPriority w:val="99"/>
     <w:pPr>
       <w:pBdr/>
@@ -13152,9 +13616,9 @@
       </w:tcPr>
     </w:tblStylePr>
   </w:style>
-  <w:style w:type="table" w:styleId="56">
+  <w:style w:type="table" w:styleId="854">
     <w:name w:val="Grid Table 6 Colorful - Accent 2"/>
-    <w:basedOn w:val="791"/>
+    <w:basedOn w:val="994"/>
     <w:uiPriority w:val="99"/>
     <w:pPr>
       <w:pBdr/>
@@ -13382,9 +13846,9 @@
       </w:tcPr>
     </w:tblStylePr>
   </w:style>
-  <w:style w:type="table" w:styleId="57">
+  <w:style w:type="table" w:styleId="855">
     <w:name w:val="Grid Table 6 Colorful - Accent 3"/>
-    <w:basedOn w:val="791"/>
+    <w:basedOn w:val="994"/>
     <w:uiPriority w:val="99"/>
     <w:pPr>
       <w:pBdr/>
@@ -13612,9 +14076,9 @@
       </w:tcPr>
     </w:tblStylePr>
   </w:style>
-  <w:style w:type="table" w:styleId="58">
+  <w:style w:type="table" w:styleId="856">
     <w:name w:val="Grid Table 6 Colorful - Accent 4"/>
-    <w:basedOn w:val="791"/>
+    <w:basedOn w:val="994"/>
     <w:uiPriority w:val="99"/>
     <w:pPr>
       <w:pBdr/>
@@ -13842,9 +14306,9 @@
       </w:tcPr>
     </w:tblStylePr>
   </w:style>
-  <w:style w:type="table" w:styleId="59">
+  <w:style w:type="table" w:styleId="857">
     <w:name w:val="Grid Table 6 Colorful - Accent 5"/>
-    <w:basedOn w:val="791"/>
+    <w:basedOn w:val="994"/>
     <w:uiPriority w:val="99"/>
     <w:pPr>
       <w:pBdr/>
@@ -14072,9 +14536,9 @@
       </w:tcPr>
     </w:tblStylePr>
   </w:style>
-  <w:style w:type="table" w:styleId="60">
+  <w:style w:type="table" w:styleId="858">
     <w:name w:val="Grid Table 6 Colorful - Accent 6"/>
-    <w:basedOn w:val="791"/>
+    <w:basedOn w:val="994"/>
     <w:uiPriority w:val="99"/>
     <w:pPr>
       <w:pBdr/>
@@ -14302,9 +14766,9 @@
       </w:tcPr>
     </w:tblStylePr>
   </w:style>
-  <w:style w:type="table" w:styleId="61">
+  <w:style w:type="table" w:styleId="859">
     <w:name w:val="Grid Table 7 Colorful"/>
-    <w:basedOn w:val="791"/>
+    <w:basedOn w:val="994"/>
     <w:uiPriority w:val="99"/>
     <w:pPr>
       <w:pBdr/>
@@ -14406,11 +14870,11 @@
         <w:tblBorders/>
       </w:tblPr>
       <w:tcPr>
-        <w:shd w:color="ffffff"/>
+        <w:shd w:val="clear" w:color="ffffff"/>
         <w:tcBorders>
-          <w:top w:val="none"/>
-          <w:left w:val="none"/>
-          <w:bottom w:val="none"/>
+          <w:top w:val="none" w:color="000000" w:sz="4" w:space="0"/>
+          <w:left w:val="none" w:color="000000" w:sz="4" w:space="0"/>
+          <w:bottom w:val="none" w:color="000000" w:sz="4" w:space="0"/>
           <w:right w:val="single" w:color="000000" w:themeColor="text1" w:themeTint="80" w:sz="4" w:space="0"/>
         </w:tcBorders>
       </w:tcPr>
@@ -14433,10 +14897,10 @@
       <w:tcPr>
         <w:shd w:val="clear" w:color="ffffff" w:themeColor="light1" w:fill="ffffff" w:themeFill="light1"/>
         <w:tcBorders>
-          <w:top w:val="none"/>
-          <w:left w:val="none"/>
+          <w:top w:val="none" w:color="000000" w:sz="4" w:space="0"/>
+          <w:left w:val="none" w:color="000000" w:sz="4" w:space="0"/>
           <w:bottom w:val="single" w:color="000000" w:themeColor="text1" w:themeTint="80" w:sz="4" w:space="0"/>
-          <w:right w:val="none"/>
+          <w:right w:val="none" w:color="000000" w:sz="4" w:space="0"/>
         </w:tcBorders>
       </w:tcPr>
     </w:tblStylePr>
@@ -14456,12 +14920,12 @@
         <w:tblBorders/>
       </w:tblPr>
       <w:tcPr>
-        <w:shd w:color="ffffff"/>
+        <w:shd w:val="clear" w:color="ffffff"/>
         <w:tcBorders>
-          <w:top w:val="none"/>
+          <w:top w:val="none" w:color="000000" w:sz="4" w:space="0"/>
           <w:left w:val="single" w:color="000000" w:themeColor="text1" w:themeTint="80" w:sz="4" w:space="0"/>
-          <w:bottom w:val="none"/>
-          <w:right w:val="none"/>
+          <w:bottom w:val="none" w:color="000000" w:sz="4" w:space="0"/>
+          <w:right w:val="none" w:color="000000" w:sz="4" w:space="0"/>
         </w:tcBorders>
       </w:tcPr>
     </w:tblStylePr>
@@ -14484,9 +14948,9 @@
         <w:shd w:val="clear" w:color="ffffff" w:themeColor="light1" w:fill="ffffff" w:themeFill="light1"/>
         <w:tcBorders>
           <w:top w:val="single" w:color="000000" w:themeColor="text1" w:themeTint="80" w:sz="4" w:space="0"/>
-          <w:left w:val="none"/>
-          <w:bottom w:val="none"/>
-          <w:right w:val="none"/>
+          <w:left w:val="none" w:color="000000" w:sz="4" w:space="0"/>
+          <w:bottom w:val="none" w:color="000000" w:sz="4" w:space="0"/>
+          <w:right w:val="none" w:color="000000" w:sz="4" w:space="0"/>
         </w:tcBorders>
       </w:tcPr>
     </w:tblStylePr>
@@ -14556,9 +15020,9 @@
       </w:tcPr>
     </w:tblStylePr>
   </w:style>
-  <w:style w:type="table" w:styleId="62">
+  <w:style w:type="table" w:styleId="860">
     <w:name w:val="Grid Table 7 Colorful - Accent 1"/>
-    <w:basedOn w:val="791"/>
+    <w:basedOn w:val="994"/>
     <w:uiPriority w:val="99"/>
     <w:pPr>
       <w:pBdr/>
@@ -14660,11 +15124,11 @@
         <w:tblBorders/>
       </w:tblPr>
       <w:tcPr>
-        <w:shd w:color="ffffff"/>
+        <w:shd w:val="clear" w:color="ffffff"/>
         <w:tcBorders>
-          <w:top w:val="none"/>
-          <w:left w:val="none"/>
-          <w:bottom w:val="none"/>
+          <w:top w:val="none" w:color="000000" w:sz="4" w:space="0"/>
+          <w:left w:val="none" w:color="000000" w:sz="4" w:space="0"/>
+          <w:bottom w:val="none" w:color="000000" w:sz="4" w:space="0"/>
           <w:right w:val="single" w:color="000000" w:themeColor="accent1" w:themeTint="80" w:sz="4" w:space="0"/>
         </w:tcBorders>
       </w:tcPr>
@@ -14687,10 +15151,10 @@
       <w:tcPr>
         <w:shd w:val="clear" w:color="ffffff" w:themeColor="light1" w:fill="ffffff" w:themeFill="light1"/>
         <w:tcBorders>
-          <w:top w:val="none"/>
-          <w:left w:val="none"/>
+          <w:top w:val="none" w:color="000000" w:sz="4" w:space="0"/>
+          <w:left w:val="none" w:color="000000" w:sz="4" w:space="0"/>
           <w:bottom w:val="single" w:color="000000" w:themeColor="accent1" w:themeTint="80" w:sz="4" w:space="0"/>
-          <w:right w:val="none"/>
+          <w:right w:val="none" w:color="000000" w:sz="4" w:space="0"/>
         </w:tcBorders>
       </w:tcPr>
     </w:tblStylePr>
@@ -14710,12 +15174,12 @@
         <w:tblBorders/>
       </w:tblPr>
       <w:tcPr>
-        <w:shd w:color="ffffff"/>
+        <w:shd w:val="clear" w:color="ffffff"/>
         <w:tcBorders>
-          <w:top w:val="none"/>
+          <w:top w:val="none" w:color="000000" w:sz="4" w:space="0"/>
           <w:left w:val="single" w:color="000000" w:themeColor="accent1" w:themeTint="80" w:sz="4" w:space="0"/>
-          <w:bottom w:val="none"/>
-          <w:right w:val="none"/>
+          <w:bottom w:val="none" w:color="000000" w:sz="4" w:space="0"/>
+          <w:right w:val="none" w:color="000000" w:sz="4" w:space="0"/>
         </w:tcBorders>
       </w:tcPr>
     </w:tblStylePr>
@@ -14738,9 +15202,9 @@
         <w:shd w:val="clear" w:color="ffffff" w:themeColor="light1" w:fill="ffffff" w:themeFill="light1"/>
         <w:tcBorders>
           <w:top w:val="single" w:color="000000" w:themeColor="accent1" w:themeTint="80" w:sz="4" w:space="0"/>
-          <w:left w:val="none"/>
-          <w:bottom w:val="none"/>
-          <w:right w:val="none"/>
+          <w:left w:val="none" w:color="000000" w:sz="4" w:space="0"/>
+          <w:bottom w:val="none" w:color="000000" w:sz="4" w:space="0"/>
+          <w:right w:val="none" w:color="000000" w:sz="4" w:space="0"/>
         </w:tcBorders>
       </w:tcPr>
     </w:tblStylePr>
@@ -14810,9 +15274,9 @@
       </w:tcPr>
     </w:tblStylePr>
   </w:style>
-  <w:style w:type="table" w:styleId="63">
+  <w:style w:type="table" w:styleId="861">
     <w:name w:val="Grid Table 7 Colorful - Accent 2"/>
-    <w:basedOn w:val="791"/>
+    <w:basedOn w:val="994"/>
     <w:uiPriority w:val="99"/>
     <w:pPr>
       <w:pBdr/>
@@ -14914,11 +15378,11 @@
         <w:tblBorders/>
       </w:tblPr>
       <w:tcPr>
-        <w:shd w:color="ffffff"/>
+        <w:shd w:val="clear" w:color="ffffff"/>
         <w:tcBorders>
-          <w:top w:val="none"/>
-          <w:left w:val="none"/>
-          <w:bottom w:val="none"/>
+          <w:top w:val="none" w:color="000000" w:sz="4" w:space="0"/>
+          <w:left w:val="none" w:color="000000" w:sz="4" w:space="0"/>
+          <w:bottom w:val="none" w:color="000000" w:sz="4" w:space="0"/>
           <w:right w:val="single" w:color="000000" w:themeColor="accent2" w:themeTint="97" w:sz="4" w:space="0"/>
         </w:tcBorders>
       </w:tcPr>
@@ -14941,10 +15405,10 @@
       <w:tcPr>
         <w:shd w:val="clear" w:color="ffffff" w:themeColor="light1" w:fill="ffffff" w:themeFill="light1"/>
         <w:tcBorders>
-          <w:top w:val="none"/>
-          <w:left w:val="none"/>
+          <w:top w:val="none" w:color="000000" w:sz="4" w:space="0"/>
+          <w:left w:val="none" w:color="000000" w:sz="4" w:space="0"/>
           <w:bottom w:val="single" w:color="000000" w:themeColor="accent2" w:themeTint="97" w:sz="4" w:space="0"/>
-          <w:right w:val="none"/>
+          <w:right w:val="none" w:color="000000" w:sz="4" w:space="0"/>
         </w:tcBorders>
       </w:tcPr>
     </w:tblStylePr>
@@ -14964,12 +15428,12 @@
         <w:tblBorders/>
       </w:tblPr>
       <w:tcPr>
-        <w:shd w:color="ffffff"/>
+        <w:shd w:val="clear" w:color="ffffff"/>
         <w:tcBorders>
-          <w:top w:val="none"/>
+          <w:top w:val="none" w:color="000000" w:sz="4" w:space="0"/>
           <w:left w:val="single" w:color="000000" w:themeColor="accent2" w:themeTint="97" w:sz="4" w:space="0"/>
-          <w:bottom w:val="none"/>
-          <w:right w:val="none"/>
+          <w:bottom w:val="none" w:color="000000" w:sz="4" w:space="0"/>
+          <w:right w:val="none" w:color="000000" w:sz="4" w:space="0"/>
         </w:tcBorders>
       </w:tcPr>
     </w:tblStylePr>
@@ -14992,9 +15456,9 @@
         <w:shd w:val="clear" w:color="ffffff" w:themeColor="light1" w:fill="ffffff" w:themeFill="light1"/>
         <w:tcBorders>
           <w:top w:val="single" w:color="000000" w:themeColor="accent2" w:themeTint="97" w:sz="4" w:space="0"/>
-          <w:left w:val="none"/>
-          <w:bottom w:val="none"/>
-          <w:right w:val="none"/>
+          <w:left w:val="none" w:color="000000" w:sz="4" w:space="0"/>
+          <w:bottom w:val="none" w:color="000000" w:sz="4" w:space="0"/>
+          <w:right w:val="none" w:color="000000" w:sz="4" w:space="0"/>
         </w:tcBorders>
       </w:tcPr>
     </w:tblStylePr>
@@ -15064,9 +15528,9 @@
       </w:tcPr>
     </w:tblStylePr>
   </w:style>
-  <w:style w:type="table" w:styleId="64">
+  <w:style w:type="table" w:styleId="862">
     <w:name w:val="Grid Table 7 Colorful - Accent 3"/>
-    <w:basedOn w:val="791"/>
+    <w:basedOn w:val="994"/>
     <w:uiPriority w:val="99"/>
     <w:pPr>
       <w:pBdr/>
@@ -15168,11 +15632,11 @@
         <w:tblBorders/>
       </w:tblPr>
       <w:tcPr>
-        <w:shd w:color="ffffff"/>
+        <w:shd w:val="clear" w:color="ffffff"/>
         <w:tcBorders>
-          <w:top w:val="none"/>
-          <w:left w:val="none"/>
-          <w:bottom w:val="none"/>
+          <w:top w:val="none" w:color="000000" w:sz="4" w:space="0"/>
+          <w:left w:val="none" w:color="000000" w:sz="4" w:space="0"/>
+          <w:bottom w:val="none" w:color="000000" w:sz="4" w:space="0"/>
           <w:right w:val="single" w:color="000000" w:themeColor="accent3" w:themeTint="FE" w:sz="4" w:space="0"/>
         </w:tcBorders>
       </w:tcPr>
@@ -15195,10 +15659,10 @@
       <w:tcPr>
         <w:shd w:val="clear" w:color="ffffff" w:themeColor="light1" w:fill="ffffff" w:themeFill="light1"/>
         <w:tcBorders>
-          <w:top w:val="none"/>
-          <w:left w:val="none"/>
+          <w:top w:val="none" w:color="000000" w:sz="4" w:space="0"/>
+          <w:left w:val="none" w:color="000000" w:sz="4" w:space="0"/>
           <w:bottom w:val="single" w:color="000000" w:themeColor="accent3" w:themeTint="FE" w:sz="4" w:space="0"/>
-          <w:right w:val="none"/>
+          <w:right w:val="none" w:color="000000" w:sz="4" w:space="0"/>
         </w:tcBorders>
       </w:tcPr>
     </w:tblStylePr>
@@ -15218,12 +15682,12 @@
         <w:tblBorders/>
       </w:tblPr>
       <w:tcPr>
-        <w:shd w:color="ffffff"/>
+        <w:shd w:val="clear" w:color="ffffff"/>
         <w:tcBorders>
-          <w:top w:val="none"/>
+          <w:top w:val="none" w:color="000000" w:sz="4" w:space="0"/>
           <w:left w:val="single" w:color="000000" w:themeColor="accent3" w:themeTint="FE" w:sz="4" w:space="0"/>
-          <w:bottom w:val="none"/>
-          <w:right w:val="none"/>
+          <w:bottom w:val="none" w:color="000000" w:sz="4" w:space="0"/>
+          <w:right w:val="none" w:color="000000" w:sz="4" w:space="0"/>
         </w:tcBorders>
       </w:tcPr>
     </w:tblStylePr>
@@ -15246,9 +15710,9 @@
         <w:shd w:val="clear" w:color="ffffff" w:themeColor="light1" w:fill="ffffff" w:themeFill="light1"/>
         <w:tcBorders>
           <w:top w:val="single" w:color="000000" w:themeColor="accent3" w:themeTint="FE" w:sz="4" w:space="0"/>
-          <w:left w:val="none"/>
-          <w:bottom w:val="none"/>
-          <w:right w:val="none"/>
+          <w:left w:val="none" w:color="000000" w:sz="4" w:space="0"/>
+          <w:bottom w:val="none" w:color="000000" w:sz="4" w:space="0"/>
+          <w:right w:val="none" w:color="000000" w:sz="4" w:space="0"/>
         </w:tcBorders>
       </w:tcPr>
     </w:tblStylePr>
@@ -15318,9 +15782,9 @@
       </w:tcPr>
     </w:tblStylePr>
   </w:style>
-  <w:style w:type="table" w:styleId="65">
+  <w:style w:type="table" w:styleId="863">
     <w:name w:val="Grid Table 7 Colorful - Accent 4"/>
-    <w:basedOn w:val="791"/>
+    <w:basedOn w:val="994"/>
     <w:uiPriority w:val="99"/>
     <w:pPr>
       <w:pBdr/>
@@ -15422,11 +15886,11 @@
         <w:tblBorders/>
       </w:tblPr>
       <w:tcPr>
-        <w:shd w:color="ffffff"/>
+        <w:shd w:val="clear" w:color="ffffff"/>
         <w:tcBorders>
-          <w:top w:val="none"/>
-          <w:left w:val="none"/>
-          <w:bottom w:val="none"/>
+          <w:top w:val="none" w:color="000000" w:sz="4" w:space="0"/>
+          <w:left w:val="none" w:color="000000" w:sz="4" w:space="0"/>
+          <w:bottom w:val="none" w:color="000000" w:sz="4" w:space="0"/>
           <w:right w:val="single" w:color="000000" w:themeColor="accent4" w:themeTint="9A" w:sz="4" w:space="0"/>
         </w:tcBorders>
       </w:tcPr>
@@ -15449,10 +15913,10 @@
       <w:tcPr>
         <w:shd w:val="clear" w:color="ffffff" w:themeColor="light1" w:fill="ffffff" w:themeFill="light1"/>
         <w:tcBorders>
-          <w:top w:val="none"/>
-          <w:left w:val="none"/>
+          <w:top w:val="none" w:color="000000" w:sz="4" w:space="0"/>
+          <w:left w:val="none" w:color="000000" w:sz="4" w:space="0"/>
           <w:bottom w:val="single" w:color="000000" w:themeColor="accent4" w:themeTint="9A" w:sz="4" w:space="0"/>
-          <w:right w:val="none"/>
+          <w:right w:val="none" w:color="000000" w:sz="4" w:space="0"/>
         </w:tcBorders>
       </w:tcPr>
     </w:tblStylePr>
@@ -15472,12 +15936,12 @@
         <w:tblBorders/>
       </w:tblPr>
       <w:tcPr>
-        <w:shd w:color="ffffff"/>
+        <w:shd w:val="clear" w:color="ffffff"/>
         <w:tcBorders>
-          <w:top w:val="none"/>
+          <w:top w:val="none" w:color="000000" w:sz="4" w:space="0"/>
           <w:left w:val="single" w:color="000000" w:themeColor="accent4" w:themeTint="9A" w:sz="4" w:space="0"/>
-          <w:bottom w:val="none"/>
-          <w:right w:val="none"/>
+          <w:bottom w:val="none" w:color="000000" w:sz="4" w:space="0"/>
+          <w:right w:val="none" w:color="000000" w:sz="4" w:space="0"/>
         </w:tcBorders>
       </w:tcPr>
     </w:tblStylePr>
@@ -15500,9 +15964,9 @@
         <w:shd w:val="clear" w:color="ffffff" w:themeColor="light1" w:fill="ffffff" w:themeFill="light1"/>
         <w:tcBorders>
           <w:top w:val="single" w:color="000000" w:themeColor="accent4" w:themeTint="9A" w:sz="4" w:space="0"/>
-          <w:left w:val="none"/>
-          <w:bottom w:val="none"/>
-          <w:right w:val="none"/>
+          <w:left w:val="none" w:color="000000" w:sz="4" w:space="0"/>
+          <w:bottom w:val="none" w:color="000000" w:sz="4" w:space="0"/>
+          <w:right w:val="none" w:color="000000" w:sz="4" w:space="0"/>
         </w:tcBorders>
       </w:tcPr>
     </w:tblStylePr>
@@ -15572,9 +16036,9 @@
       </w:tcPr>
     </w:tblStylePr>
   </w:style>
-  <w:style w:type="table" w:styleId="66">
+  <w:style w:type="table" w:styleId="864">
     <w:name w:val="Grid Table 7 Colorful - Accent 5"/>
-    <w:basedOn w:val="791"/>
+    <w:basedOn w:val="994"/>
     <w:uiPriority w:val="99"/>
     <w:pPr>
       <w:pBdr/>
@@ -15676,11 +16140,11 @@
         <w:tblBorders/>
       </w:tblPr>
       <w:tcPr>
-        <w:shd w:color="ffffff"/>
+        <w:shd w:val="clear" w:color="ffffff"/>
         <w:tcBorders>
-          <w:top w:val="none"/>
-          <w:left w:val="none"/>
-          <w:bottom w:val="none"/>
+          <w:top w:val="none" w:color="000000" w:sz="4" w:space="0"/>
+          <w:left w:val="none" w:color="000000" w:sz="4" w:space="0"/>
+          <w:bottom w:val="none" w:color="000000" w:sz="4" w:space="0"/>
           <w:right w:val="single" w:color="000000" w:themeColor="accent5" w:themeTint="90" w:sz="4" w:space="0"/>
         </w:tcBorders>
       </w:tcPr>
@@ -15703,10 +16167,10 @@
       <w:tcPr>
         <w:shd w:val="clear" w:color="ffffff" w:themeColor="light1" w:fill="ffffff" w:themeFill="light1"/>
         <w:tcBorders>
-          <w:top w:val="none"/>
-          <w:left w:val="none"/>
+          <w:top w:val="none" w:color="000000" w:sz="4" w:space="0"/>
+          <w:left w:val="none" w:color="000000" w:sz="4" w:space="0"/>
           <w:bottom w:val="single" w:color="000000" w:themeColor="accent5" w:themeTint="90" w:sz="4" w:space="0"/>
-          <w:right w:val="none"/>
+          <w:right w:val="none" w:color="000000" w:sz="4" w:space="0"/>
         </w:tcBorders>
       </w:tcPr>
     </w:tblStylePr>
@@ -15726,12 +16190,12 @@
         <w:tblBorders/>
       </w:tblPr>
       <w:tcPr>
-        <w:shd w:color="ffffff"/>
+        <w:shd w:val="clear" w:color="ffffff"/>
         <w:tcBorders>
-          <w:top w:val="none"/>
+          <w:top w:val="none" w:color="000000" w:sz="4" w:space="0"/>
           <w:left w:val="single" w:color="000000" w:themeColor="accent5" w:themeTint="90" w:sz="4" w:space="0"/>
-          <w:bottom w:val="none"/>
-          <w:right w:val="none"/>
+          <w:bottom w:val="none" w:color="000000" w:sz="4" w:space="0"/>
+          <w:right w:val="none" w:color="000000" w:sz="4" w:space="0"/>
         </w:tcBorders>
       </w:tcPr>
     </w:tblStylePr>
@@ -15754,9 +16218,9 @@
         <w:shd w:val="clear" w:color="ffffff" w:themeColor="light1" w:fill="ffffff" w:themeFill="light1"/>
         <w:tcBorders>
           <w:top w:val="single" w:color="000000" w:themeColor="accent5" w:themeTint="90" w:sz="4" w:space="0"/>
-          <w:left w:val="none"/>
-          <w:bottom w:val="none"/>
-          <w:right w:val="none"/>
+          <w:left w:val="none" w:color="000000" w:sz="4" w:space="0"/>
+          <w:bottom w:val="none" w:color="000000" w:sz="4" w:space="0"/>
+          <w:right w:val="none" w:color="000000" w:sz="4" w:space="0"/>
         </w:tcBorders>
       </w:tcPr>
     </w:tblStylePr>
@@ -15826,9 +16290,9 @@
       </w:tcPr>
     </w:tblStylePr>
   </w:style>
-  <w:style w:type="table" w:styleId="67">
+  <w:style w:type="table" w:styleId="865">
     <w:name w:val="Grid Table 7 Colorful - Accent 6"/>
-    <w:basedOn w:val="791"/>
+    <w:basedOn w:val="994"/>
     <w:uiPriority w:val="99"/>
     <w:pPr>
       <w:pBdr/>
@@ -15930,11 +16394,11 @@
         <w:tblBorders/>
       </w:tblPr>
       <w:tcPr>
-        <w:shd w:color="ffffff"/>
+        <w:shd w:val="clear" w:color="ffffff"/>
         <w:tcBorders>
-          <w:top w:val="none"/>
-          <w:left w:val="none"/>
-          <w:bottom w:val="none"/>
+          <w:top w:val="none" w:color="000000" w:sz="4" w:space="0"/>
+          <w:left w:val="none" w:color="000000" w:sz="4" w:space="0"/>
+          <w:bottom w:val="none" w:color="000000" w:sz="4" w:space="0"/>
           <w:right w:val="single" w:color="000000" w:themeColor="accent6" w:themeTint="90" w:sz="4" w:space="0"/>
         </w:tcBorders>
       </w:tcPr>
@@ -15957,10 +16421,10 @@
       <w:tcPr>
         <w:shd w:val="clear" w:color="ffffff" w:themeColor="light1" w:fill="ffffff" w:themeFill="light1"/>
         <w:tcBorders>
-          <w:top w:val="none"/>
-          <w:left w:val="none"/>
+          <w:top w:val="none" w:color="000000" w:sz="4" w:space="0"/>
+          <w:left w:val="none" w:color="000000" w:sz="4" w:space="0"/>
           <w:bottom w:val="single" w:color="000000" w:themeColor="accent6" w:themeTint="90" w:sz="4" w:space="0"/>
-          <w:right w:val="none"/>
+          <w:right w:val="none" w:color="000000" w:sz="4" w:space="0"/>
         </w:tcBorders>
       </w:tcPr>
     </w:tblStylePr>
@@ -15980,12 +16444,12 @@
         <w:tblBorders/>
       </w:tblPr>
       <w:tcPr>
-        <w:shd w:color="ffffff"/>
+        <w:shd w:val="clear" w:color="ffffff"/>
         <w:tcBorders>
-          <w:top w:val="none"/>
+          <w:top w:val="none" w:color="000000" w:sz="4" w:space="0"/>
           <w:left w:val="single" w:color="000000" w:themeColor="accent6" w:themeTint="90" w:sz="4" w:space="0"/>
-          <w:bottom w:val="none"/>
-          <w:right w:val="none"/>
+          <w:bottom w:val="none" w:color="000000" w:sz="4" w:space="0"/>
+          <w:right w:val="none" w:color="000000" w:sz="4" w:space="0"/>
         </w:tcBorders>
       </w:tcPr>
     </w:tblStylePr>
@@ -16008,9 +16472,9 @@
         <w:shd w:val="clear" w:color="ffffff" w:themeColor="light1" w:fill="ffffff" w:themeFill="light1"/>
         <w:tcBorders>
           <w:top w:val="single" w:color="000000" w:themeColor="accent6" w:themeTint="90" w:sz="4" w:space="0"/>
-          <w:left w:val="none"/>
-          <w:bottom w:val="none"/>
-          <w:right w:val="none"/>
+          <w:left w:val="none" w:color="000000" w:sz="4" w:space="0"/>
+          <w:bottom w:val="none" w:color="000000" w:sz="4" w:space="0"/>
+          <w:right w:val="none" w:color="000000" w:sz="4" w:space="0"/>
         </w:tcBorders>
       </w:tcPr>
     </w:tblStylePr>
@@ -16080,9 +16544,9 @@
       </w:tcPr>
     </w:tblStylePr>
   </w:style>
-  <w:style w:type="table" w:styleId="68">
+  <w:style w:type="table" w:styleId="866">
     <w:name w:val="List Table 1 Light"/>
-    <w:basedOn w:val="791"/>
+    <w:basedOn w:val="994"/>
     <w:uiPriority w:val="99"/>
     <w:pPr>
       <w:pBdr/>
@@ -16296,9 +16760,9 @@
       </w:tcPr>
     </w:tblStylePr>
   </w:style>
-  <w:style w:type="table" w:styleId="69">
+  <w:style w:type="table" w:styleId="867">
     <w:name w:val="List Table 1 Light - Accent 1"/>
-    <w:basedOn w:val="791"/>
+    <w:basedOn w:val="994"/>
     <w:uiPriority w:val="99"/>
     <w:pPr>
       <w:pBdr/>
@@ -16512,9 +16976,9 @@
       </w:tcPr>
     </w:tblStylePr>
   </w:style>
-  <w:style w:type="table" w:styleId="70">
+  <w:style w:type="table" w:styleId="868">
     <w:name w:val="List Table 1 Light - Accent 2"/>
-    <w:basedOn w:val="791"/>
+    <w:basedOn w:val="994"/>
     <w:uiPriority w:val="99"/>
     <w:pPr>
       <w:pBdr/>
@@ -16728,9 +17192,9 @@
       </w:tcPr>
     </w:tblStylePr>
   </w:style>
-  <w:style w:type="table" w:styleId="71">
+  <w:style w:type="table" w:styleId="869">
     <w:name w:val="List Table 1 Light - Accent 3"/>
-    <w:basedOn w:val="791"/>
+    <w:basedOn w:val="994"/>
     <w:uiPriority w:val="99"/>
     <w:pPr>
       <w:pBdr/>
@@ -16944,9 +17408,9 @@
       </w:tcPr>
     </w:tblStylePr>
   </w:style>
-  <w:style w:type="table" w:styleId="72">
+  <w:style w:type="table" w:styleId="870">
     <w:name w:val="List Table 1 Light - Accent 4"/>
-    <w:basedOn w:val="791"/>
+    <w:basedOn w:val="994"/>
     <w:uiPriority w:val="99"/>
     <w:pPr>
       <w:pBdr/>
@@ -17160,9 +17624,9 @@
       </w:tcPr>
     </w:tblStylePr>
   </w:style>
-  <w:style w:type="table" w:styleId="73">
+  <w:style w:type="table" w:styleId="871">
     <w:name w:val="List Table 1 Light - Accent 5"/>
-    <w:basedOn w:val="791"/>
+    <w:basedOn w:val="994"/>
     <w:uiPriority w:val="99"/>
     <w:pPr>
       <w:pBdr/>
@@ -17376,9 +17840,9 @@
       </w:tcPr>
     </w:tblStylePr>
   </w:style>
-  <w:style w:type="table" w:styleId="74">
+  <w:style w:type="table" w:styleId="872">
     <w:name w:val="List Table 1 Light - Accent 6"/>
-    <w:basedOn w:val="791"/>
+    <w:basedOn w:val="994"/>
     <w:uiPriority w:val="99"/>
     <w:pPr>
       <w:pBdr/>
@@ -17592,9 +18056,9 @@
       </w:tcPr>
     </w:tblStylePr>
   </w:style>
-  <w:style w:type="table" w:styleId="75">
+  <w:style w:type="table" w:styleId="873">
     <w:name w:val="List Table 2"/>
-    <w:basedOn w:val="791"/>
+    <w:basedOn w:val="994"/>
     <w:uiPriority w:val="99"/>
     <w:pPr>
       <w:pBdr/>
@@ -17830,9 +18294,9 @@
       </w:tcPr>
     </w:tblStylePr>
   </w:style>
-  <w:style w:type="table" w:styleId="76">
+  <w:style w:type="table" w:styleId="874">
     <w:name w:val="List Table 2 - Accent 1"/>
-    <w:basedOn w:val="791"/>
+    <w:basedOn w:val="994"/>
     <w:uiPriority w:val="99"/>
     <w:pPr>
       <w:pBdr/>
@@ -18068,9 +18532,9 @@
       </w:tcPr>
     </w:tblStylePr>
   </w:style>
-  <w:style w:type="table" w:styleId="77">
+  <w:style w:type="table" w:styleId="875">
     <w:name w:val="List Table 2 - Accent 2"/>
-    <w:basedOn w:val="791"/>
+    <w:basedOn w:val="994"/>
     <w:uiPriority w:val="99"/>
     <w:pPr>
       <w:pBdr/>
@@ -18306,9 +18770,9 @@
       </w:tcPr>
     </w:tblStylePr>
   </w:style>
-  <w:style w:type="table" w:styleId="78">
+  <w:style w:type="table" w:styleId="876">
     <w:name w:val="List Table 2 - Accent 3"/>
-    <w:basedOn w:val="791"/>
+    <w:basedOn w:val="994"/>
     <w:uiPriority w:val="99"/>
     <w:pPr>
       <w:pBdr/>
@@ -18544,9 +19008,9 @@
       </w:tcPr>
     </w:tblStylePr>
   </w:style>
-  <w:style w:type="table" w:styleId="79">
+  <w:style w:type="table" w:styleId="877">
     <w:name w:val="List Table 2 - Accent 4"/>
-    <w:basedOn w:val="791"/>
+    <w:basedOn w:val="994"/>
     <w:uiPriority w:val="99"/>
     <w:pPr>
       <w:pBdr/>
@@ -18782,9 +19246,9 @@
       </w:tcPr>
     </w:tblStylePr>
   </w:style>
-  <w:style w:type="table" w:styleId="80">
+  <w:style w:type="table" w:styleId="878">
     <w:name w:val="List Table 2 - Accent 5"/>
-    <w:basedOn w:val="791"/>
+    <w:basedOn w:val="994"/>
     <w:uiPriority w:val="99"/>
     <w:pPr>
       <w:pBdr/>
@@ -19020,9 +19484,9 @@
       </w:tcPr>
     </w:tblStylePr>
   </w:style>
-  <w:style w:type="table" w:styleId="81">
+  <w:style w:type="table" w:styleId="879">
     <w:name w:val="List Table 2 - Accent 6"/>
-    <w:basedOn w:val="791"/>
+    <w:basedOn w:val="994"/>
     <w:uiPriority w:val="99"/>
     <w:pPr>
       <w:pBdr/>
@@ -19258,9 +19722,9 @@
       </w:tcPr>
     </w:tblStylePr>
   </w:style>
-  <w:style w:type="table" w:styleId="82">
+  <w:style w:type="table" w:styleId="880">
     <w:name w:val="List Table 3"/>
-    <w:basedOn w:val="791"/>
+    <w:basedOn w:val="994"/>
     <w:uiPriority w:val="99"/>
     <w:pPr>
       <w:pBdr/>
@@ -19486,9 +19950,9 @@
       </w:tcPr>
     </w:tblStylePr>
   </w:style>
-  <w:style w:type="table" w:styleId="83">
+  <w:style w:type="table" w:styleId="881">
     <w:name w:val="List Table 3 - Accent 1"/>
-    <w:basedOn w:val="791"/>
+    <w:basedOn w:val="994"/>
     <w:uiPriority w:val="99"/>
     <w:pPr>
       <w:pBdr/>
@@ -19714,9 +20178,9 @@
       </w:tcPr>
     </w:tblStylePr>
   </w:style>
-  <w:style w:type="table" w:styleId="84">
+  <w:style w:type="table" w:styleId="882">
     <w:name w:val="List Table 3 - Accent 2"/>
-    <w:basedOn w:val="791"/>
+    <w:basedOn w:val="994"/>
     <w:uiPriority w:val="99"/>
     <w:pPr>
       <w:pBdr/>
@@ -19942,9 +20406,9 @@
       </w:tcPr>
     </w:tblStylePr>
   </w:style>
-  <w:style w:type="table" w:styleId="85">
+  <w:style w:type="table" w:styleId="883">
     <w:name w:val="List Table 3 - Accent 3"/>
-    <w:basedOn w:val="791"/>
+    <w:basedOn w:val="994"/>
     <w:uiPriority w:val="99"/>
     <w:pPr>
       <w:pBdr/>
@@ -20170,9 +20634,9 @@
       </w:tcPr>
     </w:tblStylePr>
   </w:style>
-  <w:style w:type="table" w:styleId="86">
+  <w:style w:type="table" w:styleId="884">
     <w:name w:val="List Table 3 - Accent 4"/>
-    <w:basedOn w:val="791"/>
+    <w:basedOn w:val="994"/>
     <w:uiPriority w:val="99"/>
     <w:pPr>
       <w:pBdr/>
@@ -20398,9 +20862,9 @@
       </w:tcPr>
     </w:tblStylePr>
   </w:style>
-  <w:style w:type="table" w:styleId="87">
+  <w:style w:type="table" w:styleId="885">
     <w:name w:val="List Table 3 - Accent 5"/>
-    <w:basedOn w:val="791"/>
+    <w:basedOn w:val="994"/>
     <w:uiPriority w:val="99"/>
     <w:pPr>
       <w:pBdr/>
@@ -20626,9 +21090,9 @@
       </w:tcPr>
     </w:tblStylePr>
   </w:style>
-  <w:style w:type="table" w:styleId="88">
+  <w:style w:type="table" w:styleId="886">
     <w:name w:val="List Table 3 - Accent 6"/>
-    <w:basedOn w:val="791"/>
+    <w:basedOn w:val="994"/>
     <w:uiPriority w:val="99"/>
     <w:pPr>
       <w:pBdr/>
@@ -20854,9 +21318,9 @@
       </w:tcPr>
     </w:tblStylePr>
   </w:style>
-  <w:style w:type="table" w:styleId="89">
+  <w:style w:type="table" w:styleId="887">
     <w:name w:val="List Table 4"/>
-    <w:basedOn w:val="791"/>
+    <w:basedOn w:val="994"/>
     <w:uiPriority w:val="99"/>
     <w:pPr>
       <w:pBdr/>
@@ -21079,9 +21543,9 @@
       </w:tcPr>
     </w:tblStylePr>
   </w:style>
-  <w:style w:type="table" w:styleId="90">
+  <w:style w:type="table" w:styleId="888">
     <w:name w:val="List Table 4 - Accent 1"/>
-    <w:basedOn w:val="791"/>
+    <w:basedOn w:val="994"/>
     <w:uiPriority w:val="99"/>
     <w:pPr>
       <w:pBdr/>
@@ -21304,9 +21768,9 @@
       </w:tcPr>
     </w:tblStylePr>
   </w:style>
-  <w:style w:type="table" w:styleId="91">
+  <w:style w:type="table" w:styleId="889">
     <w:name w:val="List Table 4 - Accent 2"/>
-    <w:basedOn w:val="791"/>
+    <w:basedOn w:val="994"/>
     <w:uiPriority w:val="99"/>
     <w:pPr>
       <w:pBdr/>
@@ -21529,9 +21993,9 @@
       </w:tcPr>
     </w:tblStylePr>
   </w:style>
-  <w:style w:type="table" w:styleId="92">
+  <w:style w:type="table" w:styleId="890">
     <w:name w:val="List Table 4 - Accent 3"/>
-    <w:basedOn w:val="791"/>
+    <w:basedOn w:val="994"/>
     <w:uiPriority w:val="99"/>
     <w:pPr>
       <w:pBdr/>
@@ -21754,9 +22218,9 @@
       </w:tcPr>
     </w:tblStylePr>
   </w:style>
-  <w:style w:type="table" w:styleId="93">
+  <w:style w:type="table" w:styleId="891">
     <w:name w:val="List Table 4 - Accent 4"/>
-    <w:basedOn w:val="791"/>
+    <w:basedOn w:val="994"/>
     <w:uiPriority w:val="99"/>
     <w:pPr>
       <w:pBdr/>
@@ -21979,9 +22443,9 @@
       </w:tcPr>
     </w:tblStylePr>
   </w:style>
-  <w:style w:type="table" w:styleId="94">
+  <w:style w:type="table" w:styleId="892">
     <w:name w:val="List Table 4 - Accent 5"/>
-    <w:basedOn w:val="791"/>
+    <w:basedOn w:val="994"/>
     <w:uiPriority w:val="99"/>
     <w:pPr>
       <w:pBdr/>
@@ -22204,9 +22668,9 @@
       </w:tcPr>
     </w:tblStylePr>
   </w:style>
-  <w:style w:type="table" w:styleId="95">
+  <w:style w:type="table" w:styleId="893">
     <w:name w:val="List Table 4 - Accent 6"/>
-    <w:basedOn w:val="791"/>
+    <w:basedOn w:val="994"/>
     <w:uiPriority w:val="99"/>
     <w:pPr>
       <w:pBdr/>
@@ -22429,9 +22893,9 @@
       </w:tcPr>
     </w:tblStylePr>
   </w:style>
-  <w:style w:type="table" w:styleId="96">
+  <w:style w:type="table" w:styleId="894">
     <w:name w:val="List Table 5 Dark"/>
-    <w:basedOn w:val="791"/>
+    <w:basedOn w:val="994"/>
     <w:uiPriority w:val="99"/>
     <w:pPr>
       <w:pBdr/>
@@ -22671,9 +23135,9 @@
       </w:tcPr>
     </w:tblStylePr>
   </w:style>
-  <w:style w:type="table" w:styleId="97">
+  <w:style w:type="table" w:styleId="895">
     <w:name w:val="List Table 5 Dark - Accent 1"/>
-    <w:basedOn w:val="791"/>
+    <w:basedOn w:val="994"/>
     <w:uiPriority w:val="99"/>
     <w:pPr>
       <w:pBdr/>
@@ -22913,9 +23377,9 @@
       </w:tcPr>
     </w:tblStylePr>
   </w:style>
-  <w:style w:type="table" w:styleId="98">
+  <w:style w:type="table" w:styleId="896">
     <w:name w:val="List Table 5 Dark - Accent 2"/>
-    <w:basedOn w:val="791"/>
+    <w:basedOn w:val="994"/>
     <w:uiPriority w:val="99"/>
     <w:pPr>
       <w:pBdr/>
@@ -23155,9 +23619,9 @@
       </w:tcPr>
     </w:tblStylePr>
   </w:style>
-  <w:style w:type="table" w:styleId="99">
+  <w:style w:type="table" w:styleId="897">
     <w:name w:val="List Table 5 Dark - Accent 3"/>
-    <w:basedOn w:val="791"/>
+    <w:basedOn w:val="994"/>
     <w:uiPriority w:val="99"/>
     <w:pPr>
       <w:pBdr/>
@@ -23397,9 +23861,9 @@
       </w:tcPr>
     </w:tblStylePr>
   </w:style>
-  <w:style w:type="table" w:styleId="100">
+  <w:style w:type="table" w:styleId="898">
     <w:name w:val="List Table 5 Dark - Accent 4"/>
-    <w:basedOn w:val="791"/>
+    <w:basedOn w:val="994"/>
     <w:uiPriority w:val="99"/>
     <w:pPr>
       <w:pBdr/>
@@ -23639,9 +24103,9 @@
       </w:tcPr>
     </w:tblStylePr>
   </w:style>
-  <w:style w:type="table" w:styleId="101">
+  <w:style w:type="table" w:styleId="899">
     <w:name w:val="List Table 5 Dark - Accent 5"/>
-    <w:basedOn w:val="791"/>
+    <w:basedOn w:val="994"/>
     <w:uiPriority w:val="99"/>
     <w:pPr>
       <w:pBdr/>
@@ -23881,9 +24345,9 @@
       </w:tcPr>
     </w:tblStylePr>
   </w:style>
-  <w:style w:type="table" w:styleId="102">
+  <w:style w:type="table" w:styleId="900">
     <w:name w:val="List Table 5 Dark - Accent 6"/>
-    <w:basedOn w:val="791"/>
+    <w:basedOn w:val="994"/>
     <w:uiPriority w:val="99"/>
     <w:pPr>
       <w:pBdr/>
@@ -24123,9 +24587,9 @@
       </w:tcPr>
     </w:tblStylePr>
   </w:style>
-  <w:style w:type="table" w:styleId="103">
+  <w:style w:type="table" w:styleId="901">
     <w:name w:val="List Table 6 Colorful"/>
-    <w:basedOn w:val="791"/>
+    <w:basedOn w:val="994"/>
     <w:uiPriority w:val="99"/>
     <w:pPr>
       <w:pBdr/>
@@ -24346,9 +24810,9 @@
       </w:tcPr>
     </w:tblStylePr>
   </w:style>
-  <w:style w:type="table" w:styleId="104">
+  <w:style w:type="table" w:styleId="902">
     <w:name w:val="List Table 6 Colorful - Accent 1"/>
-    <w:basedOn w:val="791"/>
+    <w:basedOn w:val="994"/>
     <w:uiPriority w:val="99"/>
     <w:pPr>
       <w:pBdr/>
@@ -24569,9 +25033,9 @@
       </w:tcPr>
     </w:tblStylePr>
   </w:style>
-  <w:style w:type="table" w:styleId="105">
+  <w:style w:type="table" w:styleId="903">
     <w:name w:val="List Table 6 Colorful - Accent 2"/>
-    <w:basedOn w:val="791"/>
+    <w:basedOn w:val="994"/>
     <w:uiPriority w:val="99"/>
     <w:pPr>
       <w:pBdr/>
@@ -24792,9 +25256,9 @@
       </w:tcPr>
     </w:tblStylePr>
   </w:style>
-  <w:style w:type="table" w:styleId="106">
+  <w:style w:type="table" w:styleId="904">
     <w:name w:val="List Table 6 Colorful - Accent 3"/>
-    <w:basedOn w:val="791"/>
+    <w:basedOn w:val="994"/>
     <w:uiPriority w:val="99"/>
     <w:pPr>
       <w:pBdr/>
@@ -25015,9 +25479,9 @@
       </w:tcPr>
     </w:tblStylePr>
   </w:style>
-  <w:style w:type="table" w:styleId="107">
+  <w:style w:type="table" w:styleId="905">
     <w:name w:val="List Table 6 Colorful - Accent 4"/>
-    <w:basedOn w:val="791"/>
+    <w:basedOn w:val="994"/>
     <w:uiPriority w:val="99"/>
     <w:pPr>
       <w:pBdr/>
@@ -25238,9 +25702,9 @@
       </w:tcPr>
     </w:tblStylePr>
   </w:style>
-  <w:style w:type="table" w:styleId="108">
+  <w:style w:type="table" w:styleId="906">
     <w:name w:val="List Table 6 Colorful - Accent 5"/>
-    <w:basedOn w:val="791"/>
+    <w:basedOn w:val="994"/>
     <w:uiPriority w:val="99"/>
     <w:pPr>
       <w:pBdr/>
@@ -25461,9 +25925,9 @@
       </w:tcPr>
     </w:tblStylePr>
   </w:style>
-  <w:style w:type="table" w:styleId="109">
+  <w:style w:type="table" w:styleId="907">
     <w:name w:val="List Table 6 Colorful - Accent 6"/>
-    <w:basedOn w:val="791"/>
+    <w:basedOn w:val="994"/>
     <w:uiPriority w:val="99"/>
     <w:pPr>
       <w:pBdr/>
@@ -25684,9 +26148,9 @@
       </w:tcPr>
     </w:tblStylePr>
   </w:style>
-  <w:style w:type="table" w:styleId="110">
+  <w:style w:type="table" w:styleId="908">
     <w:name w:val="List Table 7 Colorful"/>
-    <w:basedOn w:val="791"/>
+    <w:basedOn w:val="994"/>
     <w:uiPriority w:val="99"/>
     <w:pPr>
       <w:pBdr/>
@@ -25785,11 +26249,11 @@
         <w:tblBorders/>
       </w:tblPr>
       <w:tcPr>
-        <w:shd w:color="ffffff"/>
+        <w:shd w:val="clear" w:color="ffffff"/>
         <w:tcBorders>
-          <w:top w:val="none"/>
-          <w:left w:val="none"/>
-          <w:bottom w:val="none"/>
+          <w:top w:val="none" w:color="000000" w:sz="4" w:space="0"/>
+          <w:left w:val="none" w:color="000000" w:sz="4" w:space="0"/>
+          <w:bottom w:val="none" w:color="000000" w:sz="4" w:space="0"/>
           <w:right w:val="single" w:color="000000" w:themeColor="text1" w:themeTint="80" w:sz="4" w:space="0"/>
         </w:tcBorders>
       </w:tcPr>
@@ -25812,10 +26276,10 @@
       <w:tcPr>
         <w:shd w:val="clear" w:color="ffffff" w:themeColor="light1" w:fill="ffffff" w:themeFill="light1"/>
         <w:tcBorders>
-          <w:top w:val="none"/>
-          <w:left w:val="none"/>
+          <w:top w:val="none" w:color="000000" w:sz="4" w:space="0"/>
+          <w:left w:val="none" w:color="000000" w:sz="4" w:space="0"/>
           <w:bottom w:val="single" w:color="000000" w:themeColor="text1" w:themeTint="80" w:sz="4" w:space="0"/>
-          <w:right w:val="none"/>
+          <w:right w:val="none" w:color="000000" w:sz="4" w:space="0"/>
         </w:tcBorders>
       </w:tcPr>
     </w:tblStylePr>
@@ -25835,12 +26299,12 @@
         <w:tblBorders/>
       </w:tblPr>
       <w:tcPr>
-        <w:shd w:color="ffffff"/>
+        <w:shd w:val="clear" w:color="ffffff"/>
         <w:tcBorders>
-          <w:top w:val="none"/>
+          <w:top w:val="none" w:color="000000" w:sz="4" w:space="0"/>
           <w:left w:val="single" w:color="000000" w:themeColor="text1" w:themeTint="80" w:sz="4" w:space="0"/>
-          <w:bottom w:val="none"/>
-          <w:right w:val="none"/>
+          <w:bottom w:val="none" w:color="000000" w:sz="4" w:space="0"/>
+          <w:right w:val="none" w:color="000000" w:sz="4" w:space="0"/>
         </w:tcBorders>
       </w:tcPr>
     </w:tblStylePr>
@@ -25863,9 +26327,9 @@
         <w:shd w:val="clear" w:color="ffffff" w:themeColor="light1" w:fill="ffffff" w:themeFill="light1"/>
         <w:tcBorders>
           <w:top w:val="single" w:color="000000" w:themeColor="text1" w:themeTint="80" w:sz="4" w:space="0"/>
-          <w:left w:val="none"/>
-          <w:bottom w:val="none"/>
-          <w:right w:val="none"/>
+          <w:left w:val="none" w:color="000000" w:sz="4" w:space="0"/>
+          <w:bottom w:val="none" w:color="000000" w:sz="4" w:space="0"/>
+          <w:right w:val="none" w:color="000000" w:sz="4" w:space="0"/>
         </w:tcBorders>
       </w:tcPr>
     </w:tblStylePr>
@@ -25940,9 +26404,9 @@
       </w:tcPr>
     </w:tblStylePr>
   </w:style>
-  <w:style w:type="table" w:styleId="111">
+  <w:style w:type="table" w:styleId="909">
     <w:name w:val="List Table 7 Colorful - Accent 1"/>
-    <w:basedOn w:val="791"/>
+    <w:basedOn w:val="994"/>
     <w:uiPriority w:val="99"/>
     <w:pPr>
       <w:pBdr/>
@@ -26041,11 +26505,11 @@
         <w:tblBorders/>
       </w:tblPr>
       <w:tcPr>
-        <w:shd w:color="ffffff"/>
+        <w:shd w:val="clear" w:color="ffffff"/>
         <w:tcBorders>
-          <w:top w:val="none"/>
-          <w:left w:val="none"/>
-          <w:bottom w:val="none"/>
+          <w:top w:val="none" w:color="000000" w:sz="4" w:space="0"/>
+          <w:left w:val="none" w:color="000000" w:sz="4" w:space="0"/>
+          <w:bottom w:val="none" w:color="000000" w:sz="4" w:space="0"/>
           <w:right w:val="single" w:color="000000" w:themeColor="accent1" w:sz="4" w:space="0"/>
         </w:tcBorders>
       </w:tcPr>
@@ -26068,10 +26532,10 @@
       <w:tcPr>
         <w:shd w:val="clear" w:color="ffffff" w:themeColor="light1" w:fill="ffffff" w:themeFill="light1"/>
         <w:tcBorders>
-          <w:top w:val="none"/>
-          <w:left w:val="none"/>
+          <w:top w:val="none" w:color="000000" w:sz="4" w:space="0"/>
+          <w:left w:val="none" w:color="000000" w:sz="4" w:space="0"/>
           <w:bottom w:val="single" w:color="000000" w:themeColor="accent1" w:sz="4" w:space="0"/>
-          <w:right w:val="none"/>
+          <w:right w:val="none" w:color="000000" w:sz="4" w:space="0"/>
         </w:tcBorders>
       </w:tcPr>
     </w:tblStylePr>
@@ -26091,12 +26555,12 @@
         <w:tblBorders/>
       </w:tblPr>
       <w:tcPr>
-        <w:shd w:color="ffffff"/>
+        <w:shd w:val="clear" w:color="ffffff"/>
         <w:tcBorders>
-          <w:top w:val="none"/>
+          <w:top w:val="none" w:color="000000" w:sz="4" w:space="0"/>
           <w:left w:val="single" w:color="000000" w:themeColor="accent1" w:sz="4" w:space="0"/>
-          <w:bottom w:val="none"/>
-          <w:right w:val="none"/>
+          <w:bottom w:val="none" w:color="000000" w:sz="4" w:space="0"/>
+          <w:right w:val="none" w:color="000000" w:sz="4" w:space="0"/>
         </w:tcBorders>
       </w:tcPr>
     </w:tblStylePr>
@@ -26119,9 +26583,9 @@
         <w:shd w:val="clear" w:color="ffffff" w:themeColor="light1" w:fill="ffffff" w:themeFill="light1"/>
         <w:tcBorders>
           <w:top w:val="single" w:color="000000" w:themeColor="accent1" w:sz="4" w:space="0"/>
-          <w:left w:val="none"/>
-          <w:bottom w:val="none"/>
-          <w:right w:val="none"/>
+          <w:left w:val="none" w:color="000000" w:sz="4" w:space="0"/>
+          <w:bottom w:val="none" w:color="000000" w:sz="4" w:space="0"/>
+          <w:right w:val="none" w:color="000000" w:sz="4" w:space="0"/>
         </w:tcBorders>
       </w:tcPr>
     </w:tblStylePr>
@@ -26196,9 +26660,9 @@
       </w:tcPr>
     </w:tblStylePr>
   </w:style>
-  <w:style w:type="table" w:styleId="112">
+  <w:style w:type="table" w:styleId="910">
     <w:name w:val="List Table 7 Colorful - Accent 2"/>
-    <w:basedOn w:val="791"/>
+    <w:basedOn w:val="994"/>
     <w:uiPriority w:val="99"/>
     <w:pPr>
       <w:pBdr/>
@@ -26297,11 +26761,11 @@
         <w:tblBorders/>
       </w:tblPr>
       <w:tcPr>
-        <w:shd w:color="ffffff"/>
+        <w:shd w:val="clear" w:color="ffffff"/>
         <w:tcBorders>
-          <w:top w:val="none"/>
-          <w:left w:val="none"/>
-          <w:bottom w:val="none"/>
+          <w:top w:val="none" w:color="000000" w:sz="4" w:space="0"/>
+          <w:left w:val="none" w:color="000000" w:sz="4" w:space="0"/>
+          <w:bottom w:val="none" w:color="000000" w:sz="4" w:space="0"/>
           <w:right w:val="single" w:color="000000" w:themeColor="accent2" w:themeTint="97" w:sz="4" w:space="0"/>
         </w:tcBorders>
       </w:tcPr>
@@ -26324,10 +26788,10 @@
       <w:tcPr>
         <w:shd w:val="clear" w:color="ffffff" w:themeColor="light1" w:fill="ffffff" w:themeFill="light1"/>
         <w:tcBorders>
-          <w:top w:val="none"/>
-          <w:left w:val="none"/>
+          <w:top w:val="none" w:color="000000" w:sz="4" w:space="0"/>
+          <w:left w:val="none" w:color="000000" w:sz="4" w:space="0"/>
           <w:bottom w:val="single" w:color="000000" w:themeColor="accent2" w:themeTint="97" w:sz="4" w:space="0"/>
-          <w:right w:val="none"/>
+          <w:right w:val="none" w:color="000000" w:sz="4" w:space="0"/>
         </w:tcBorders>
       </w:tcPr>
     </w:tblStylePr>
@@ -26347,12 +26811,12 @@
         <w:tblBorders/>
       </w:tblPr>
       <w:tcPr>
-        <w:shd w:color="ffffff"/>
+        <w:shd w:val="clear" w:color="ffffff"/>
         <w:tcBorders>
-          <w:top w:val="none"/>
+          <w:top w:val="none" w:color="000000" w:sz="4" w:space="0"/>
           <w:left w:val="single" w:color="000000" w:themeColor="accent2" w:themeTint="97" w:sz="4" w:space="0"/>
-          <w:bottom w:val="none"/>
-          <w:right w:val="none"/>
+          <w:bottom w:val="none" w:color="000000" w:sz="4" w:space="0"/>
+          <w:right w:val="none" w:color="000000" w:sz="4" w:space="0"/>
         </w:tcBorders>
       </w:tcPr>
     </w:tblStylePr>
@@ -26375,9 +26839,9 @@
         <w:shd w:val="clear" w:color="ffffff" w:themeColor="light1" w:fill="ffffff" w:themeFill="light1"/>
         <w:tcBorders>
           <w:top w:val="single" w:color="000000" w:themeColor="accent2" w:themeTint="97" w:sz="4" w:space="0"/>
-          <w:left w:val="none"/>
-          <w:bottom w:val="none"/>
-          <w:right w:val="none"/>
+          <w:left w:val="none" w:color="000000" w:sz="4" w:space="0"/>
+          <w:bottom w:val="none" w:color="000000" w:sz="4" w:space="0"/>
+          <w:right w:val="none" w:color="000000" w:sz="4" w:space="0"/>
         </w:tcBorders>
       </w:tcPr>
     </w:tblStylePr>
@@ -26452,9 +26916,9 @@
       </w:tcPr>
     </w:tblStylePr>
   </w:style>
-  <w:style w:type="table" w:styleId="113">
+  <w:style w:type="table" w:styleId="911">
     <w:name w:val="List Table 7 Colorful - Accent 3"/>
-    <w:basedOn w:val="791"/>
+    <w:basedOn w:val="994"/>
     <w:uiPriority w:val="99"/>
     <w:pPr>
       <w:pBdr/>
@@ -26553,11 +27017,11 @@
         <w:tblBorders/>
       </w:tblPr>
       <w:tcPr>
-        <w:shd w:color="ffffff"/>
+        <w:shd w:val="clear" w:color="ffffff"/>
         <w:tcBorders>
-          <w:top w:val="none"/>
-          <w:left w:val="none"/>
-          <w:bottom w:val="none"/>
+          <w:top w:val="none" w:color="000000" w:sz="4" w:space="0"/>
+          <w:left w:val="none" w:color="000000" w:sz="4" w:space="0"/>
+          <w:bottom w:val="none" w:color="000000" w:sz="4" w:space="0"/>
           <w:right w:val="single" w:color="000000" w:themeColor="accent3" w:themeTint="98" w:sz="4" w:space="0"/>
         </w:tcBorders>
       </w:tcPr>
@@ -26580,10 +27044,10 @@
       <w:tcPr>
         <w:shd w:val="clear" w:color="ffffff" w:themeColor="light1" w:fill="ffffff" w:themeFill="light1"/>
         <w:tcBorders>
-          <w:top w:val="none"/>
-          <w:left w:val="none"/>
+          <w:top w:val="none" w:color="000000" w:sz="4" w:space="0"/>
+          <w:left w:val="none" w:color="000000" w:sz="4" w:space="0"/>
           <w:bottom w:val="single" w:color="000000" w:themeColor="accent3" w:themeTint="98" w:sz="4" w:space="0"/>
-          <w:right w:val="none"/>
+          <w:right w:val="none" w:color="000000" w:sz="4" w:space="0"/>
         </w:tcBorders>
       </w:tcPr>
     </w:tblStylePr>
@@ -26603,12 +27067,12 @@
         <w:tblBorders/>
       </w:tblPr>
       <w:tcPr>
-        <w:shd w:color="ffffff"/>
+        <w:shd w:val="clear" w:color="ffffff"/>
         <w:tcBorders>
-          <w:top w:val="none"/>
+          <w:top w:val="none" w:color="000000" w:sz="4" w:space="0"/>
           <w:left w:val="single" w:color="000000" w:themeColor="accent3" w:themeTint="98" w:sz="4" w:space="0"/>
-          <w:bottom w:val="none"/>
-          <w:right w:val="none"/>
+          <w:bottom w:val="none" w:color="000000" w:sz="4" w:space="0"/>
+          <w:right w:val="none" w:color="000000" w:sz="4" w:space="0"/>
         </w:tcBorders>
       </w:tcPr>
     </w:tblStylePr>
@@ -26631,9 +27095,9 @@
         <w:shd w:val="clear" w:color="ffffff" w:themeColor="light1" w:fill="ffffff" w:themeFill="light1"/>
         <w:tcBorders>
           <w:top w:val="single" w:color="000000" w:themeColor="accent3" w:themeTint="98" w:sz="4" w:space="0"/>
-          <w:left w:val="none"/>
-          <w:bottom w:val="none"/>
-          <w:right w:val="none"/>
+          <w:left w:val="none" w:color="000000" w:sz="4" w:space="0"/>
+          <w:bottom w:val="none" w:color="000000" w:sz="4" w:space="0"/>
+          <w:right w:val="none" w:color="000000" w:sz="4" w:space="0"/>
         </w:tcBorders>
       </w:tcPr>
     </w:tblStylePr>
@@ -26708,9 +27172,9 @@
       </w:tcPr>
     </w:tblStylePr>
   </w:style>
-  <w:style w:type="table" w:styleId="114">
+  <w:style w:type="table" w:styleId="912">
     <w:name w:val="List Table 7 Colorful - Accent 4"/>
-    <w:basedOn w:val="791"/>
+    <w:basedOn w:val="994"/>
     <w:uiPriority w:val="99"/>
     <w:pPr>
       <w:pBdr/>
@@ -26809,11 +27273,11 @@
         <w:tblBorders/>
       </w:tblPr>
       <w:tcPr>
-        <w:shd w:color="ffffff"/>
+        <w:shd w:val="clear" w:color="ffffff"/>
         <w:tcBorders>
-          <w:top w:val="none"/>
-          <w:left w:val="none"/>
-          <w:bottom w:val="none"/>
+          <w:top w:val="none" w:color="000000" w:sz="4" w:space="0"/>
+          <w:left w:val="none" w:color="000000" w:sz="4" w:space="0"/>
+          <w:bottom w:val="none" w:color="000000" w:sz="4" w:space="0"/>
           <w:right w:val="single" w:color="000000" w:themeColor="accent4" w:themeTint="9A" w:sz="4" w:space="0"/>
         </w:tcBorders>
       </w:tcPr>
@@ -26836,10 +27300,10 @@
       <w:tcPr>
         <w:shd w:val="clear" w:color="ffffff" w:themeColor="light1" w:fill="ffffff" w:themeFill="light1"/>
         <w:tcBorders>
-          <w:top w:val="none"/>
-          <w:left w:val="none"/>
+          <w:top w:val="none" w:color="000000" w:sz="4" w:space="0"/>
+          <w:left w:val="none" w:color="000000" w:sz="4" w:space="0"/>
           <w:bottom w:val="single" w:color="000000" w:themeColor="accent4" w:themeTint="9A" w:sz="4" w:space="0"/>
-          <w:right w:val="none"/>
+          <w:right w:val="none" w:color="000000" w:sz="4" w:space="0"/>
         </w:tcBorders>
       </w:tcPr>
     </w:tblStylePr>
@@ -26859,12 +27323,12 @@
         <w:tblBorders/>
       </w:tblPr>
       <w:tcPr>
-        <w:shd w:color="ffffff"/>
+        <w:shd w:val="clear" w:color="ffffff"/>
         <w:tcBorders>
-          <w:top w:val="none"/>
+          <w:top w:val="none" w:color="000000" w:sz="4" w:space="0"/>
           <w:left w:val="single" w:color="000000" w:themeColor="accent4" w:themeTint="9A" w:sz="4" w:space="0"/>
-          <w:bottom w:val="none"/>
-          <w:right w:val="none"/>
+          <w:bottom w:val="none" w:color="000000" w:sz="4" w:space="0"/>
+          <w:right w:val="none" w:color="000000" w:sz="4" w:space="0"/>
         </w:tcBorders>
       </w:tcPr>
     </w:tblStylePr>
@@ -26887,9 +27351,9 @@
         <w:shd w:val="clear" w:color="ffffff" w:themeColor="light1" w:fill="ffffff" w:themeFill="light1"/>
         <w:tcBorders>
           <w:top w:val="single" w:color="000000" w:themeColor="accent4" w:themeTint="9A" w:sz="4" w:space="0"/>
-          <w:left w:val="none"/>
-          <w:bottom w:val="none"/>
-          <w:right w:val="none"/>
+          <w:left w:val="none" w:color="000000" w:sz="4" w:space="0"/>
+          <w:bottom w:val="none" w:color="000000" w:sz="4" w:space="0"/>
+          <w:right w:val="none" w:color="000000" w:sz="4" w:space="0"/>
         </w:tcBorders>
       </w:tcPr>
     </w:tblStylePr>
@@ -26964,9 +27428,9 @@
       </w:tcPr>
     </w:tblStylePr>
   </w:style>
-  <w:style w:type="table" w:styleId="115">
+  <w:style w:type="table" w:styleId="913">
     <w:name w:val="List Table 7 Colorful - Accent 5"/>
-    <w:basedOn w:val="791"/>
+    <w:basedOn w:val="994"/>
     <w:uiPriority w:val="99"/>
     <w:pPr>
       <w:pBdr/>
@@ -27065,11 +27529,11 @@
         <w:tblBorders/>
       </w:tblPr>
       <w:tcPr>
-        <w:shd w:color="ffffff"/>
+        <w:shd w:val="clear" w:color="ffffff"/>
         <w:tcBorders>
-          <w:top w:val="none"/>
-          <w:left w:val="none"/>
-          <w:bottom w:val="none"/>
+          <w:top w:val="none" w:color="000000" w:sz="4" w:space="0"/>
+          <w:left w:val="none" w:color="000000" w:sz="4" w:space="0"/>
+          <w:bottom w:val="none" w:color="000000" w:sz="4" w:space="0"/>
           <w:right w:val="single" w:color="000000" w:themeColor="accent5" w:themeTint="9A" w:sz="4" w:space="0"/>
         </w:tcBorders>
       </w:tcPr>
@@ -27092,10 +27556,10 @@
       <w:tcPr>
         <w:shd w:val="clear" w:color="ffffff" w:themeColor="light1" w:fill="ffffff" w:themeFill="light1"/>
         <w:tcBorders>
-          <w:top w:val="none"/>
-          <w:left w:val="none"/>
+          <w:top w:val="none" w:color="000000" w:sz="4" w:space="0"/>
+          <w:left w:val="none" w:color="000000" w:sz="4" w:space="0"/>
           <w:bottom w:val="single" w:color="000000" w:themeColor="accent5" w:themeTint="9A" w:sz="4" w:space="0"/>
-          <w:right w:val="none"/>
+          <w:right w:val="none" w:color="000000" w:sz="4" w:space="0"/>
         </w:tcBorders>
       </w:tcPr>
     </w:tblStylePr>
@@ -27115,12 +27579,12 @@
         <w:tblBorders/>
       </w:tblPr>
       <w:tcPr>
-        <w:shd w:color="ffffff"/>
+        <w:shd w:val="clear" w:color="ffffff"/>
         <w:tcBorders>
-          <w:top w:val="none"/>
+          <w:top w:val="none" w:color="000000" w:sz="4" w:space="0"/>
           <w:left w:val="single" w:color="000000" w:themeColor="accent5" w:themeTint="9A" w:sz="4" w:space="0"/>
-          <w:bottom w:val="none"/>
-          <w:right w:val="none"/>
+          <w:bottom w:val="none" w:color="000000" w:sz="4" w:space="0"/>
+          <w:right w:val="none" w:color="000000" w:sz="4" w:space="0"/>
         </w:tcBorders>
       </w:tcPr>
     </w:tblStylePr>
@@ -27143,9 +27607,9 @@
         <w:shd w:val="clear" w:color="ffffff" w:themeColor="light1" w:fill="ffffff" w:themeFill="light1"/>
         <w:tcBorders>
           <w:top w:val="single" w:color="000000" w:themeColor="accent5" w:themeTint="9A" w:sz="4" w:space="0"/>
-          <w:left w:val="none"/>
-          <w:bottom w:val="none"/>
-          <w:right w:val="none"/>
+          <w:left w:val="none" w:color="000000" w:sz="4" w:space="0"/>
+          <w:bottom w:val="none" w:color="000000" w:sz="4" w:space="0"/>
+          <w:right w:val="none" w:color="000000" w:sz="4" w:space="0"/>
         </w:tcBorders>
       </w:tcPr>
     </w:tblStylePr>
@@ -27220,9 +27684,9 @@
       </w:tcPr>
     </w:tblStylePr>
   </w:style>
-  <w:style w:type="table" w:styleId="116">
+  <w:style w:type="table" w:styleId="914">
     <w:name w:val="List Table 7 Colorful - Accent 6"/>
-    <w:basedOn w:val="791"/>
+    <w:basedOn w:val="994"/>
     <w:uiPriority w:val="99"/>
     <w:pPr>
       <w:pBdr/>
@@ -27321,11 +27785,11 @@
         <w:tblBorders/>
       </w:tblPr>
       <w:tcPr>
-        <w:shd w:color="ffffff"/>
+        <w:shd w:val="clear" w:color="ffffff"/>
         <w:tcBorders>
-          <w:top w:val="none"/>
-          <w:left w:val="none"/>
-          <w:bottom w:val="none"/>
+          <w:top w:val="none" w:color="000000" w:sz="4" w:space="0"/>
+          <w:left w:val="none" w:color="000000" w:sz="4" w:space="0"/>
+          <w:bottom w:val="none" w:color="000000" w:sz="4" w:space="0"/>
           <w:right w:val="single" w:color="000000" w:themeColor="accent6" w:themeTint="98" w:sz="4" w:space="0"/>
         </w:tcBorders>
       </w:tcPr>
@@ -27348,10 +27812,10 @@
       <w:tcPr>
         <w:shd w:val="clear" w:color="ffffff" w:themeColor="light1" w:fill="ffffff" w:themeFill="light1"/>
         <w:tcBorders>
-          <w:top w:val="none"/>
-          <w:left w:val="none"/>
+          <w:top w:val="none" w:color="000000" w:sz="4" w:space="0"/>
+          <w:left w:val="none" w:color="000000" w:sz="4" w:space="0"/>
           <w:bottom w:val="single" w:color="000000" w:themeColor="accent6" w:themeTint="98" w:sz="4" w:space="0"/>
-          <w:right w:val="none"/>
+          <w:right w:val="none" w:color="000000" w:sz="4" w:space="0"/>
         </w:tcBorders>
       </w:tcPr>
     </w:tblStylePr>
@@ -27371,12 +27835,12 @@
         <w:tblBorders/>
       </w:tblPr>
       <w:tcPr>
-        <w:shd w:color="ffffff"/>
+        <w:shd w:val="clear" w:color="ffffff"/>
         <w:tcBorders>
-          <w:top w:val="none"/>
+          <w:top w:val="none" w:color="000000" w:sz="4" w:space="0"/>
           <w:left w:val="single" w:color="000000" w:themeColor="accent6" w:themeTint="98" w:sz="4" w:space="0"/>
-          <w:bottom w:val="none"/>
-          <w:right w:val="none"/>
+          <w:bottom w:val="none" w:color="000000" w:sz="4" w:space="0"/>
+          <w:right w:val="none" w:color="000000" w:sz="4" w:space="0"/>
         </w:tcBorders>
       </w:tcPr>
     </w:tblStylePr>
@@ -27399,9 +27863,9 @@
         <w:shd w:val="clear" w:color="ffffff" w:themeColor="light1" w:fill="ffffff" w:themeFill="light1"/>
         <w:tcBorders>
           <w:top w:val="single" w:color="000000" w:themeColor="accent6" w:themeTint="98" w:sz="4" w:space="0"/>
-          <w:left w:val="none"/>
-          <w:bottom w:val="none"/>
-          <w:right w:val="none"/>
+          <w:left w:val="none" w:color="000000" w:sz="4" w:space="0"/>
+          <w:bottom w:val="none" w:color="000000" w:sz="4" w:space="0"/>
+          <w:right w:val="none" w:color="000000" w:sz="4" w:space="0"/>
         </w:tcBorders>
       </w:tcPr>
     </w:tblStylePr>
@@ -27476,9 +27940,9 @@
       </w:tcPr>
     </w:tblStylePr>
   </w:style>
-  <w:style w:type="table" w:styleId="117">
+  <w:style w:type="table" w:styleId="915">
     <w:name w:val="Lined - Accent"/>
-    <w:basedOn w:val="791"/>
+    <w:basedOn w:val="994"/>
     <w:uiPriority w:val="99"/>
     <w:pPr>
       <w:pBdr/>
@@ -27713,9 +28177,9 @@
       </w:tcPr>
     </w:tblStylePr>
   </w:style>
-  <w:style w:type="table" w:styleId="118">
+  <w:style w:type="table" w:styleId="916">
     <w:name w:val="Lined - Accent 1"/>
-    <w:basedOn w:val="791"/>
+    <w:basedOn w:val="994"/>
     <w:uiPriority w:val="99"/>
     <w:pPr>
       <w:pBdr/>
@@ -27950,9 +28414,9 @@
       </w:tcPr>
     </w:tblStylePr>
   </w:style>
-  <w:style w:type="table" w:styleId="119">
+  <w:style w:type="table" w:styleId="917">
     <w:name w:val="Lined - Accent 2"/>
-    <w:basedOn w:val="791"/>
+    <w:basedOn w:val="994"/>
     <w:uiPriority w:val="99"/>
     <w:pPr>
       <w:pBdr/>
@@ -28187,9 +28651,9 @@
       </w:tcPr>
     </w:tblStylePr>
   </w:style>
-  <w:style w:type="table" w:styleId="120">
+  <w:style w:type="table" w:styleId="918">
     <w:name w:val="Lined - Accent 3"/>
-    <w:basedOn w:val="791"/>
+    <w:basedOn w:val="994"/>
     <w:uiPriority w:val="99"/>
     <w:pPr>
       <w:pBdr/>
@@ -28424,9 +28888,9 @@
       </w:tcPr>
     </w:tblStylePr>
   </w:style>
-  <w:style w:type="table" w:styleId="121">
+  <w:style w:type="table" w:styleId="919">
     <w:name w:val="Lined - Accent 4"/>
-    <w:basedOn w:val="791"/>
+    <w:basedOn w:val="994"/>
     <w:uiPriority w:val="99"/>
     <w:pPr>
       <w:pBdr/>
@@ -28661,9 +29125,9 @@
       </w:tcPr>
     </w:tblStylePr>
   </w:style>
-  <w:style w:type="table" w:styleId="122">
+  <w:style w:type="table" w:styleId="920">
     <w:name w:val="Lined - Accent 5"/>
-    <w:basedOn w:val="791"/>
+    <w:basedOn w:val="994"/>
     <w:uiPriority w:val="99"/>
     <w:pPr>
       <w:pBdr/>
@@ -28898,9 +29362,9 @@
       </w:tcPr>
     </w:tblStylePr>
   </w:style>
-  <w:style w:type="table" w:styleId="123">
+  <w:style w:type="table" w:styleId="921">
     <w:name w:val="Lined - Accent 6"/>
-    <w:basedOn w:val="791"/>
+    <w:basedOn w:val="994"/>
     <w:uiPriority w:val="99"/>
     <w:pPr>
       <w:pBdr/>
@@ -29135,9 +29599,9 @@
       </w:tcPr>
     </w:tblStylePr>
   </w:style>
-  <w:style w:type="table" w:styleId="124">
+  <w:style w:type="table" w:styleId="922">
     <w:name w:val="Bordered &amp; Lined - Accent"/>
-    <w:basedOn w:val="791"/>
+    <w:basedOn w:val="994"/>
     <w:uiPriority w:val="99"/>
     <w:pPr>
       <w:pBdr/>
@@ -29379,9 +29843,9 @@
       </w:tcPr>
     </w:tblStylePr>
   </w:style>
-  <w:style w:type="table" w:styleId="125">
+  <w:style w:type="table" w:styleId="923">
     <w:name w:val="Bordered &amp; Lined - Accent 1"/>
-    <w:basedOn w:val="791"/>
+    <w:basedOn w:val="994"/>
     <w:uiPriority w:val="99"/>
     <w:pPr>
       <w:pBdr/>
@@ -29623,9 +30087,9 @@
       </w:tcPr>
     </w:tblStylePr>
   </w:style>
-  <w:style w:type="table" w:styleId="126">
+  <w:style w:type="table" w:styleId="924">
     <w:name w:val="Bordered &amp; Lined - Accent 2"/>
-    <w:basedOn w:val="791"/>
+    <w:basedOn w:val="994"/>
     <w:uiPriority w:val="99"/>
     <w:pPr>
       <w:pBdr/>
@@ -29867,9 +30331,9 @@
       </w:tcPr>
     </w:tblStylePr>
   </w:style>
-  <w:style w:type="table" w:styleId="127">
+  <w:style w:type="table" w:styleId="925">
     <w:name w:val="Bordered &amp; Lined - Accent 3"/>
-    <w:basedOn w:val="791"/>
+    <w:basedOn w:val="994"/>
     <w:uiPriority w:val="99"/>
     <w:pPr>
       <w:pBdr/>
@@ -30111,9 +30575,9 @@
       </w:tcPr>
     </w:tblStylePr>
   </w:style>
-  <w:style w:type="table" w:styleId="128">
+  <w:style w:type="table" w:styleId="926">
     <w:name w:val="Bordered &amp; Lined - Accent 4"/>
-    <w:basedOn w:val="791"/>
+    <w:basedOn w:val="994"/>
     <w:uiPriority w:val="99"/>
     <w:pPr>
       <w:pBdr/>
@@ -30355,9 +30819,9 @@
       </w:tcPr>
     </w:tblStylePr>
   </w:style>
-  <w:style w:type="table" w:styleId="129">
+  <w:style w:type="table" w:styleId="927">
     <w:name w:val="Bordered &amp; Lined - Accent 5"/>
-    <w:basedOn w:val="791"/>
+    <w:basedOn w:val="994"/>
     <w:uiPriority w:val="99"/>
     <w:pPr>
       <w:pBdr/>
@@ -30599,9 +31063,9 @@
       </w:tcPr>
     </w:tblStylePr>
   </w:style>
-  <w:style w:type="table" w:styleId="130">
+  <w:style w:type="table" w:styleId="928">
     <w:name w:val="Bordered &amp; Lined - Accent 6"/>
-    <w:basedOn w:val="791"/>
+    <w:basedOn w:val="994"/>
     <w:uiPriority w:val="99"/>
     <w:pPr>
       <w:pBdr/>
@@ -30843,9 +31307,9 @@
       </w:tcPr>
     </w:tblStylePr>
   </w:style>
-  <w:style w:type="table" w:styleId="131">
+  <w:style w:type="table" w:styleId="929">
     <w:name w:val="Bordered"/>
-    <w:basedOn w:val="791"/>
+    <w:basedOn w:val="994"/>
     <w:uiPriority w:val="99"/>
     <w:pPr>
       <w:pBdr/>
@@ -31074,9 +31538,9 @@
       </w:tcPr>
     </w:tblStylePr>
   </w:style>
-  <w:style w:type="table" w:styleId="132">
+  <w:style w:type="table" w:styleId="930">
     <w:name w:val="Bordered - Accent 1"/>
-    <w:basedOn w:val="791"/>
+    <w:basedOn w:val="994"/>
     <w:uiPriority w:val="99"/>
     <w:pPr>
       <w:pBdr/>
@@ -31305,9 +31769,9 @@
       </w:tcPr>
     </w:tblStylePr>
   </w:style>
-  <w:style w:type="table" w:styleId="133">
+  <w:style w:type="table" w:styleId="931">
     <w:name w:val="Bordered - Accent 2"/>
-    <w:basedOn w:val="791"/>
+    <w:basedOn w:val="994"/>
     <w:uiPriority w:val="99"/>
     <w:pPr>
       <w:pBdr/>
@@ -31536,9 +32000,9 @@
       </w:tcPr>
     </w:tblStylePr>
   </w:style>
-  <w:style w:type="table" w:styleId="134">
+  <w:style w:type="table" w:styleId="932">
     <w:name w:val="Bordered - Accent 3"/>
-    <w:basedOn w:val="791"/>
+    <w:basedOn w:val="994"/>
     <w:uiPriority w:val="99"/>
     <w:pPr>
       <w:pBdr/>
@@ -31767,9 +32231,9 @@
       </w:tcPr>
     </w:tblStylePr>
   </w:style>
-  <w:style w:type="table" w:styleId="135">
+  <w:style w:type="table" w:styleId="933">
     <w:name w:val="Bordered - Accent 4"/>
-    <w:basedOn w:val="791"/>
+    <w:basedOn w:val="994"/>
     <w:uiPriority w:val="99"/>
     <w:pPr>
       <w:pBdr/>
@@ -31998,9 +32462,9 @@
       </w:tcPr>
     </w:tblStylePr>
   </w:style>
-  <w:style w:type="table" w:styleId="136">
+  <w:style w:type="table" w:styleId="934">
     <w:name w:val="Bordered - Accent 5"/>
-    <w:basedOn w:val="791"/>
+    <w:basedOn w:val="994"/>
     <w:uiPriority w:val="99"/>
     <w:pPr>
       <w:pBdr/>
@@ -32229,9 +32693,9 @@
       </w:tcPr>
     </w:tblStylePr>
   </w:style>
-  <w:style w:type="table" w:styleId="137">
+  <w:style w:type="table" w:styleId="935">
     <w:name w:val="Bordered - Accent 6"/>
-    <w:basedOn w:val="791"/>
+    <w:basedOn w:val="994"/>
     <w:uiPriority w:val="99"/>
     <w:pPr>
       <w:pBdr/>
@@ -32460,11 +32924,11 @@
       </w:tcPr>
     </w:tblStylePr>
   </w:style>
-  <w:style w:type="paragraph" w:styleId="139">
+  <w:style w:type="paragraph" w:styleId="936">
     <w:name w:val="Heading 1"/>
-    <w:basedOn w:val="789"/>
-    <w:next w:val="789"/>
-    <w:link w:val="150"/>
+    <w:basedOn w:val="992"/>
+    <w:next w:val="992"/>
+    <w:link w:val="945"/>
     <w:uiPriority w:val="9"/>
     <w:qFormat/>
     <w:pPr>
@@ -32482,11 +32946,11 @@
       <w:szCs w:val="40"/>
     </w:rPr>
   </w:style>
-  <w:style w:type="paragraph" w:styleId="140">
+  <w:style w:type="paragraph" w:styleId="937">
     <w:name w:val="Heading 2"/>
-    <w:basedOn w:val="789"/>
-    <w:next w:val="789"/>
-    <w:link w:val="151"/>
+    <w:basedOn w:val="992"/>
+    <w:next w:val="992"/>
+    <w:link w:val="946"/>
     <w:uiPriority w:val="9"/>
     <w:unhideWhenUsed/>
     <w:qFormat/>
@@ -32505,11 +32969,11 @@
       <w:szCs w:val="32"/>
     </w:rPr>
   </w:style>
-  <w:style w:type="paragraph" w:styleId="141">
+  <w:style w:type="paragraph" w:styleId="938">
     <w:name w:val="Heading 3"/>
-    <w:basedOn w:val="789"/>
-    <w:next w:val="789"/>
-    <w:link w:val="152"/>
+    <w:basedOn w:val="992"/>
+    <w:next w:val="992"/>
+    <w:link w:val="947"/>
     <w:uiPriority w:val="9"/>
     <w:unhideWhenUsed/>
     <w:qFormat/>
@@ -32528,11 +32992,11 @@
       <w:szCs w:val="28"/>
     </w:rPr>
   </w:style>
-  <w:style w:type="paragraph" w:styleId="142">
+  <w:style w:type="paragraph" w:styleId="939">
     <w:name w:val="Heading 4"/>
-    <w:basedOn w:val="789"/>
-    <w:next w:val="789"/>
-    <w:link w:val="153"/>
+    <w:basedOn w:val="992"/>
+    <w:next w:val="992"/>
+    <w:link w:val="948"/>
     <w:uiPriority w:val="9"/>
     <w:unhideWhenUsed/>
     <w:qFormat/>
@@ -32551,11 +33015,11 @@
       <w:color w:val="0f4761" w:themeColor="accent1" w:themeShade="BF"/>
     </w:rPr>
   </w:style>
-  <w:style w:type="paragraph" w:styleId="143">
+  <w:style w:type="paragraph" w:styleId="940">
     <w:name w:val="Heading 5"/>
-    <w:basedOn w:val="789"/>
-    <w:next w:val="789"/>
-    <w:link w:val="154"/>
+    <w:basedOn w:val="992"/>
+    <w:next w:val="992"/>
+    <w:link w:val="949"/>
     <w:uiPriority w:val="9"/>
     <w:unhideWhenUsed/>
     <w:qFormat/>
@@ -32572,11 +33036,11 @@
       <w:color w:val="0f4761" w:themeColor="accent1" w:themeShade="BF"/>
     </w:rPr>
   </w:style>
-  <w:style w:type="paragraph" w:styleId="144">
+  <w:style w:type="paragraph" w:styleId="941">
     <w:name w:val="Heading 6"/>
-    <w:basedOn w:val="789"/>
-    <w:next w:val="789"/>
-    <w:link w:val="155"/>
+    <w:basedOn w:val="992"/>
+    <w:next w:val="992"/>
+    <w:link w:val="950"/>
     <w:uiPriority w:val="9"/>
     <w:unhideWhenUsed/>
     <w:qFormat/>
@@ -32595,11 +33059,11 @@
       <w:color w:val="595959" w:themeColor="text1" w:themeTint="A6"/>
     </w:rPr>
   </w:style>
-  <w:style w:type="paragraph" w:styleId="145">
+  <w:style w:type="paragraph" w:styleId="942">
     <w:name w:val="Heading 7"/>
-    <w:basedOn w:val="789"/>
-    <w:next w:val="789"/>
-    <w:link w:val="156"/>
+    <w:basedOn w:val="992"/>
+    <w:next w:val="992"/>
+    <w:link w:val="951"/>
     <w:uiPriority w:val="9"/>
     <w:unhideWhenUsed/>
     <w:qFormat/>
@@ -32616,11 +33080,11 @@
       <w:color w:val="595959" w:themeColor="text1" w:themeTint="A6"/>
     </w:rPr>
   </w:style>
-  <w:style w:type="paragraph" w:styleId="146">
+  <w:style w:type="paragraph" w:styleId="943">
     <w:name w:val="Heading 8"/>
-    <w:basedOn w:val="789"/>
-    <w:next w:val="789"/>
-    <w:link w:val="157"/>
+    <w:basedOn w:val="992"/>
+    <w:next w:val="992"/>
+    <w:link w:val="952"/>
     <w:uiPriority w:val="9"/>
     <w:unhideWhenUsed/>
     <w:qFormat/>
@@ -32639,11 +33103,11 @@
       <w:color w:val="272727" w:themeColor="text1" w:themeTint="D8"/>
     </w:rPr>
   </w:style>
-  <w:style w:type="paragraph" w:styleId="147">
+  <w:style w:type="paragraph" w:styleId="944">
     <w:name w:val="Heading 9"/>
-    <w:basedOn w:val="789"/>
-    <w:next w:val="789"/>
-    <w:link w:val="158"/>
+    <w:basedOn w:val="992"/>
+    <w:next w:val="992"/>
+    <w:link w:val="953"/>
     <w:uiPriority w:val="9"/>
     <w:unhideWhenUsed/>
     <w:qFormat/>
@@ -32662,10 +33126,10 @@
       <w:color w:val="272727" w:themeColor="text1" w:themeTint="D8"/>
     </w:rPr>
   </w:style>
-  <w:style w:type="character" w:styleId="150">
+  <w:style w:type="character" w:styleId="945">
     <w:name w:val="Heading 1 Char"/>
-    <w:basedOn w:val="790"/>
-    <w:link w:val="139"/>
+    <w:basedOn w:val="993"/>
+    <w:link w:val="936"/>
     <w:uiPriority w:val="9"/>
     <w:pPr>
       <w:pBdr/>
@@ -32679,10 +33143,10 @@
       <w:szCs w:val="40"/>
     </w:rPr>
   </w:style>
-  <w:style w:type="character" w:styleId="151">
+  <w:style w:type="character" w:styleId="946">
     <w:name w:val="Heading 2 Char"/>
-    <w:basedOn w:val="790"/>
-    <w:link w:val="140"/>
+    <w:basedOn w:val="993"/>
+    <w:link w:val="937"/>
     <w:uiPriority w:val="9"/>
     <w:pPr>
       <w:pBdr/>
@@ -32696,10 +33160,10 @@
       <w:szCs w:val="32"/>
     </w:rPr>
   </w:style>
-  <w:style w:type="character" w:styleId="152">
+  <w:style w:type="character" w:styleId="947">
     <w:name w:val="Heading 3 Char"/>
-    <w:basedOn w:val="790"/>
-    <w:link w:val="141"/>
+    <w:basedOn w:val="993"/>
+    <w:link w:val="938"/>
     <w:uiPriority w:val="9"/>
     <w:pPr>
       <w:pBdr/>
@@ -32713,10 +33177,10 @@
       <w:szCs w:val="28"/>
     </w:rPr>
   </w:style>
-  <w:style w:type="character" w:styleId="153">
+  <w:style w:type="character" w:styleId="948">
     <w:name w:val="Heading 4 Char"/>
-    <w:basedOn w:val="790"/>
-    <w:link w:val="142"/>
+    <w:basedOn w:val="993"/>
+    <w:link w:val="939"/>
     <w:uiPriority w:val="9"/>
     <w:pPr>
       <w:pBdr/>
@@ -32730,10 +33194,10 @@
       <w:color w:val="0f4761" w:themeColor="accent1" w:themeShade="BF"/>
     </w:rPr>
   </w:style>
-  <w:style w:type="character" w:styleId="154">
+  <w:style w:type="character" w:styleId="949">
     <w:name w:val="Heading 5 Char"/>
-    <w:basedOn w:val="790"/>
-    <w:link w:val="143"/>
+    <w:basedOn w:val="993"/>
+    <w:link w:val="940"/>
     <w:uiPriority w:val="9"/>
     <w:pPr>
       <w:pBdr/>
@@ -32745,10 +33209,10 @@
       <w:color w:val="0f4761" w:themeColor="accent1" w:themeShade="BF"/>
     </w:rPr>
   </w:style>
-  <w:style w:type="character" w:styleId="155">
+  <w:style w:type="character" w:styleId="950">
     <w:name w:val="Heading 6 Char"/>
-    <w:basedOn w:val="790"/>
-    <w:link w:val="144"/>
+    <w:basedOn w:val="993"/>
+    <w:link w:val="941"/>
     <w:uiPriority w:val="9"/>
     <w:pPr>
       <w:pBdr/>
@@ -32762,10 +33226,10 @@
       <w:color w:val="595959" w:themeColor="text1" w:themeTint="A6"/>
     </w:rPr>
   </w:style>
-  <w:style w:type="character" w:styleId="156">
+  <w:style w:type="character" w:styleId="951">
     <w:name w:val="Heading 7 Char"/>
-    <w:basedOn w:val="790"/>
-    <w:link w:val="145"/>
+    <w:basedOn w:val="993"/>
+    <w:link w:val="942"/>
     <w:uiPriority w:val="9"/>
     <w:pPr>
       <w:pBdr/>
@@ -32777,10 +33241,10 @@
       <w:color w:val="595959" w:themeColor="text1" w:themeTint="A6"/>
     </w:rPr>
   </w:style>
-  <w:style w:type="character" w:styleId="157">
+  <w:style w:type="character" w:styleId="952">
     <w:name w:val="Heading 8 Char"/>
-    <w:basedOn w:val="790"/>
-    <w:link w:val="146"/>
+    <w:basedOn w:val="993"/>
+    <w:link w:val="943"/>
     <w:uiPriority w:val="9"/>
     <w:pPr>
       <w:pBdr/>
@@ -32794,10 +33258,10 @@
       <w:color w:val="272727" w:themeColor="text1" w:themeTint="D8"/>
     </w:rPr>
   </w:style>
-  <w:style w:type="character" w:styleId="158">
+  <w:style w:type="character" w:styleId="953">
     <w:name w:val="Heading 9 Char"/>
-    <w:basedOn w:val="790"/>
-    <w:link w:val="147"/>
+    <w:basedOn w:val="993"/>
+    <w:link w:val="944"/>
     <w:uiPriority w:val="9"/>
     <w:pPr>
       <w:pBdr/>
@@ -32811,11 +33275,11 @@
       <w:color w:val="272727" w:themeColor="text1" w:themeTint="D8"/>
     </w:rPr>
   </w:style>
-  <w:style w:type="paragraph" w:styleId="159">
+  <w:style w:type="paragraph" w:styleId="954">
     <w:name w:val="Title"/>
-    <w:basedOn w:val="789"/>
-    <w:next w:val="789"/>
-    <w:link w:val="160"/>
+    <w:basedOn w:val="992"/>
+    <w:next w:val="992"/>
+    <w:link w:val="955"/>
     <w:uiPriority w:val="10"/>
     <w:qFormat/>
     <w:pPr>
@@ -32831,10 +33295,10 @@
       <w:szCs w:val="56"/>
     </w:rPr>
   </w:style>
-  <w:style w:type="character" w:styleId="160">
+  <w:style w:type="character" w:styleId="955">
     <w:name w:val="Title Char"/>
-    <w:basedOn w:val="790"/>
-    <w:link w:val="159"/>
+    <w:basedOn w:val="993"/>
+    <w:link w:val="954"/>
     <w:uiPriority w:val="10"/>
     <w:pPr>
       <w:pBdr/>
@@ -32848,11 +33312,11 @@
       <w:szCs w:val="56"/>
     </w:rPr>
   </w:style>
-  <w:style w:type="paragraph" w:styleId="161">
+  <w:style w:type="paragraph" w:styleId="956">
     <w:name w:val="Subtitle"/>
-    <w:basedOn w:val="789"/>
-    <w:next w:val="789"/>
-    <w:link w:val="162"/>
+    <w:basedOn w:val="992"/>
+    <w:next w:val="992"/>
+    <w:link w:val="957"/>
     <w:uiPriority w:val="11"/>
     <w:qFormat/>
     <w:pPr>
@@ -32870,10 +33334,10 @@
       <w:szCs w:val="28"/>
     </w:rPr>
   </w:style>
-  <w:style w:type="character" w:styleId="162">
+  <w:style w:type="character" w:styleId="957">
     <w:name w:val="Subtitle Char"/>
-    <w:basedOn w:val="790"/>
-    <w:link w:val="161"/>
+    <w:basedOn w:val="993"/>
+    <w:link w:val="956"/>
     <w:uiPriority w:val="11"/>
     <w:pPr>
       <w:pBdr/>
@@ -32887,11 +33351,11 @@
       <w:szCs w:val="28"/>
     </w:rPr>
   </w:style>
-  <w:style w:type="paragraph" w:styleId="163">
+  <w:style w:type="paragraph" w:styleId="958">
     <w:name w:val="Quote"/>
-    <w:basedOn w:val="789"/>
-    <w:next w:val="789"/>
-    <w:link w:val="164"/>
+    <w:basedOn w:val="992"/>
+    <w:next w:val="992"/>
+    <w:link w:val="959"/>
     <w:uiPriority w:val="29"/>
     <w:qFormat/>
     <w:pPr>
@@ -32906,10 +33370,10 @@
       <w:color w:val="404040" w:themeColor="text1" w:themeTint="BF"/>
     </w:rPr>
   </w:style>
-  <w:style w:type="character" w:styleId="164">
+  <w:style w:type="character" w:styleId="959">
     <w:name w:val="Quote Char"/>
-    <w:basedOn w:val="790"/>
-    <w:link w:val="163"/>
+    <w:basedOn w:val="993"/>
+    <w:link w:val="958"/>
     <w:uiPriority w:val="29"/>
     <w:pPr>
       <w:pBdr/>
@@ -32922,9 +33386,9 @@
       <w:color w:val="404040" w:themeColor="text1" w:themeTint="BF"/>
     </w:rPr>
   </w:style>
-  <w:style w:type="character" w:styleId="166">
+  <w:style w:type="character" w:styleId="960">
     <w:name w:val="Intense Emphasis"/>
-    <w:basedOn w:val="790"/>
+    <w:basedOn w:val="993"/>
     <w:uiPriority w:val="21"/>
     <w:qFormat/>
     <w:pPr>
@@ -32938,11 +33402,11 @@
       <w:color w:val="0f4761" w:themeColor="accent1" w:themeShade="BF"/>
     </w:rPr>
   </w:style>
-  <w:style w:type="paragraph" w:styleId="167">
+  <w:style w:type="paragraph" w:styleId="961">
     <w:name w:val="Intense Quote"/>
-    <w:basedOn w:val="789"/>
-    <w:next w:val="789"/>
-    <w:link w:val="168"/>
+    <w:basedOn w:val="992"/>
+    <w:next w:val="992"/>
+    <w:link w:val="962"/>
     <w:uiPriority w:val="30"/>
     <w:qFormat/>
     <w:pPr>
@@ -32960,10 +33424,10 @@
       <w:color w:val="0f4761" w:themeColor="accent1" w:themeShade="BF"/>
     </w:rPr>
   </w:style>
-  <w:style w:type="character" w:styleId="168">
+  <w:style w:type="character" w:styleId="962">
     <w:name w:val="Intense Quote Char"/>
-    <w:basedOn w:val="790"/>
-    <w:link w:val="167"/>
+    <w:basedOn w:val="993"/>
+    <w:link w:val="961"/>
     <w:uiPriority w:val="30"/>
     <w:pPr>
       <w:pBdr/>
@@ -32976,9 +33440,9 @@
       <w:color w:val="0f4761" w:themeColor="accent1" w:themeShade="BF"/>
     </w:rPr>
   </w:style>
-  <w:style w:type="character" w:styleId="169">
+  <w:style w:type="character" w:styleId="963">
     <w:name w:val="Intense Reference"/>
-    <w:basedOn w:val="790"/>
+    <w:basedOn w:val="993"/>
     <w:uiPriority w:val="32"/>
     <w:qFormat/>
     <w:pPr>
@@ -32994,9 +33458,9 @@
       <w:spacing w:val="5"/>
     </w:rPr>
   </w:style>
-  <w:style w:type="paragraph" w:styleId="170">
+  <w:style w:type="paragraph" w:styleId="964">
     <w:name w:val="No Spacing"/>
-    <w:basedOn w:val="789"/>
+    <w:basedOn w:val="992"/>
     <w:uiPriority w:val="1"/>
     <w:qFormat/>
     <w:pPr>
@@ -33005,9 +33469,9 @@
       <w:ind/>
     </w:pPr>
   </w:style>
-  <w:style w:type="character" w:styleId="171">
+  <w:style w:type="character" w:styleId="965">
     <w:name w:val="Subtle Emphasis"/>
-    <w:basedOn w:val="790"/>
+    <w:basedOn w:val="993"/>
     <w:uiPriority w:val="19"/>
     <w:qFormat/>
     <w:pPr>
@@ -33021,9 +33485,9 @@
       <w:color w:val="404040" w:themeColor="text1" w:themeTint="BF"/>
     </w:rPr>
   </w:style>
-  <w:style w:type="character" w:styleId="172">
+  <w:style w:type="character" w:styleId="966">
     <w:name w:val="Emphasis"/>
-    <w:basedOn w:val="790"/>
+    <w:basedOn w:val="993"/>
     <w:uiPriority w:val="20"/>
     <w:qFormat/>
     <w:pPr>
@@ -33036,9 +33500,9 @@
       <w:iCs/>
     </w:rPr>
   </w:style>
-  <w:style w:type="character" w:styleId="173">
+  <w:style w:type="character" w:styleId="967">
     <w:name w:val="Strong"/>
-    <w:basedOn w:val="790"/>
+    <w:basedOn w:val="993"/>
     <w:uiPriority w:val="22"/>
     <w:qFormat/>
     <w:pPr>
@@ -33051,9 +33515,9 @@
       <w:bCs/>
     </w:rPr>
   </w:style>
-  <w:style w:type="character" w:styleId="174">
+  <w:style w:type="character" w:styleId="968">
     <w:name w:val="Subtle Reference"/>
-    <w:basedOn w:val="790"/>
+    <w:basedOn w:val="993"/>
     <w:uiPriority w:val="31"/>
     <w:qFormat/>
     <w:pPr>
@@ -33066,9 +33530,9 @@
       <w:color w:val="5a5a5a" w:themeColor="text1" w:themeTint="A5"/>
     </w:rPr>
   </w:style>
-  <w:style w:type="character" w:styleId="175">
+  <w:style w:type="character" w:styleId="969">
     <w:name w:val="Book Title"/>
-    <w:basedOn w:val="790"/>
+    <w:basedOn w:val="993"/>
     <w:uiPriority w:val="33"/>
     <w:qFormat/>
     <w:pPr>
@@ -33084,10 +33548,10 @@
       <w:spacing w:val="5"/>
     </w:rPr>
   </w:style>
-  <w:style w:type="character" w:styleId="177">
+  <w:style w:type="character" w:styleId="970">
     <w:name w:val="Header Char"/>
-    <w:basedOn w:val="790"/>
-    <w:link w:val="799"/>
+    <w:basedOn w:val="993"/>
+    <w:link w:val="1002"/>
     <w:uiPriority w:val="99"/>
     <w:pPr>
       <w:pBdr/>
@@ -33095,10 +33559,10 @@
       <w:ind/>
     </w:pPr>
   </w:style>
-  <w:style w:type="character" w:styleId="179">
+  <w:style w:type="character" w:styleId="971">
     <w:name w:val="Footer Char"/>
-    <w:basedOn w:val="790"/>
-    <w:link w:val="796"/>
+    <w:basedOn w:val="993"/>
+    <w:link w:val="999"/>
     <w:uiPriority w:val="99"/>
     <w:pPr>
       <w:pBdr/>
@@ -33106,10 +33570,10 @@
       <w:ind/>
     </w:pPr>
   </w:style>
-  <w:style w:type="paragraph" w:styleId="180">
+  <w:style w:type="paragraph" w:styleId="972">
     <w:name w:val="Caption"/>
-    <w:basedOn w:val="789"/>
-    <w:next w:val="789"/>
+    <w:basedOn w:val="992"/>
+    <w:next w:val="992"/>
     <w:uiPriority w:val="35"/>
     <w:unhideWhenUsed/>
     <w:qFormat/>
@@ -33126,10 +33590,10 @@
       <w:szCs w:val="18"/>
     </w:rPr>
   </w:style>
-  <w:style w:type="paragraph" w:styleId="181">
+  <w:style w:type="paragraph" w:styleId="973">
     <w:name w:val="footnote text"/>
-    <w:basedOn w:val="789"/>
-    <w:link w:val="182"/>
+    <w:basedOn w:val="992"/>
+    <w:link w:val="974"/>
     <w:uiPriority w:val="99"/>
     <w:semiHidden/>
     <w:unhideWhenUsed/>
@@ -33143,10 +33607,10 @@
       <w:szCs w:val="20"/>
     </w:rPr>
   </w:style>
-  <w:style w:type="character" w:styleId="182">
+  <w:style w:type="character" w:styleId="974">
     <w:name w:val="Footnote Text Char"/>
-    <w:basedOn w:val="790"/>
-    <w:link w:val="181"/>
+    <w:basedOn w:val="993"/>
+    <w:link w:val="973"/>
     <w:uiPriority w:val="99"/>
     <w:semiHidden/>
     <w:pPr>
@@ -33159,9 +33623,9 @@
       <w:szCs w:val="20"/>
     </w:rPr>
   </w:style>
-  <w:style w:type="character" w:styleId="183">
+  <w:style w:type="character" w:styleId="975">
     <w:name w:val="footnote reference"/>
-    <w:basedOn w:val="790"/>
+    <w:basedOn w:val="993"/>
     <w:uiPriority w:val="99"/>
     <w:semiHidden/>
     <w:unhideWhenUsed/>
@@ -33174,10 +33638,10 @@
       <w:vertAlign w:val="superscript"/>
     </w:rPr>
   </w:style>
-  <w:style w:type="paragraph" w:styleId="184">
+  <w:style w:type="paragraph" w:styleId="976">
     <w:name w:val="endnote text"/>
-    <w:basedOn w:val="789"/>
-    <w:link w:val="185"/>
+    <w:basedOn w:val="992"/>
+    <w:link w:val="977"/>
     <w:uiPriority w:val="99"/>
     <w:semiHidden/>
     <w:unhideWhenUsed/>
@@ -33191,10 +33655,10 @@
       <w:szCs w:val="20"/>
     </w:rPr>
   </w:style>
-  <w:style w:type="character" w:styleId="185">
+  <w:style w:type="character" w:styleId="977">
     <w:name w:val="Endnote Text Char"/>
-    <w:basedOn w:val="790"/>
-    <w:link w:val="184"/>
+    <w:basedOn w:val="993"/>
+    <w:link w:val="976"/>
     <w:uiPriority w:val="99"/>
     <w:semiHidden/>
     <w:pPr>
@@ -33207,9 +33671,9 @@
       <w:szCs w:val="20"/>
     </w:rPr>
   </w:style>
-  <w:style w:type="character" w:styleId="186">
+  <w:style w:type="character" w:styleId="978">
     <w:name w:val="endnote reference"/>
-    <w:basedOn w:val="790"/>
+    <w:basedOn w:val="993"/>
     <w:uiPriority w:val="99"/>
     <w:semiHidden/>
     <w:unhideWhenUsed/>
@@ -33222,9 +33686,9 @@
       <w:vertAlign w:val="superscript"/>
     </w:rPr>
   </w:style>
-  <w:style w:type="character" w:styleId="188">
+  <w:style w:type="character" w:styleId="979">
     <w:name w:val="FollowedHyperlink"/>
-    <w:basedOn w:val="790"/>
+    <w:basedOn w:val="993"/>
     <w:uiPriority w:val="99"/>
     <w:semiHidden/>
     <w:unhideWhenUsed/>
@@ -33238,10 +33702,10 @@
       <w:u w:val="single"/>
     </w:rPr>
   </w:style>
-  <w:style w:type="paragraph" w:styleId="189">
+  <w:style w:type="paragraph" w:styleId="980">
     <w:name w:val="toc 1"/>
-    <w:basedOn w:val="789"/>
-    <w:next w:val="789"/>
+    <w:basedOn w:val="992"/>
+    <w:next w:val="992"/>
     <w:uiPriority w:val="39"/>
     <w:unhideWhenUsed/>
     <w:pPr>
@@ -33250,10 +33714,10 @@
       <w:ind/>
     </w:pPr>
   </w:style>
-  <w:style w:type="paragraph" w:styleId="190">
+  <w:style w:type="paragraph" w:styleId="981">
     <w:name w:val="toc 2"/>
-    <w:basedOn w:val="789"/>
-    <w:next w:val="789"/>
+    <w:basedOn w:val="992"/>
+    <w:next w:val="992"/>
     <w:uiPriority w:val="39"/>
     <w:unhideWhenUsed/>
     <w:pPr>
@@ -33262,10 +33726,10 @@
       <w:ind w:left="220"/>
     </w:pPr>
   </w:style>
-  <w:style w:type="paragraph" w:styleId="191">
+  <w:style w:type="paragraph" w:styleId="982">
     <w:name w:val="toc 3"/>
-    <w:basedOn w:val="789"/>
-    <w:next w:val="789"/>
+    <w:basedOn w:val="992"/>
+    <w:next w:val="992"/>
     <w:uiPriority w:val="39"/>
     <w:unhideWhenUsed/>
     <w:pPr>
@@ -33274,10 +33738,10 @@
       <w:ind w:left="440"/>
     </w:pPr>
   </w:style>
-  <w:style w:type="paragraph" w:styleId="192">
+  <w:style w:type="paragraph" w:styleId="983">
     <w:name w:val="toc 4"/>
-    <w:basedOn w:val="789"/>
-    <w:next w:val="789"/>
+    <w:basedOn w:val="992"/>
+    <w:next w:val="992"/>
     <w:uiPriority w:val="39"/>
     <w:unhideWhenUsed/>
     <w:pPr>
@@ -33286,10 +33750,10 @@
       <w:ind w:left="660"/>
     </w:pPr>
   </w:style>
-  <w:style w:type="paragraph" w:styleId="193">
+  <w:style w:type="paragraph" w:styleId="984">
     <w:name w:val="toc 5"/>
-    <w:basedOn w:val="789"/>
-    <w:next w:val="789"/>
+    <w:basedOn w:val="992"/>
+    <w:next w:val="992"/>
     <w:uiPriority w:val="39"/>
     <w:unhideWhenUsed/>
     <w:pPr>
@@ -33298,10 +33762,10 @@
       <w:ind w:left="880"/>
     </w:pPr>
   </w:style>
-  <w:style w:type="paragraph" w:styleId="194">
+  <w:style w:type="paragraph" w:styleId="985">
     <w:name w:val="toc 6"/>
-    <w:basedOn w:val="789"/>
-    <w:next w:val="789"/>
+    <w:basedOn w:val="992"/>
+    <w:next w:val="992"/>
     <w:uiPriority w:val="39"/>
     <w:unhideWhenUsed/>
     <w:pPr>
@@ -33310,10 +33774,10 @@
       <w:ind w:left="1100"/>
     </w:pPr>
   </w:style>
-  <w:style w:type="paragraph" w:styleId="195">
+  <w:style w:type="paragraph" w:styleId="986">
     <w:name w:val="toc 7"/>
-    <w:basedOn w:val="789"/>
-    <w:next w:val="789"/>
+    <w:basedOn w:val="992"/>
+    <w:next w:val="992"/>
     <w:uiPriority w:val="39"/>
     <w:unhideWhenUsed/>
     <w:pPr>
@@ -33322,10 +33786,10 @@
       <w:ind w:left="1320"/>
     </w:pPr>
   </w:style>
-  <w:style w:type="paragraph" w:styleId="196">
+  <w:style w:type="paragraph" w:styleId="987">
     <w:name w:val="toc 8"/>
-    <w:basedOn w:val="789"/>
-    <w:next w:val="789"/>
+    <w:basedOn w:val="992"/>
+    <w:next w:val="992"/>
     <w:uiPriority w:val="39"/>
     <w:unhideWhenUsed/>
     <w:pPr>
@@ -33334,10 +33798,10 @@
       <w:ind w:left="1540"/>
     </w:pPr>
   </w:style>
-  <w:style w:type="paragraph" w:styleId="197">
+  <w:style w:type="paragraph" w:styleId="988">
     <w:name w:val="toc 9"/>
-    <w:basedOn w:val="789"/>
-    <w:next w:val="789"/>
+    <w:basedOn w:val="992"/>
+    <w:next w:val="992"/>
     <w:uiPriority w:val="39"/>
     <w:unhideWhenUsed/>
     <w:pPr>
@@ -33346,9 +33810,9 @@
       <w:ind w:left="1760"/>
     </w:pPr>
   </w:style>
-  <w:style w:type="character" w:styleId="198">
+  <w:style w:type="character" w:styleId="989">
     <w:name w:val="Placeholder Text"/>
-    <w:basedOn w:val="790"/>
+    <w:basedOn w:val="993"/>
     <w:uiPriority w:val="99"/>
     <w:semiHidden/>
     <w:pPr>
@@ -33360,7 +33824,7 @@
       <w:color w:val="666666"/>
     </w:rPr>
   </w:style>
-  <w:style w:type="paragraph" w:styleId="208">
+  <w:style w:type="paragraph" w:styleId="990">
     <w:name w:val="TOC Heading"/>
     <w:uiPriority w:val="39"/>
     <w:unhideWhenUsed/>
@@ -33370,10 +33834,10 @@
       <w:ind/>
     </w:pPr>
   </w:style>
-  <w:style w:type="paragraph" w:styleId="209">
+  <w:style w:type="paragraph" w:styleId="991">
     <w:name w:val="table of figures"/>
-    <w:basedOn w:val="789"/>
-    <w:next w:val="789"/>
+    <w:basedOn w:val="992"/>
+    <w:next w:val="992"/>
     <w:uiPriority w:val="99"/>
     <w:unhideWhenUsed/>
     <w:pPr>
@@ -33382,7 +33846,7 @@
       <w:ind/>
     </w:pPr>
   </w:style>
-  <w:style w:type="paragraph" w:styleId="789" w:default="1">
+  <w:style w:type="paragraph" w:styleId="992" w:default="1">
     <w:name w:val="Normal"/>
     <w:qFormat/>
     <w:pPr>
@@ -33391,7 +33855,7 @@
       <w:ind/>
     </w:pPr>
   </w:style>
-  <w:style w:type="character" w:styleId="790" w:default="1">
+  <w:style w:type="character" w:styleId="993" w:default="1">
     <w:name w:val="Default Paragraph Font"/>
     <w:uiPriority w:val="1"/>
     <w:semiHidden/>
@@ -33402,7 +33866,7 @@
       <w:ind/>
     </w:pPr>
   </w:style>
-  <w:style w:type="table" w:styleId="791" w:default="1">
+  <w:style w:type="table" w:styleId="994" w:default="1">
     <w:name w:val="Normal Table"/>
     <w:uiPriority w:val="99"/>
     <w:semiHidden/>
@@ -33595,7 +34059,7 @@
       </w:tcPr>
     </w:tblStylePr>
   </w:style>
-  <w:style w:type="numbering" w:styleId="792" w:default="1">
+  <w:style w:type="numbering" w:styleId="995" w:default="1">
     <w:name w:val="No List"/>
     <w:uiPriority w:val="99"/>
     <w:semiHidden/>
@@ -33606,9 +34070,9 @@
       <w:ind/>
     </w:pPr>
   </w:style>
-  <w:style w:type="character" w:styleId="793">
+  <w:style w:type="character" w:styleId="996">
     <w:name w:val="Hyperlink"/>
-    <w:basedOn w:val="790"/>
+    <w:basedOn w:val="993"/>
     <w:uiPriority w:val="99"/>
     <w:unhideWhenUsed/>
     <w:pPr>
@@ -33621,9 +34085,9 @@
       <w:u w:val="single"/>
     </w:rPr>
   </w:style>
-  <w:style w:type="character" w:styleId="794">
+  <w:style w:type="character" w:styleId="997">
     <w:name w:val="Unresolved Mention"/>
-    <w:basedOn w:val="790"/>
+    <w:basedOn w:val="993"/>
     <w:uiPriority w:val="99"/>
     <w:semiHidden/>
     <w:unhideWhenUsed/>
@@ -33637,9 +34101,9 @@
       <w:shd w:val="clear" w:color="auto" w:fill="e1dfdd"/>
     </w:rPr>
   </w:style>
-  <w:style w:type="paragraph" w:styleId="795">
+  <w:style w:type="paragraph" w:styleId="998">
     <w:name w:val="List Paragraph"/>
-    <w:basedOn w:val="789"/>
+    <w:basedOn w:val="992"/>
     <w:uiPriority w:val="34"/>
     <w:qFormat/>
     <w:pPr>
@@ -33649,10 +34113,10 @@
       <w:contextualSpacing w:val="true"/>
     </w:pPr>
   </w:style>
-  <w:style w:type="paragraph" w:styleId="796">
+  <w:style w:type="paragraph" w:styleId="999">
     <w:name w:val="Footer"/>
-    <w:basedOn w:val="789"/>
-    <w:link w:val="797"/>
+    <w:basedOn w:val="992"/>
+    <w:link w:val="1000"/>
     <w:uiPriority w:val="99"/>
     <w:unhideWhenUsed/>
     <w:pPr>
@@ -33665,10 +34129,10 @@
       <w:ind/>
     </w:pPr>
   </w:style>
-  <w:style w:type="character" w:styleId="797" w:customStyle="1">
+  <w:style w:type="character" w:styleId="1000" w:customStyle="1">
     <w:name w:val="Piè di pagina Carattere"/>
-    <w:basedOn w:val="790"/>
-    <w:link w:val="796"/>
+    <w:basedOn w:val="993"/>
+    <w:link w:val="999"/>
     <w:uiPriority w:val="99"/>
     <w:pPr>
       <w:pBdr/>
@@ -33676,9 +34140,9 @@
       <w:ind/>
     </w:pPr>
   </w:style>
-  <w:style w:type="character" w:styleId="798">
+  <w:style w:type="character" w:styleId="1001">
     <w:name w:val="page number"/>
-    <w:basedOn w:val="790"/>
+    <w:basedOn w:val="993"/>
     <w:uiPriority w:val="99"/>
     <w:semiHidden/>
     <w:unhideWhenUsed/>
@@ -33688,10 +34152,10 @@
       <w:ind/>
     </w:pPr>
   </w:style>
-  <w:style w:type="paragraph" w:styleId="799">
+  <w:style w:type="paragraph" w:styleId="1002">
     <w:name w:val="Header"/>
-    <w:basedOn w:val="789"/>
-    <w:link w:val="800"/>
+    <w:basedOn w:val="992"/>
+    <w:link w:val="1003"/>
     <w:uiPriority w:val="99"/>
     <w:unhideWhenUsed/>
     <w:pPr>
@@ -33704,10 +34168,10 @@
       <w:ind/>
     </w:pPr>
   </w:style>
-  <w:style w:type="character" w:styleId="800" w:customStyle="1">
+  <w:style w:type="character" w:styleId="1003" w:customStyle="1">
     <w:name w:val="Intestazione Carattere"/>
-    <w:basedOn w:val="790"/>
-    <w:link w:val="799"/>
+    <w:basedOn w:val="993"/>
+    <w:link w:val="1002"/>
     <w:uiPriority w:val="99"/>
     <w:pPr>
       <w:pBdr/>

--- a/Report_Lab_NetSec.docx
+++ b/Report_Lab_NetSec.docx
@@ -299,7 +299,7 @@
     </w:p>
     <w:p>
       <w:pPr>
-        <w:pStyle w:val="998"/>
+        <w:pStyle w:val="1004"/>
         <w:numPr>
           <w:ilvl w:val="0"/>
           <w:numId w:val="3"/>
@@ -397,7 +397,7 @@
     </w:p>
     <w:p>
       <w:pPr>
-        <w:pStyle w:val="998"/>
+        <w:pStyle w:val="1004"/>
         <w:numPr>
           <w:ilvl w:val="0"/>
           <w:numId w:val="3"/>
@@ -547,7 +547,7 @@
     </w:p>
     <w:p>
       <w:pPr>
-        <w:pStyle w:val="998"/>
+        <w:pStyle w:val="1004"/>
         <w:numPr>
           <w:ilvl w:val="0"/>
           <w:numId w:val="3"/>
@@ -611,7 +611,7 @@
     </w:p>
     <w:p>
       <w:pPr>
-        <w:pStyle w:val="998"/>
+        <w:pStyle w:val="1004"/>
         <w:numPr>
           <w:ilvl w:val="0"/>
           <w:numId w:val="3"/>
@@ -655,7 +655,7 @@
     </w:p>
     <w:p>
       <w:pPr>
-        <w:pStyle w:val="998"/>
+        <w:pStyle w:val="1004"/>
         <w:numPr>
           <w:ilvl w:val="0"/>
           <w:numId w:val="3"/>
@@ -732,7 +732,7 @@
     </w:p>
     <w:p>
       <w:pPr>
-        <w:pStyle w:val="998"/>
+        <w:pStyle w:val="1004"/>
         <w:numPr>
           <w:ilvl w:val="0"/>
           <w:numId w:val="3"/>
@@ -796,7 +796,7 @@
     </w:p>
     <w:p>
       <w:pPr>
-        <w:pStyle w:val="998"/>
+        <w:pStyle w:val="1004"/>
         <w:numPr>
           <w:ilvl w:val="0"/>
           <w:numId w:val="3"/>
@@ -824,7 +824,7 @@
       <w:hyperlink r:id="rId16" w:tooltip="http://www.grammarly.com" w:history="1">
         <w:r>
           <w:rPr>
-            <w:rStyle w:val="996"/>
+            <w:rStyle w:val="1002"/>
             <w:rFonts w:ascii="Helvetica" w:hAnsi="Helvetica" w:cs="Consolas"/>
             <w:sz w:val="24"/>
             <w:szCs w:val="24"/>
@@ -879,7 +879,7 @@
     </w:p>
     <w:p>
       <w:pPr>
-        <w:pStyle w:val="998"/>
+        <w:pStyle w:val="1004"/>
         <w:numPr>
           <w:ilvl w:val="0"/>
           <w:numId w:val="3"/>
@@ -1606,6 +1606,7 @@
           <w:rFonts w:ascii="Helvetica" w:hAnsi="Helvetica"/>
           <w:sz w:val="24"/>
           <w:szCs w:val="24"/>
+          <w:highlight w:val="none"/>
           <w:lang w:val="en-GB"/>
         </w:rPr>
       </w:r>
@@ -1658,7 +1659,8 @@
           <w:rFonts w:ascii="Helvetica" w:hAnsi="Helvetica"/>
           <w:sz w:val="24"/>
           <w:szCs w:val="24"/>
-          <w:lang w:val="en-GB"/>
+          <w:highlight w:val="none"/>
+          <w:lang w:val="it-IT"/>
         </w:rPr>
       </w:r>
       <w:r>
@@ -1681,6 +1683,7 @@
           <w:rFonts w:ascii="Helvetica" w:hAnsi="Helvetica"/>
           <w:sz w:val="24"/>
           <w:szCs w:val="24"/>
+          <w:highlight w:val="none"/>
           <w:lang w:val="en-GB"/>
         </w:rPr>
       </w:pPr>
@@ -1718,6 +1721,56 @@
           <w:rFonts w:ascii="Helvetica" w:hAnsi="Helvetica"/>
           <w:sz w:val="24"/>
           <w:szCs w:val="24"/>
+          <w:lang w:val="en-GB"/>
+        </w:rPr>
+      </w:r>
+      <w:r>
+        <w:rPr>
+          <w:rFonts w:ascii="Helvetica" w:hAnsi="Helvetica"/>
+          <w:sz w:val="24"/>
+          <w:szCs w:val="24"/>
+          <w:lang w:val="en-GB"/>
+        </w:rPr>
+      </w:r>
+    </w:p>
+    <w:p>
+      <w:pPr>
+        <w:pBdr/>
+        <w:spacing/>
+        <w:ind/>
+        <w:jc w:val="both"/>
+        <w:rPr>
+          <w:rFonts w:ascii="Helvetica" w:hAnsi="Helvetica"/>
+          <w:sz w:val="24"/>
+          <w:szCs w:val="24"/>
+          <w:lang w:val="en-GB"/>
+        </w:rPr>
+      </w:pPr>
+      <w:r>
+        <w:rPr>
+          <w:rFonts w:ascii="Helvetica" w:hAnsi="Helvetica"/>
+          <w:sz w:val="24"/>
+          <w:szCs w:val="24"/>
+          <w:highlight w:val="none"/>
+          <w:lang w:val="it-IT"/>
+        </w:rPr>
+        <w:t xml:space="preserve">Tor: </w:t>
+      </w:r>
+      <w:r>
+        <w:rPr>
+          <w:rFonts w:ascii="Helvetica" w:hAnsi="Helvetica"/>
+          <w:sz w:val="24"/>
+          <w:szCs w:val="24"/>
+          <w:highlight w:val="none"/>
+          <w:lang w:val="it-IT"/>
+        </w:rPr>
+        <w:t xml:space="preserve">netsec{h1dd3n_bu7_n0t_f0rg0tt3n_043fa95d}</w:t>
+      </w:r>
+      <w:r>
+        <w:rPr>
+          <w:rFonts w:ascii="Helvetica" w:hAnsi="Helvetica"/>
+          <w:sz w:val="24"/>
+          <w:szCs w:val="24"/>
           <w:highlight w:val="none"/>
           <w:lang w:val="it-IT"/>
         </w:rPr>
@@ -1727,6 +1780,16 @@
           <w:rFonts w:ascii="Helvetica" w:hAnsi="Helvetica"/>
           <w:sz w:val="24"/>
           <w:szCs w:val="24"/>
+          <w:highlight w:val="none"/>
+          <w:lang w:val="en-GB" w:bidi="en-GB"/>
+        </w:rPr>
+      </w:r>
+      <w:r>
+        <w:rPr>
+          <w:rFonts w:ascii="Helvetica" w:hAnsi="Helvetica"/>
+          <w:sz w:val="24"/>
+          <w:szCs w:val="24"/>
+          <w:highlight w:val="none"/>
           <w:lang w:val="en-GB"/>
         </w:rPr>
       </w:r>
@@ -2473,7 +2536,7 @@
         </w:tcPr>
         <w:p>
           <w:pPr>
-            <w:pStyle w:val="1002"/>
+            <w:pStyle w:val="1008"/>
             <w:pBdr/>
             <w:spacing/>
             <w:ind/>
@@ -2514,7 +2577,7 @@
         </w:tcPr>
         <w:p>
           <w:pPr>
-            <w:pStyle w:val="1002"/>
+            <w:pStyle w:val="1008"/>
             <w:pBdr/>
             <w:spacing/>
             <w:ind/>
@@ -2557,7 +2620,7 @@
         </w:tcPr>
         <w:p>
           <w:pPr>
-            <w:pStyle w:val="999"/>
+            <w:pStyle w:val="1005"/>
             <w:pBdr/>
             <w:spacing/>
             <w:ind/>
@@ -2677,7 +2740,7 @@
         </w:tcPr>
         <w:p>
           <w:pPr>
-            <w:pStyle w:val="999"/>
+            <w:pStyle w:val="1005"/>
             <w:pBdr/>
             <w:spacing/>
             <w:ind/>
@@ -2756,7 +2819,7 @@
   </w:tbl>
   <w:p>
     <w:pPr>
-      <w:pStyle w:val="999"/>
+      <w:pStyle w:val="1005"/>
       <w:pBdr/>
       <w:spacing/>
       <w:ind w:right="360"/>
@@ -2798,53 +2861,53 @@
     <w:sdtContent>
       <w:p>
         <w:pPr>
-          <w:pStyle w:val="999"/>
+          <w:pStyle w:val="1005"/>
           <w:framePr w:hAnchor="margin" w:vAnchor="text" w:wrap="none" w:xAlign="right" w:y="1"/>
           <w:pBdr/>
           <w:spacing/>
           <w:ind/>
           <w:rPr>
-            <w:rStyle w:val="1001"/>
+            <w:rStyle w:val="1007"/>
           </w:rPr>
         </w:pPr>
         <w:r>
           <w:rPr>
-            <w:rStyle w:val="1001"/>
+            <w:rStyle w:val="1007"/>
           </w:rPr>
           <w:fldChar w:fldCharType="begin"/>
         </w:r>
         <w:r>
           <w:rPr>
-            <w:rStyle w:val="1001"/>
+            <w:rStyle w:val="1007"/>
           </w:rPr>
           <w:instrText xml:space="preserve"> PAGE </w:instrText>
         </w:r>
         <w:r>
           <w:rPr>
-            <w:rStyle w:val="1001"/>
+            <w:rStyle w:val="1007"/>
           </w:rPr>
           <w:fldChar w:fldCharType="separate"/>
         </w:r>
         <w:r>
           <w:rPr>
-            <w:rStyle w:val="1001"/>
+            <w:rStyle w:val="1007"/>
           </w:rPr>
           <w:t xml:space="preserve">1</w:t>
         </w:r>
         <w:r>
           <w:rPr>
-            <w:rStyle w:val="1001"/>
+            <w:rStyle w:val="1007"/>
           </w:rPr>
           <w:fldChar w:fldCharType="end"/>
         </w:r>
         <w:r>
           <w:rPr>
-            <w:rStyle w:val="1001"/>
+            <w:rStyle w:val="1007"/>
           </w:rPr>
         </w:r>
         <w:r>
           <w:rPr>
-            <w:rStyle w:val="1001"/>
+            <w:rStyle w:val="1007"/>
           </w:rPr>
         </w:r>
       </w:p>
@@ -2852,7 +2915,7 @@
   </w:sdt>
   <w:p>
     <w:pPr>
-      <w:pStyle w:val="999"/>
+      <w:pStyle w:val="1005"/>
       <w:pBdr/>
       <w:spacing/>
       <w:ind w:right="360"/>
@@ -2901,7 +2964,7 @@
 <w:hdr xmlns:wpc="http://schemas.microsoft.com/office/word/2010/wordprocessingCanvas" xmlns:mc="http://schemas.openxmlformats.org/markup-compatibility/2006" xmlns:o="urn:schemas-microsoft-com:office:office" xmlns:r="http://schemas.openxmlformats.org/officeDocument/2006/relationships" xmlns:m="http://schemas.openxmlformats.org/officeDocument/2006/math" xmlns:v="urn:schemas-microsoft-com:vml" xmlns:wp14="http://schemas.microsoft.com/office/word/2010/wordprocessingDrawing" xmlns:wp="http://schemas.openxmlformats.org/drawingml/2006/wordprocessingDrawing" xmlns:w10="urn:schemas-microsoft-com:office:word" xmlns:w="http://schemas.openxmlformats.org/wordprocessingml/2006/main" xmlns:w14="http://schemas.microsoft.com/office/word/2010/wordml" xmlns:w15="http://schemas.microsoft.com/office/word/2012/wordml" xmlns:wpg="http://schemas.microsoft.com/office/word/2010/wordprocessingGroup" xmlns:wpi="http://schemas.microsoft.com/office/word/2010/wordprocessingInk" xmlns:wne="http://schemas.microsoft.com/office/word/2006/wordml" xmlns:a="http://schemas.openxmlformats.org/drawingml/2006/main" xmlns:wps="http://schemas.microsoft.com/office/word/2010/wordprocessingShape" mc:Ignorable="w14 w15 wp14">
   <w:p>
     <w:pPr>
-      <w:pStyle w:val="1002"/>
+      <w:pStyle w:val="1008"/>
       <w:pBdr/>
       <w:spacing/>
       <w:ind/>
@@ -3494,9 +3557,9 @@
     <w:lsdException w:name="Bibliography" w:uiPriority="37"/>
     <w:lsdException w:name="TOC Heading" w:uiPriority="39" w:qFormat="1"/>
   </w:latentStyles>
-  <w:style w:type="table" w:styleId="810">
+  <w:style w:type="table" w:styleId="816">
     <w:name w:val="Table Grid"/>
-    <w:basedOn w:val="994"/>
+    <w:basedOn w:val="1000"/>
     <w:uiPriority w:val="59"/>
     <w:pPr>
       <w:pBdr/>
@@ -3693,9 +3756,9 @@
       </w:tcPr>
     </w:tblStylePr>
   </w:style>
-  <w:style w:type="table" w:styleId="811">
+  <w:style w:type="table" w:styleId="817">
     <w:name w:val="Table Grid Light"/>
-    <w:basedOn w:val="994"/>
+    <w:basedOn w:val="1000"/>
     <w:uiPriority w:val="59"/>
     <w:pPr>
       <w:pBdr/>
@@ -3892,9 +3955,9 @@
       </w:tcPr>
     </w:tblStylePr>
   </w:style>
-  <w:style w:type="table" w:styleId="812">
+  <w:style w:type="table" w:styleId="818">
     <w:name w:val="Plain Table 1"/>
-    <w:basedOn w:val="994"/>
+    <w:basedOn w:val="1000"/>
     <w:uiPriority w:val="59"/>
     <w:pPr>
       <w:pBdr/>
@@ -4117,9 +4180,9 @@
       </w:tcPr>
     </w:tblStylePr>
   </w:style>
-  <w:style w:type="table" w:styleId="813">
+  <w:style w:type="table" w:styleId="819">
     <w:name w:val="Plain Table 2"/>
-    <w:basedOn w:val="994"/>
+    <w:basedOn w:val="1000"/>
     <w:uiPriority w:val="59"/>
     <w:pPr>
       <w:pBdr/>
@@ -4350,9 +4413,9 @@
       </w:tcPr>
     </w:tblStylePr>
   </w:style>
-  <w:style w:type="table" w:styleId="814">
+  <w:style w:type="table" w:styleId="820">
     <w:name w:val="Plain Table 3"/>
-    <w:basedOn w:val="994"/>
+    <w:basedOn w:val="1000"/>
     <w:uiPriority w:val="99"/>
     <w:pPr>
       <w:pBdr/>
@@ -4580,9 +4643,9 @@
       </w:tcPr>
     </w:tblStylePr>
   </w:style>
-  <w:style w:type="table" w:styleId="815">
+  <w:style w:type="table" w:styleId="821">
     <w:name w:val="Plain Table 4"/>
-    <w:basedOn w:val="994"/>
+    <w:basedOn w:val="1000"/>
     <w:uiPriority w:val="99"/>
     <w:pPr>
       <w:pBdr/>
@@ -4796,9 +4859,9 @@
       </w:tcPr>
     </w:tblStylePr>
   </w:style>
-  <w:style w:type="table" w:styleId="816">
+  <w:style w:type="table" w:styleId="822">
     <w:name w:val="Plain Table 5"/>
-    <w:basedOn w:val="994"/>
+    <w:basedOn w:val="1000"/>
     <w:uiPriority w:val="99"/>
     <w:pPr>
       <w:pBdr/>
@@ -5029,9 +5092,9 @@
       </w:tcPr>
     </w:tblStylePr>
   </w:style>
-  <w:style w:type="table" w:styleId="817">
+  <w:style w:type="table" w:styleId="823">
     <w:name w:val="Grid Table 1 Light"/>
-    <w:basedOn w:val="994"/>
+    <w:basedOn w:val="1000"/>
     <w:uiPriority w:val="99"/>
     <w:pPr>
       <w:pBdr/>
@@ -5252,9 +5315,9 @@
       </w:tcPr>
     </w:tblStylePr>
   </w:style>
-  <w:style w:type="table" w:styleId="818">
+  <w:style w:type="table" w:styleId="824">
     <w:name w:val="Grid Table 1 Light - Accent 1"/>
-    <w:basedOn w:val="994"/>
+    <w:basedOn w:val="1000"/>
     <w:uiPriority w:val="99"/>
     <w:pPr>
       <w:pBdr/>
@@ -5475,9 +5538,9 @@
       </w:tcPr>
     </w:tblStylePr>
   </w:style>
-  <w:style w:type="table" w:styleId="819">
+  <w:style w:type="table" w:styleId="825">
     <w:name w:val="Grid Table 1 Light - Accent 2"/>
-    <w:basedOn w:val="994"/>
+    <w:basedOn w:val="1000"/>
     <w:uiPriority w:val="99"/>
     <w:pPr>
       <w:pBdr/>
@@ -5698,9 +5761,9 @@
       </w:tcPr>
     </w:tblStylePr>
   </w:style>
-  <w:style w:type="table" w:styleId="820">
+  <w:style w:type="table" w:styleId="826">
     <w:name w:val="Grid Table 1 Light - Accent 3"/>
-    <w:basedOn w:val="994"/>
+    <w:basedOn w:val="1000"/>
     <w:uiPriority w:val="99"/>
     <w:pPr>
       <w:pBdr/>
@@ -5921,9 +5984,9 @@
       </w:tcPr>
     </w:tblStylePr>
   </w:style>
-  <w:style w:type="table" w:styleId="821">
+  <w:style w:type="table" w:styleId="827">
     <w:name w:val="Grid Table 1 Light - Accent 4"/>
-    <w:basedOn w:val="994"/>
+    <w:basedOn w:val="1000"/>
     <w:uiPriority w:val="99"/>
     <w:pPr>
       <w:pBdr/>
@@ -6144,9 +6207,9 @@
       </w:tcPr>
     </w:tblStylePr>
   </w:style>
-  <w:style w:type="table" w:styleId="822">
+  <w:style w:type="table" w:styleId="828">
     <w:name w:val="Grid Table 1 Light - Accent 5"/>
-    <w:basedOn w:val="994"/>
+    <w:basedOn w:val="1000"/>
     <w:uiPriority w:val="99"/>
     <w:pPr>
       <w:pBdr/>
@@ -6367,9 +6430,9 @@
       </w:tcPr>
     </w:tblStylePr>
   </w:style>
-  <w:style w:type="table" w:styleId="823">
+  <w:style w:type="table" w:styleId="829">
     <w:name w:val="Grid Table 1 Light - Accent 6"/>
-    <w:basedOn w:val="994"/>
+    <w:basedOn w:val="1000"/>
     <w:uiPriority w:val="99"/>
     <w:pPr>
       <w:pBdr/>
@@ -6590,9 +6653,9 @@
       </w:tcPr>
     </w:tblStylePr>
   </w:style>
-  <w:style w:type="table" w:styleId="824">
+  <w:style w:type="table" w:styleId="830">
     <w:name w:val="Grid Table 2"/>
-    <w:basedOn w:val="994"/>
+    <w:basedOn w:val="1000"/>
     <w:uiPriority w:val="99"/>
     <w:pPr>
       <w:pBdr/>
@@ -6822,9 +6885,9 @@
       </w:tcPr>
     </w:tblStylePr>
   </w:style>
-  <w:style w:type="table" w:styleId="825">
+  <w:style w:type="table" w:styleId="831">
     <w:name w:val="Grid Table 2 - Accent 1"/>
-    <w:basedOn w:val="994"/>
+    <w:basedOn w:val="1000"/>
     <w:uiPriority w:val="99"/>
     <w:pPr>
       <w:pBdr/>
@@ -7054,9 +7117,9 @@
       </w:tcPr>
     </w:tblStylePr>
   </w:style>
-  <w:style w:type="table" w:styleId="826">
+  <w:style w:type="table" w:styleId="832">
     <w:name w:val="Grid Table 2 - Accent 2"/>
-    <w:basedOn w:val="994"/>
+    <w:basedOn w:val="1000"/>
     <w:uiPriority w:val="99"/>
     <w:pPr>
       <w:pBdr/>
@@ -7286,9 +7349,9 @@
       </w:tcPr>
     </w:tblStylePr>
   </w:style>
-  <w:style w:type="table" w:styleId="827">
+  <w:style w:type="table" w:styleId="833">
     <w:name w:val="Grid Table 2 - Accent 3"/>
-    <w:basedOn w:val="994"/>
+    <w:basedOn w:val="1000"/>
     <w:uiPriority w:val="99"/>
     <w:pPr>
       <w:pBdr/>
@@ -7518,9 +7581,9 @@
       </w:tcPr>
     </w:tblStylePr>
   </w:style>
-  <w:style w:type="table" w:styleId="828">
+  <w:style w:type="table" w:styleId="834">
     <w:name w:val="Grid Table 2 - Accent 4"/>
-    <w:basedOn w:val="994"/>
+    <w:basedOn w:val="1000"/>
     <w:uiPriority w:val="99"/>
     <w:pPr>
       <w:pBdr/>
@@ -7750,9 +7813,9 @@
       </w:tcPr>
     </w:tblStylePr>
   </w:style>
-  <w:style w:type="table" w:styleId="829">
+  <w:style w:type="table" w:styleId="835">
     <w:name w:val="Grid Table 2 - Accent 5"/>
-    <w:basedOn w:val="994"/>
+    <w:basedOn w:val="1000"/>
     <w:uiPriority w:val="99"/>
     <w:pPr>
       <w:pBdr/>
@@ -7982,9 +8045,9 @@
       </w:tcPr>
     </w:tblStylePr>
   </w:style>
-  <w:style w:type="table" w:styleId="830">
+  <w:style w:type="table" w:styleId="836">
     <w:name w:val="Grid Table 2 - Accent 6"/>
-    <w:basedOn w:val="994"/>
+    <w:basedOn w:val="1000"/>
     <w:uiPriority w:val="99"/>
     <w:pPr>
       <w:pBdr/>
@@ -8214,9 +8277,9 @@
       </w:tcPr>
     </w:tblStylePr>
   </w:style>
-  <w:style w:type="table" w:styleId="831">
+  <w:style w:type="table" w:styleId="837">
     <w:name w:val="Grid Table 3"/>
-    <w:basedOn w:val="994"/>
+    <w:basedOn w:val="1000"/>
     <w:uiPriority w:val="99"/>
     <w:pPr>
       <w:pBdr/>
@@ -8459,9 +8522,9 @@
       </w:tcPr>
     </w:tblStylePr>
   </w:style>
-  <w:style w:type="table" w:styleId="832">
+  <w:style w:type="table" w:styleId="838">
     <w:name w:val="Grid Table 3 - Accent 1"/>
-    <w:basedOn w:val="994"/>
+    <w:basedOn w:val="1000"/>
     <w:uiPriority w:val="99"/>
     <w:pPr>
       <w:pBdr/>
@@ -8704,9 +8767,9 @@
       </w:tcPr>
     </w:tblStylePr>
   </w:style>
-  <w:style w:type="table" w:styleId="833">
+  <w:style w:type="table" w:styleId="839">
     <w:name w:val="Grid Table 3 - Accent 2"/>
-    <w:basedOn w:val="994"/>
+    <w:basedOn w:val="1000"/>
     <w:uiPriority w:val="99"/>
     <w:pPr>
       <w:pBdr/>
@@ -8949,9 +9012,9 @@
       </w:tcPr>
     </w:tblStylePr>
   </w:style>
-  <w:style w:type="table" w:styleId="834">
+  <w:style w:type="table" w:styleId="840">
     <w:name w:val="Grid Table 3 - Accent 3"/>
-    <w:basedOn w:val="994"/>
+    <w:basedOn w:val="1000"/>
     <w:uiPriority w:val="99"/>
     <w:pPr>
       <w:pBdr/>
@@ -9194,9 +9257,9 @@
       </w:tcPr>
     </w:tblStylePr>
   </w:style>
-  <w:style w:type="table" w:styleId="835">
+  <w:style w:type="table" w:styleId="841">
     <w:name w:val="Grid Table 3 - Accent 4"/>
-    <w:basedOn w:val="994"/>
+    <w:basedOn w:val="1000"/>
     <w:uiPriority w:val="99"/>
     <w:pPr>
       <w:pBdr/>
@@ -9439,9 +9502,9 @@
       </w:tcPr>
     </w:tblStylePr>
   </w:style>
-  <w:style w:type="table" w:styleId="836">
+  <w:style w:type="table" w:styleId="842">
     <w:name w:val="Grid Table 3 - Accent 5"/>
-    <w:basedOn w:val="994"/>
+    <w:basedOn w:val="1000"/>
     <w:uiPriority w:val="99"/>
     <w:pPr>
       <w:pBdr/>
@@ -9684,9 +9747,9 @@
       </w:tcPr>
     </w:tblStylePr>
   </w:style>
-  <w:style w:type="table" w:styleId="837">
+  <w:style w:type="table" w:styleId="843">
     <w:name w:val="Grid Table 3 - Accent 6"/>
-    <w:basedOn w:val="994"/>
+    <w:basedOn w:val="1000"/>
     <w:uiPriority w:val="99"/>
     <w:pPr>
       <w:pBdr/>
@@ -9929,9 +9992,9 @@
       </w:tcPr>
     </w:tblStylePr>
   </w:style>
-  <w:style w:type="table" w:styleId="838">
+  <w:style w:type="table" w:styleId="844">
     <w:name w:val="Grid Table 4"/>
-    <w:basedOn w:val="994"/>
+    <w:basedOn w:val="1000"/>
     <w:uiPriority w:val="59"/>
     <w:pPr>
       <w:pBdr/>
@@ -10162,9 +10225,9 @@
       </w:tcPr>
     </w:tblStylePr>
   </w:style>
-  <w:style w:type="table" w:styleId="839">
+  <w:style w:type="table" w:styleId="845">
     <w:name w:val="Grid Table 4 - Accent 1"/>
-    <w:basedOn w:val="994"/>
+    <w:basedOn w:val="1000"/>
     <w:uiPriority w:val="59"/>
     <w:pPr>
       <w:pBdr/>
@@ -10395,9 +10458,9 @@
       </w:tcPr>
     </w:tblStylePr>
   </w:style>
-  <w:style w:type="table" w:styleId="840">
+  <w:style w:type="table" w:styleId="846">
     <w:name w:val="Grid Table 4 - Accent 2"/>
-    <w:basedOn w:val="994"/>
+    <w:basedOn w:val="1000"/>
     <w:uiPriority w:val="59"/>
     <w:pPr>
       <w:pBdr/>
@@ -10628,9 +10691,9 @@
       </w:tcPr>
     </w:tblStylePr>
   </w:style>
-  <w:style w:type="table" w:styleId="841">
+  <w:style w:type="table" w:styleId="847">
     <w:name w:val="Grid Table 4 - Accent 3"/>
-    <w:basedOn w:val="994"/>
+    <w:basedOn w:val="1000"/>
     <w:uiPriority w:val="59"/>
     <w:pPr>
       <w:pBdr/>
@@ -10861,9 +10924,9 @@
       </w:tcPr>
     </w:tblStylePr>
   </w:style>
-  <w:style w:type="table" w:styleId="842">
+  <w:style w:type="table" w:styleId="848">
     <w:name w:val="Grid Table 4 - Accent 4"/>
-    <w:basedOn w:val="994"/>
+    <w:basedOn w:val="1000"/>
     <w:uiPriority w:val="59"/>
     <w:pPr>
       <w:pBdr/>
@@ -11094,9 +11157,9 @@
       </w:tcPr>
     </w:tblStylePr>
   </w:style>
-  <w:style w:type="table" w:styleId="843">
+  <w:style w:type="table" w:styleId="849">
     <w:name w:val="Grid Table 4 - Accent 5"/>
-    <w:basedOn w:val="994"/>
+    <w:basedOn w:val="1000"/>
     <w:uiPriority w:val="59"/>
     <w:pPr>
       <w:pBdr/>
@@ -11327,9 +11390,9 @@
       </w:tcPr>
     </w:tblStylePr>
   </w:style>
-  <w:style w:type="table" w:styleId="844">
+  <w:style w:type="table" w:styleId="850">
     <w:name w:val="Grid Table 4 - Accent 6"/>
-    <w:basedOn w:val="994"/>
+    <w:basedOn w:val="1000"/>
     <w:uiPriority w:val="59"/>
     <w:pPr>
       <w:pBdr/>
@@ -11560,9 +11623,9 @@
       </w:tcPr>
     </w:tblStylePr>
   </w:style>
-  <w:style w:type="table" w:styleId="845">
+  <w:style w:type="table" w:styleId="851">
     <w:name w:val="Grid Table 5 Dark"/>
-    <w:basedOn w:val="994"/>
+    <w:basedOn w:val="1000"/>
     <w:uiPriority w:val="99"/>
     <w:pPr>
       <w:pBdr/>
@@ -11788,9 +11851,9 @@
       </w:tcPr>
     </w:tblStylePr>
   </w:style>
-  <w:style w:type="table" w:styleId="846">
+  <w:style w:type="table" w:styleId="852">
     <w:name w:val="Grid Table 5 Dark- Accent 1"/>
-    <w:basedOn w:val="994"/>
+    <w:basedOn w:val="1000"/>
     <w:uiPriority w:val="99"/>
     <w:pPr>
       <w:pBdr/>
@@ -12016,9 +12079,9 @@
       </w:tcPr>
     </w:tblStylePr>
   </w:style>
-  <w:style w:type="table" w:styleId="847">
+  <w:style w:type="table" w:styleId="853">
     <w:name w:val="Grid Table 5 Dark - Accent 2"/>
-    <w:basedOn w:val="994"/>
+    <w:basedOn w:val="1000"/>
     <w:uiPriority w:val="99"/>
     <w:pPr>
       <w:pBdr/>
@@ -12244,9 +12307,9 @@
       </w:tcPr>
     </w:tblStylePr>
   </w:style>
-  <w:style w:type="table" w:styleId="848">
+  <w:style w:type="table" w:styleId="854">
     <w:name w:val="Grid Table 5 Dark - Accent 3"/>
-    <w:basedOn w:val="994"/>
+    <w:basedOn w:val="1000"/>
     <w:uiPriority w:val="99"/>
     <w:pPr>
       <w:pBdr/>
@@ -12472,9 +12535,9 @@
       </w:tcPr>
     </w:tblStylePr>
   </w:style>
-  <w:style w:type="table" w:styleId="849">
+  <w:style w:type="table" w:styleId="855">
     <w:name w:val="Grid Table 5 Dark- Accent 4"/>
-    <w:basedOn w:val="994"/>
+    <w:basedOn w:val="1000"/>
     <w:uiPriority w:val="99"/>
     <w:pPr>
       <w:pBdr/>
@@ -12700,9 +12763,9 @@
       </w:tcPr>
     </w:tblStylePr>
   </w:style>
-  <w:style w:type="table" w:styleId="850">
+  <w:style w:type="table" w:styleId="856">
     <w:name w:val="Grid Table 5 Dark - Accent 5"/>
-    <w:basedOn w:val="994"/>
+    <w:basedOn w:val="1000"/>
     <w:uiPriority w:val="99"/>
     <w:pPr>
       <w:pBdr/>
@@ -12928,9 +12991,9 @@
       </w:tcPr>
     </w:tblStylePr>
   </w:style>
-  <w:style w:type="table" w:styleId="851">
+  <w:style w:type="table" w:styleId="857">
     <w:name w:val="Grid Table 5 Dark - Accent 6"/>
-    <w:basedOn w:val="994"/>
+    <w:basedOn w:val="1000"/>
     <w:uiPriority w:val="99"/>
     <w:pPr>
       <w:pBdr/>
@@ -13156,9 +13219,9 @@
       </w:tcPr>
     </w:tblStylePr>
   </w:style>
-  <w:style w:type="table" w:styleId="852">
+  <w:style w:type="table" w:styleId="858">
     <w:name w:val="Grid Table 6 Colorful"/>
-    <w:basedOn w:val="994"/>
+    <w:basedOn w:val="1000"/>
     <w:uiPriority w:val="99"/>
     <w:pPr>
       <w:pBdr/>
@@ -13386,9 +13449,9 @@
       </w:tcPr>
     </w:tblStylePr>
   </w:style>
-  <w:style w:type="table" w:styleId="853">
+  <w:style w:type="table" w:styleId="859">
     <w:name w:val="Grid Table 6 Colorful - Accent 1"/>
-    <w:basedOn w:val="994"/>
+    <w:basedOn w:val="1000"/>
     <w:uiPriority w:val="99"/>
     <w:pPr>
       <w:pBdr/>
@@ -13616,9 +13679,9 @@
       </w:tcPr>
     </w:tblStylePr>
   </w:style>
-  <w:style w:type="table" w:styleId="854">
+  <w:style w:type="table" w:styleId="860">
     <w:name w:val="Grid Table 6 Colorful - Accent 2"/>
-    <w:basedOn w:val="994"/>
+    <w:basedOn w:val="1000"/>
     <w:uiPriority w:val="99"/>
     <w:pPr>
       <w:pBdr/>
@@ -13846,9 +13909,9 @@
       </w:tcPr>
     </w:tblStylePr>
   </w:style>
-  <w:style w:type="table" w:styleId="855">
+  <w:style w:type="table" w:styleId="861">
     <w:name w:val="Grid Table 6 Colorful - Accent 3"/>
-    <w:basedOn w:val="994"/>
+    <w:basedOn w:val="1000"/>
     <w:uiPriority w:val="99"/>
     <w:pPr>
       <w:pBdr/>
@@ -14076,9 +14139,9 @@
       </w:tcPr>
     </w:tblStylePr>
   </w:style>
-  <w:style w:type="table" w:styleId="856">
+  <w:style w:type="table" w:styleId="862">
     <w:name w:val="Grid Table 6 Colorful - Accent 4"/>
-    <w:basedOn w:val="994"/>
+    <w:basedOn w:val="1000"/>
     <w:uiPriority w:val="99"/>
     <w:pPr>
       <w:pBdr/>
@@ -14306,9 +14369,9 @@
       </w:tcPr>
     </w:tblStylePr>
   </w:style>
-  <w:style w:type="table" w:styleId="857">
+  <w:style w:type="table" w:styleId="863">
     <w:name w:val="Grid Table 6 Colorful - Accent 5"/>
-    <w:basedOn w:val="994"/>
+    <w:basedOn w:val="1000"/>
     <w:uiPriority w:val="99"/>
     <w:pPr>
       <w:pBdr/>
@@ -14536,9 +14599,9 @@
       </w:tcPr>
     </w:tblStylePr>
   </w:style>
-  <w:style w:type="table" w:styleId="858">
+  <w:style w:type="table" w:styleId="864">
     <w:name w:val="Grid Table 6 Colorful - Accent 6"/>
-    <w:basedOn w:val="994"/>
+    <w:basedOn w:val="1000"/>
     <w:uiPriority w:val="99"/>
     <w:pPr>
       <w:pBdr/>
@@ -14766,9 +14829,9 @@
       </w:tcPr>
     </w:tblStylePr>
   </w:style>
-  <w:style w:type="table" w:styleId="859">
+  <w:style w:type="table" w:styleId="865">
     <w:name w:val="Grid Table 7 Colorful"/>
-    <w:basedOn w:val="994"/>
+    <w:basedOn w:val="1000"/>
     <w:uiPriority w:val="99"/>
     <w:pPr>
       <w:pBdr/>
@@ -15020,9 +15083,9 @@
       </w:tcPr>
     </w:tblStylePr>
   </w:style>
-  <w:style w:type="table" w:styleId="860">
+  <w:style w:type="table" w:styleId="866">
     <w:name w:val="Grid Table 7 Colorful - Accent 1"/>
-    <w:basedOn w:val="994"/>
+    <w:basedOn w:val="1000"/>
     <w:uiPriority w:val="99"/>
     <w:pPr>
       <w:pBdr/>
@@ -15274,9 +15337,9 @@
       </w:tcPr>
     </w:tblStylePr>
   </w:style>
-  <w:style w:type="table" w:styleId="861">
+  <w:style w:type="table" w:styleId="867">
     <w:name w:val="Grid Table 7 Colorful - Accent 2"/>
-    <w:basedOn w:val="994"/>
+    <w:basedOn w:val="1000"/>
     <w:uiPriority w:val="99"/>
     <w:pPr>
       <w:pBdr/>
@@ -15528,9 +15591,9 @@
       </w:tcPr>
     </w:tblStylePr>
   </w:style>
-  <w:style w:type="table" w:styleId="862">
+  <w:style w:type="table" w:styleId="868">
     <w:name w:val="Grid Table 7 Colorful - Accent 3"/>
-    <w:basedOn w:val="994"/>
+    <w:basedOn w:val="1000"/>
     <w:uiPriority w:val="99"/>
     <w:pPr>
       <w:pBdr/>
@@ -15782,9 +15845,9 @@
       </w:tcPr>
     </w:tblStylePr>
   </w:style>
-  <w:style w:type="table" w:styleId="863">
+  <w:style w:type="table" w:styleId="869">
     <w:name w:val="Grid Table 7 Colorful - Accent 4"/>
-    <w:basedOn w:val="994"/>
+    <w:basedOn w:val="1000"/>
     <w:uiPriority w:val="99"/>
     <w:pPr>
       <w:pBdr/>
@@ -16036,9 +16099,9 @@
       </w:tcPr>
     </w:tblStylePr>
   </w:style>
-  <w:style w:type="table" w:styleId="864">
+  <w:style w:type="table" w:styleId="870">
     <w:name w:val="Grid Table 7 Colorful - Accent 5"/>
-    <w:basedOn w:val="994"/>
+    <w:basedOn w:val="1000"/>
     <w:uiPriority w:val="99"/>
     <w:pPr>
       <w:pBdr/>
@@ -16290,9 +16353,9 @@
       </w:tcPr>
     </w:tblStylePr>
   </w:style>
-  <w:style w:type="table" w:styleId="865">
+  <w:style w:type="table" w:styleId="871">
     <w:name w:val="Grid Table 7 Colorful - Accent 6"/>
-    <w:basedOn w:val="994"/>
+    <w:basedOn w:val="1000"/>
     <w:uiPriority w:val="99"/>
     <w:pPr>
       <w:pBdr/>
@@ -16544,9 +16607,9 @@
       </w:tcPr>
     </w:tblStylePr>
   </w:style>
-  <w:style w:type="table" w:styleId="866">
+  <w:style w:type="table" w:styleId="872">
     <w:name w:val="List Table 1 Light"/>
-    <w:basedOn w:val="994"/>
+    <w:basedOn w:val="1000"/>
     <w:uiPriority w:val="99"/>
     <w:pPr>
       <w:pBdr/>
@@ -16760,9 +16823,9 @@
       </w:tcPr>
     </w:tblStylePr>
   </w:style>
-  <w:style w:type="table" w:styleId="867">
+  <w:style w:type="table" w:styleId="873">
     <w:name w:val="List Table 1 Light - Accent 1"/>
-    <w:basedOn w:val="994"/>
+    <w:basedOn w:val="1000"/>
     <w:uiPriority w:val="99"/>
     <w:pPr>
       <w:pBdr/>
@@ -16976,9 +17039,9 @@
       </w:tcPr>
     </w:tblStylePr>
   </w:style>
-  <w:style w:type="table" w:styleId="868">
+  <w:style w:type="table" w:styleId="874">
     <w:name w:val="List Table 1 Light - Accent 2"/>
-    <w:basedOn w:val="994"/>
+    <w:basedOn w:val="1000"/>
     <w:uiPriority w:val="99"/>
     <w:pPr>
       <w:pBdr/>
@@ -17192,9 +17255,9 @@
       </w:tcPr>
     </w:tblStylePr>
   </w:style>
-  <w:style w:type="table" w:styleId="869">
+  <w:style w:type="table" w:styleId="875">
     <w:name w:val="List Table 1 Light - Accent 3"/>
-    <w:basedOn w:val="994"/>
+    <w:basedOn w:val="1000"/>
     <w:uiPriority w:val="99"/>
     <w:pPr>
       <w:pBdr/>
@@ -17408,9 +17471,9 @@
       </w:tcPr>
     </w:tblStylePr>
   </w:style>
-  <w:style w:type="table" w:styleId="870">
+  <w:style w:type="table" w:styleId="876">
     <w:name w:val="List Table 1 Light - Accent 4"/>
-    <w:basedOn w:val="994"/>
+    <w:basedOn w:val="1000"/>
     <w:uiPriority w:val="99"/>
     <w:pPr>
       <w:pBdr/>
@@ -17624,9 +17687,9 @@
       </w:tcPr>
     </w:tblStylePr>
   </w:style>
-  <w:style w:type="table" w:styleId="871">
+  <w:style w:type="table" w:styleId="877">
     <w:name w:val="List Table 1 Light - Accent 5"/>
-    <w:basedOn w:val="994"/>
+    <w:basedOn w:val="1000"/>
     <w:uiPriority w:val="99"/>
     <w:pPr>
       <w:pBdr/>
@@ -17840,9 +17903,9 @@
       </w:tcPr>
     </w:tblStylePr>
   </w:style>
-  <w:style w:type="table" w:styleId="872">
+  <w:style w:type="table" w:styleId="878">
     <w:name w:val="List Table 1 Light - Accent 6"/>
-    <w:basedOn w:val="994"/>
+    <w:basedOn w:val="1000"/>
     <w:uiPriority w:val="99"/>
     <w:pPr>
       <w:pBdr/>
@@ -18056,9 +18119,9 @@
       </w:tcPr>
     </w:tblStylePr>
   </w:style>
-  <w:style w:type="table" w:styleId="873">
+  <w:style w:type="table" w:styleId="879">
     <w:name w:val="List Table 2"/>
-    <w:basedOn w:val="994"/>
+    <w:basedOn w:val="1000"/>
     <w:uiPriority w:val="99"/>
     <w:pPr>
       <w:pBdr/>
@@ -18294,9 +18357,9 @@
       </w:tcPr>
     </w:tblStylePr>
   </w:style>
-  <w:style w:type="table" w:styleId="874">
+  <w:style w:type="table" w:styleId="880">
     <w:name w:val="List Table 2 - Accent 1"/>
-    <w:basedOn w:val="994"/>
+    <w:basedOn w:val="1000"/>
     <w:uiPriority w:val="99"/>
     <w:pPr>
       <w:pBdr/>
@@ -18532,9 +18595,9 @@
       </w:tcPr>
     </w:tblStylePr>
   </w:style>
-  <w:style w:type="table" w:styleId="875">
+  <w:style w:type="table" w:styleId="881">
     <w:name w:val="List Table 2 - Accent 2"/>
-    <w:basedOn w:val="994"/>
+    <w:basedOn w:val="1000"/>
     <w:uiPriority w:val="99"/>
     <w:pPr>
       <w:pBdr/>
@@ -18770,9 +18833,9 @@
       </w:tcPr>
     </w:tblStylePr>
   </w:style>
-  <w:style w:type="table" w:styleId="876">
+  <w:style w:type="table" w:styleId="882">
     <w:name w:val="List Table 2 - Accent 3"/>
-    <w:basedOn w:val="994"/>
+    <w:basedOn w:val="1000"/>
     <w:uiPriority w:val="99"/>
     <w:pPr>
       <w:pBdr/>
@@ -19008,9 +19071,9 @@
       </w:tcPr>
     </w:tblStylePr>
   </w:style>
-  <w:style w:type="table" w:styleId="877">
+  <w:style w:type="table" w:styleId="883">
     <w:name w:val="List Table 2 - Accent 4"/>
-    <w:basedOn w:val="994"/>
+    <w:basedOn w:val="1000"/>
     <w:uiPriority w:val="99"/>
     <w:pPr>
       <w:pBdr/>
@@ -19246,9 +19309,9 @@
       </w:tcPr>
     </w:tblStylePr>
   </w:style>
-  <w:style w:type="table" w:styleId="878">
+  <w:style w:type="table" w:styleId="884">
     <w:name w:val="List Table 2 - Accent 5"/>
-    <w:basedOn w:val="994"/>
+    <w:basedOn w:val="1000"/>
     <w:uiPriority w:val="99"/>
     <w:pPr>
       <w:pBdr/>
@@ -19484,9 +19547,9 @@
       </w:tcPr>
     </w:tblStylePr>
   </w:style>
-  <w:style w:type="table" w:styleId="879">
+  <w:style w:type="table" w:styleId="885">
     <w:name w:val="List Table 2 - Accent 6"/>
-    <w:basedOn w:val="994"/>
+    <w:basedOn w:val="1000"/>
     <w:uiPriority w:val="99"/>
     <w:pPr>
       <w:pBdr/>
@@ -19722,9 +19785,9 @@
       </w:tcPr>
     </w:tblStylePr>
   </w:style>
-  <w:style w:type="table" w:styleId="880">
+  <w:style w:type="table" w:styleId="886">
     <w:name w:val="List Table 3"/>
-    <w:basedOn w:val="994"/>
+    <w:basedOn w:val="1000"/>
     <w:uiPriority w:val="99"/>
     <w:pPr>
       <w:pBdr/>
@@ -19950,9 +20013,9 @@
       </w:tcPr>
     </w:tblStylePr>
   </w:style>
-  <w:style w:type="table" w:styleId="881">
+  <w:style w:type="table" w:styleId="887">
     <w:name w:val="List Table 3 - Accent 1"/>
-    <w:basedOn w:val="994"/>
+    <w:basedOn w:val="1000"/>
     <w:uiPriority w:val="99"/>
     <w:pPr>
       <w:pBdr/>
@@ -20178,9 +20241,9 @@
       </w:tcPr>
     </w:tblStylePr>
   </w:style>
-  <w:style w:type="table" w:styleId="882">
+  <w:style w:type="table" w:styleId="888">
     <w:name w:val="List Table 3 - Accent 2"/>
-    <w:basedOn w:val="994"/>
+    <w:basedOn w:val="1000"/>
     <w:uiPriority w:val="99"/>
     <w:pPr>
       <w:pBdr/>
@@ -20406,9 +20469,9 @@
       </w:tcPr>
     </w:tblStylePr>
   </w:style>
-  <w:style w:type="table" w:styleId="883">
+  <w:style w:type="table" w:styleId="889">
     <w:name w:val="List Table 3 - Accent 3"/>
-    <w:basedOn w:val="994"/>
+    <w:basedOn w:val="1000"/>
     <w:uiPriority w:val="99"/>
     <w:pPr>
       <w:pBdr/>
@@ -20634,9 +20697,9 @@
       </w:tcPr>
     </w:tblStylePr>
   </w:style>
-  <w:style w:type="table" w:styleId="884">
+  <w:style w:type="table" w:styleId="890">
     <w:name w:val="List Table 3 - Accent 4"/>
-    <w:basedOn w:val="994"/>
+    <w:basedOn w:val="1000"/>
     <w:uiPriority w:val="99"/>
     <w:pPr>
       <w:pBdr/>
@@ -20862,9 +20925,9 @@
       </w:tcPr>
     </w:tblStylePr>
   </w:style>
-  <w:style w:type="table" w:styleId="885">
+  <w:style w:type="table" w:styleId="891">
     <w:name w:val="List Table 3 - Accent 5"/>
-    <w:basedOn w:val="994"/>
+    <w:basedOn w:val="1000"/>
     <w:uiPriority w:val="99"/>
     <w:pPr>
       <w:pBdr/>
@@ -21090,9 +21153,9 @@
       </w:tcPr>
     </w:tblStylePr>
   </w:style>
-  <w:style w:type="table" w:styleId="886">
+  <w:style w:type="table" w:styleId="892">
     <w:name w:val="List Table 3 - Accent 6"/>
-    <w:basedOn w:val="994"/>
+    <w:basedOn w:val="1000"/>
     <w:uiPriority w:val="99"/>
     <w:pPr>
       <w:pBdr/>
@@ -21318,9 +21381,9 @@
       </w:tcPr>
     </w:tblStylePr>
   </w:style>
-  <w:style w:type="table" w:styleId="887">
+  <w:style w:type="table" w:styleId="893">
     <w:name w:val="List Table 4"/>
-    <w:basedOn w:val="994"/>
+    <w:basedOn w:val="1000"/>
     <w:uiPriority w:val="99"/>
     <w:pPr>
       <w:pBdr/>
@@ -21543,9 +21606,9 @@
       </w:tcPr>
     </w:tblStylePr>
   </w:style>
-  <w:style w:type="table" w:styleId="888">
+  <w:style w:type="table" w:styleId="894">
     <w:name w:val="List Table 4 - Accent 1"/>
-    <w:basedOn w:val="994"/>
+    <w:basedOn w:val="1000"/>
     <w:uiPriority w:val="99"/>
     <w:pPr>
       <w:pBdr/>
@@ -21768,9 +21831,9 @@
       </w:tcPr>
     </w:tblStylePr>
   </w:style>
-  <w:style w:type="table" w:styleId="889">
+  <w:style w:type="table" w:styleId="895">
     <w:name w:val="List Table 4 - Accent 2"/>
-    <w:basedOn w:val="994"/>
+    <w:basedOn w:val="1000"/>
     <w:uiPriority w:val="99"/>
     <w:pPr>
       <w:pBdr/>
@@ -21993,9 +22056,9 @@
       </w:tcPr>
     </w:tblStylePr>
   </w:style>
-  <w:style w:type="table" w:styleId="890">
+  <w:style w:type="table" w:styleId="896">
     <w:name w:val="List Table 4 - Accent 3"/>
-    <w:basedOn w:val="994"/>
+    <w:basedOn w:val="1000"/>
     <w:uiPriority w:val="99"/>
     <w:pPr>
       <w:pBdr/>
@@ -22218,9 +22281,9 @@
       </w:tcPr>
     </w:tblStylePr>
   </w:style>
-  <w:style w:type="table" w:styleId="891">
+  <w:style w:type="table" w:styleId="897">
     <w:name w:val="List Table 4 - Accent 4"/>
-    <w:basedOn w:val="994"/>
+    <w:basedOn w:val="1000"/>
     <w:uiPriority w:val="99"/>
     <w:pPr>
       <w:pBdr/>
@@ -22443,9 +22506,9 @@
       </w:tcPr>
     </w:tblStylePr>
   </w:style>
-  <w:style w:type="table" w:styleId="892">
+  <w:style w:type="table" w:styleId="898">
     <w:name w:val="List Table 4 - Accent 5"/>
-    <w:basedOn w:val="994"/>
+    <w:basedOn w:val="1000"/>
     <w:uiPriority w:val="99"/>
     <w:pPr>
       <w:pBdr/>
@@ -22668,9 +22731,9 @@
       </w:tcPr>
     </w:tblStylePr>
   </w:style>
-  <w:style w:type="table" w:styleId="893">
+  <w:style w:type="table" w:styleId="899">
     <w:name w:val="List Table 4 - Accent 6"/>
-    <w:basedOn w:val="994"/>
+    <w:basedOn w:val="1000"/>
     <w:uiPriority w:val="99"/>
     <w:pPr>
       <w:pBdr/>
@@ -22893,9 +22956,9 @@
       </w:tcPr>
     </w:tblStylePr>
   </w:style>
-  <w:style w:type="table" w:styleId="894">
+  <w:style w:type="table" w:styleId="900">
     <w:name w:val="List Table 5 Dark"/>
-    <w:basedOn w:val="994"/>
+    <w:basedOn w:val="1000"/>
     <w:uiPriority w:val="99"/>
     <w:pPr>
       <w:pBdr/>
@@ -23135,9 +23198,9 @@
       </w:tcPr>
     </w:tblStylePr>
   </w:style>
-  <w:style w:type="table" w:styleId="895">
+  <w:style w:type="table" w:styleId="901">
     <w:name w:val="List Table 5 Dark - Accent 1"/>
-    <w:basedOn w:val="994"/>
+    <w:basedOn w:val="1000"/>
     <w:uiPriority w:val="99"/>
     <w:pPr>
       <w:pBdr/>
@@ -23377,9 +23440,9 @@
       </w:tcPr>
     </w:tblStylePr>
   </w:style>
-  <w:style w:type="table" w:styleId="896">
+  <w:style w:type="table" w:styleId="902">
     <w:name w:val="List Table 5 Dark - Accent 2"/>
-    <w:basedOn w:val="994"/>
+    <w:basedOn w:val="1000"/>
     <w:uiPriority w:val="99"/>
     <w:pPr>
       <w:pBdr/>
@@ -23619,9 +23682,9 @@
       </w:tcPr>
     </w:tblStylePr>
   </w:style>
-  <w:style w:type="table" w:styleId="897">
+  <w:style w:type="table" w:styleId="903">
     <w:name w:val="List Table 5 Dark - Accent 3"/>
-    <w:basedOn w:val="994"/>
+    <w:basedOn w:val="1000"/>
     <w:uiPriority w:val="99"/>
     <w:pPr>
       <w:pBdr/>
@@ -23861,9 +23924,9 @@
       </w:tcPr>
     </w:tblStylePr>
   </w:style>
-  <w:style w:type="table" w:styleId="898">
+  <w:style w:type="table" w:styleId="904">
     <w:name w:val="List Table 5 Dark - Accent 4"/>
-    <w:basedOn w:val="994"/>
+    <w:basedOn w:val="1000"/>
     <w:uiPriority w:val="99"/>
     <w:pPr>
       <w:pBdr/>
@@ -24103,9 +24166,9 @@
       </w:tcPr>
     </w:tblStylePr>
   </w:style>
-  <w:style w:type="table" w:styleId="899">
+  <w:style w:type="table" w:styleId="905">
     <w:name w:val="List Table 5 Dark - Accent 5"/>
-    <w:basedOn w:val="994"/>
+    <w:basedOn w:val="1000"/>
     <w:uiPriority w:val="99"/>
     <w:pPr>
       <w:pBdr/>
@@ -24345,9 +24408,9 @@
       </w:tcPr>
     </w:tblStylePr>
   </w:style>
-  <w:style w:type="table" w:styleId="900">
+  <w:style w:type="table" w:styleId="906">
     <w:name w:val="List Table 5 Dark - Accent 6"/>
-    <w:basedOn w:val="994"/>
+    <w:basedOn w:val="1000"/>
     <w:uiPriority w:val="99"/>
     <w:pPr>
       <w:pBdr/>
@@ -24587,9 +24650,9 @@
       </w:tcPr>
     </w:tblStylePr>
   </w:style>
-  <w:style w:type="table" w:styleId="901">
+  <w:style w:type="table" w:styleId="907">
     <w:name w:val="List Table 6 Colorful"/>
-    <w:basedOn w:val="994"/>
+    <w:basedOn w:val="1000"/>
     <w:uiPriority w:val="99"/>
     <w:pPr>
       <w:pBdr/>
@@ -24810,9 +24873,9 @@
       </w:tcPr>
     </w:tblStylePr>
   </w:style>
-  <w:style w:type="table" w:styleId="902">
+  <w:style w:type="table" w:styleId="908">
     <w:name w:val="List Table 6 Colorful - Accent 1"/>
-    <w:basedOn w:val="994"/>
+    <w:basedOn w:val="1000"/>
     <w:uiPriority w:val="99"/>
     <w:pPr>
       <w:pBdr/>
@@ -25033,9 +25096,9 @@
       </w:tcPr>
     </w:tblStylePr>
   </w:style>
-  <w:style w:type="table" w:styleId="903">
+  <w:style w:type="table" w:styleId="909">
     <w:name w:val="List Table 6 Colorful - Accent 2"/>
-    <w:basedOn w:val="994"/>
+    <w:basedOn w:val="1000"/>
     <w:uiPriority w:val="99"/>
     <w:pPr>
       <w:pBdr/>
@@ -25256,9 +25319,9 @@
       </w:tcPr>
     </w:tblStylePr>
   </w:style>
-  <w:style w:type="table" w:styleId="904">
+  <w:style w:type="table" w:styleId="910">
     <w:name w:val="List Table 6 Colorful - Accent 3"/>
-    <w:basedOn w:val="994"/>
+    <w:basedOn w:val="1000"/>
     <w:uiPriority w:val="99"/>
     <w:pPr>
       <w:pBdr/>
@@ -25479,9 +25542,9 @@
       </w:tcPr>
     </w:tblStylePr>
   </w:style>
-  <w:style w:type="table" w:styleId="905">
+  <w:style w:type="table" w:styleId="911">
     <w:name w:val="List Table 6 Colorful - Accent 4"/>
-    <w:basedOn w:val="994"/>
+    <w:basedOn w:val="1000"/>
     <w:uiPriority w:val="99"/>
     <w:pPr>
       <w:pBdr/>
@@ -25702,9 +25765,9 @@
       </w:tcPr>
     </w:tblStylePr>
   </w:style>
-  <w:style w:type="table" w:styleId="906">
+  <w:style w:type="table" w:styleId="912">
     <w:name w:val="List Table 6 Colorful - Accent 5"/>
-    <w:basedOn w:val="994"/>
+    <w:basedOn w:val="1000"/>
     <w:uiPriority w:val="99"/>
     <w:pPr>
       <w:pBdr/>
@@ -25925,9 +25988,9 @@
       </w:tcPr>
     </w:tblStylePr>
   </w:style>
-  <w:style w:type="table" w:styleId="907">
+  <w:style w:type="table" w:styleId="913">
     <w:name w:val="List Table 6 Colorful - Accent 6"/>
-    <w:basedOn w:val="994"/>
+    <w:basedOn w:val="1000"/>
     <w:uiPriority w:val="99"/>
     <w:pPr>
       <w:pBdr/>
@@ -26148,9 +26211,9 @@
       </w:tcPr>
     </w:tblStylePr>
   </w:style>
-  <w:style w:type="table" w:styleId="908">
+  <w:style w:type="table" w:styleId="914">
     <w:name w:val="List Table 7 Colorful"/>
-    <w:basedOn w:val="994"/>
+    <w:basedOn w:val="1000"/>
     <w:uiPriority w:val="99"/>
     <w:pPr>
       <w:pBdr/>
@@ -26404,9 +26467,9 @@
       </w:tcPr>
     </w:tblStylePr>
   </w:style>
-  <w:style w:type="table" w:styleId="909">
+  <w:style w:type="table" w:styleId="915">
     <w:name w:val="List Table 7 Colorful - Accent 1"/>
-    <w:basedOn w:val="994"/>
+    <w:basedOn w:val="1000"/>
     <w:uiPriority w:val="99"/>
     <w:pPr>
       <w:pBdr/>
@@ -26660,9 +26723,9 @@
       </w:tcPr>
     </w:tblStylePr>
   </w:style>
-  <w:style w:type="table" w:styleId="910">
+  <w:style w:type="table" w:styleId="916">
     <w:name w:val="List Table 7 Colorful - Accent 2"/>
-    <w:basedOn w:val="994"/>
+    <w:basedOn w:val="1000"/>
     <w:uiPriority w:val="99"/>
     <w:pPr>
       <w:pBdr/>
@@ -26916,9 +26979,9 @@
       </w:tcPr>
     </w:tblStylePr>
   </w:style>
-  <w:style w:type="table" w:styleId="911">
+  <w:style w:type="table" w:styleId="917">
     <w:name w:val="List Table 7 Colorful - Accent 3"/>
-    <w:basedOn w:val="994"/>
+    <w:basedOn w:val="1000"/>
     <w:uiPriority w:val="99"/>
     <w:pPr>
       <w:pBdr/>
@@ -27172,9 +27235,9 @@
       </w:tcPr>
     </w:tblStylePr>
   </w:style>
-  <w:style w:type="table" w:styleId="912">
+  <w:style w:type="table" w:styleId="918">
     <w:name w:val="List Table 7 Colorful - Accent 4"/>
-    <w:basedOn w:val="994"/>
+    <w:basedOn w:val="1000"/>
     <w:uiPriority w:val="99"/>
     <w:pPr>
       <w:pBdr/>
@@ -27428,9 +27491,9 @@
       </w:tcPr>
     </w:tblStylePr>
   </w:style>
-  <w:style w:type="table" w:styleId="913">
+  <w:style w:type="table" w:styleId="919">
     <w:name w:val="List Table 7 Colorful - Accent 5"/>
-    <w:basedOn w:val="994"/>
+    <w:basedOn w:val="1000"/>
     <w:uiPriority w:val="99"/>
     <w:pPr>
       <w:pBdr/>
@@ -27684,9 +27747,9 @@
       </w:tcPr>
     </w:tblStylePr>
   </w:style>
-  <w:style w:type="table" w:styleId="914">
+  <w:style w:type="table" w:styleId="920">
     <w:name w:val="List Table 7 Colorful - Accent 6"/>
-    <w:basedOn w:val="994"/>
+    <w:basedOn w:val="1000"/>
     <w:uiPriority w:val="99"/>
     <w:pPr>
       <w:pBdr/>
@@ -27940,9 +28003,9 @@
       </w:tcPr>
     </w:tblStylePr>
   </w:style>
-  <w:style w:type="table" w:styleId="915">
+  <w:style w:type="table" w:styleId="921">
     <w:name w:val="Lined - Accent"/>
-    <w:basedOn w:val="994"/>
+    <w:basedOn w:val="1000"/>
     <w:uiPriority w:val="99"/>
     <w:pPr>
       <w:pBdr/>
@@ -28177,9 +28240,9 @@
       </w:tcPr>
     </w:tblStylePr>
   </w:style>
-  <w:style w:type="table" w:styleId="916">
+  <w:style w:type="table" w:styleId="922">
     <w:name w:val="Lined - Accent 1"/>
-    <w:basedOn w:val="994"/>
+    <w:basedOn w:val="1000"/>
     <w:uiPriority w:val="99"/>
     <w:pPr>
       <w:pBdr/>
@@ -28414,9 +28477,9 @@
       </w:tcPr>
     </w:tblStylePr>
   </w:style>
-  <w:style w:type="table" w:styleId="917">
+  <w:style w:type="table" w:styleId="923">
     <w:name w:val="Lined - Accent 2"/>
-    <w:basedOn w:val="994"/>
+    <w:basedOn w:val="1000"/>
     <w:uiPriority w:val="99"/>
     <w:pPr>
       <w:pBdr/>
@@ -28651,9 +28714,9 @@
       </w:tcPr>
     </w:tblStylePr>
   </w:style>
-  <w:style w:type="table" w:styleId="918">
+  <w:style w:type="table" w:styleId="924">
     <w:name w:val="Lined - Accent 3"/>
-    <w:basedOn w:val="994"/>
+    <w:basedOn w:val="1000"/>
     <w:uiPriority w:val="99"/>
     <w:pPr>
       <w:pBdr/>
@@ -28888,9 +28951,9 @@
       </w:tcPr>
     </w:tblStylePr>
   </w:style>
-  <w:style w:type="table" w:styleId="919">
+  <w:style w:type="table" w:styleId="925">
     <w:name w:val="Lined - Accent 4"/>
-    <w:basedOn w:val="994"/>
+    <w:basedOn w:val="1000"/>
     <w:uiPriority w:val="99"/>
     <w:pPr>
       <w:pBdr/>
@@ -29125,9 +29188,9 @@
       </w:tcPr>
     </w:tblStylePr>
   </w:style>
-  <w:style w:type="table" w:styleId="920">
+  <w:style w:type="table" w:styleId="926">
     <w:name w:val="Lined - Accent 5"/>
-    <w:basedOn w:val="994"/>
+    <w:basedOn w:val="1000"/>
     <w:uiPriority w:val="99"/>
     <w:pPr>
       <w:pBdr/>
@@ -29362,9 +29425,9 @@
       </w:tcPr>
     </w:tblStylePr>
   </w:style>
-  <w:style w:type="table" w:styleId="921">
+  <w:style w:type="table" w:styleId="927">
     <w:name w:val="Lined - Accent 6"/>
-    <w:basedOn w:val="994"/>
+    <w:basedOn w:val="1000"/>
     <w:uiPriority w:val="99"/>
     <w:pPr>
       <w:pBdr/>
@@ -29599,9 +29662,9 @@
       </w:tcPr>
     </w:tblStylePr>
   </w:style>
-  <w:style w:type="table" w:styleId="922">
+  <w:style w:type="table" w:styleId="928">
     <w:name w:val="Bordered &amp; Lined - Accent"/>
-    <w:basedOn w:val="994"/>
+    <w:basedOn w:val="1000"/>
     <w:uiPriority w:val="99"/>
     <w:pPr>
       <w:pBdr/>
@@ -29843,9 +29906,9 @@
       </w:tcPr>
     </w:tblStylePr>
   </w:style>
-  <w:style w:type="table" w:styleId="923">
+  <w:style w:type="table" w:styleId="929">
     <w:name w:val="Bordered &amp; Lined - Accent 1"/>
-    <w:basedOn w:val="994"/>
+    <w:basedOn w:val="1000"/>
     <w:uiPriority w:val="99"/>
     <w:pPr>
       <w:pBdr/>
@@ -30087,9 +30150,9 @@
       </w:tcPr>
     </w:tblStylePr>
   </w:style>
-  <w:style w:type="table" w:styleId="924">
+  <w:style w:type="table" w:styleId="930">
     <w:name w:val="Bordered &amp; Lined - Accent 2"/>
-    <w:basedOn w:val="994"/>
+    <w:basedOn w:val="1000"/>
     <w:uiPriority w:val="99"/>
     <w:pPr>
       <w:pBdr/>
@@ -30331,9 +30394,9 @@
       </w:tcPr>
     </w:tblStylePr>
   </w:style>
-  <w:style w:type="table" w:styleId="925">
+  <w:style w:type="table" w:styleId="931">
     <w:name w:val="Bordered &amp; Lined - Accent 3"/>
-    <w:basedOn w:val="994"/>
+    <w:basedOn w:val="1000"/>
     <w:uiPriority w:val="99"/>
     <w:pPr>
       <w:pBdr/>
@@ -30575,9 +30638,9 @@
       </w:tcPr>
     </w:tblStylePr>
   </w:style>
-  <w:style w:type="table" w:styleId="926">
+  <w:style w:type="table" w:styleId="932">
     <w:name w:val="Bordered &amp; Lined - Accent 4"/>
-    <w:basedOn w:val="994"/>
+    <w:basedOn w:val="1000"/>
     <w:uiPriority w:val="99"/>
     <w:pPr>
       <w:pBdr/>
@@ -30819,9 +30882,9 @@
       </w:tcPr>
     </w:tblStylePr>
   </w:style>
-  <w:style w:type="table" w:styleId="927">
+  <w:style w:type="table" w:styleId="933">
     <w:name w:val="Bordered &amp; Lined - Accent 5"/>
-    <w:basedOn w:val="994"/>
+    <w:basedOn w:val="1000"/>
     <w:uiPriority w:val="99"/>
     <w:pPr>
       <w:pBdr/>
@@ -31063,9 +31126,9 @@
       </w:tcPr>
     </w:tblStylePr>
   </w:style>
-  <w:style w:type="table" w:styleId="928">
+  <w:style w:type="table" w:styleId="934">
     <w:name w:val="Bordered &amp; Lined - Accent 6"/>
-    <w:basedOn w:val="994"/>
+    <w:basedOn w:val="1000"/>
     <w:uiPriority w:val="99"/>
     <w:pPr>
       <w:pBdr/>
@@ -31307,9 +31370,9 @@
       </w:tcPr>
     </w:tblStylePr>
   </w:style>
-  <w:style w:type="table" w:styleId="929">
+  <w:style w:type="table" w:styleId="935">
     <w:name w:val="Bordered"/>
-    <w:basedOn w:val="994"/>
+    <w:basedOn w:val="1000"/>
     <w:uiPriority w:val="99"/>
     <w:pPr>
       <w:pBdr/>
@@ -31538,9 +31601,9 @@
       </w:tcPr>
     </w:tblStylePr>
   </w:style>
-  <w:style w:type="table" w:styleId="930">
+  <w:style w:type="table" w:styleId="936">
     <w:name w:val="Bordered - Accent 1"/>
-    <w:basedOn w:val="994"/>
+    <w:basedOn w:val="1000"/>
     <w:uiPriority w:val="99"/>
     <w:pPr>
       <w:pBdr/>
@@ -31769,9 +31832,9 @@
       </w:tcPr>
     </w:tblStylePr>
   </w:style>
-  <w:style w:type="table" w:styleId="931">
+  <w:style w:type="table" w:styleId="937">
     <w:name w:val="Bordered - Accent 2"/>
-    <w:basedOn w:val="994"/>
+    <w:basedOn w:val="1000"/>
     <w:uiPriority w:val="99"/>
     <w:pPr>
       <w:pBdr/>
@@ -32000,9 +32063,9 @@
       </w:tcPr>
     </w:tblStylePr>
   </w:style>
-  <w:style w:type="table" w:styleId="932">
+  <w:style w:type="table" w:styleId="938">
     <w:name w:val="Bordered - Accent 3"/>
-    <w:basedOn w:val="994"/>
+    <w:basedOn w:val="1000"/>
     <w:uiPriority w:val="99"/>
     <w:pPr>
       <w:pBdr/>
@@ -32231,9 +32294,9 @@
       </w:tcPr>
     </w:tblStylePr>
   </w:style>
-  <w:style w:type="table" w:styleId="933">
+  <w:style w:type="table" w:styleId="939">
     <w:name w:val="Bordered - Accent 4"/>
-    <w:basedOn w:val="994"/>
+    <w:basedOn w:val="1000"/>
     <w:uiPriority w:val="99"/>
     <w:pPr>
       <w:pBdr/>
@@ -32462,9 +32525,9 @@
       </w:tcPr>
     </w:tblStylePr>
   </w:style>
-  <w:style w:type="table" w:styleId="934">
+  <w:style w:type="table" w:styleId="940">
     <w:name w:val="Bordered - Accent 5"/>
-    <w:basedOn w:val="994"/>
+    <w:basedOn w:val="1000"/>
     <w:uiPriority w:val="99"/>
     <w:pPr>
       <w:pBdr/>
@@ -32693,9 +32756,9 @@
       </w:tcPr>
     </w:tblStylePr>
   </w:style>
-  <w:style w:type="table" w:styleId="935">
+  <w:style w:type="table" w:styleId="941">
     <w:name w:val="Bordered - Accent 6"/>
-    <w:basedOn w:val="994"/>
+    <w:basedOn w:val="1000"/>
     <w:uiPriority w:val="99"/>
     <w:pPr>
       <w:pBdr/>
@@ -32924,11 +32987,11 @@
       </w:tcPr>
     </w:tblStylePr>
   </w:style>
-  <w:style w:type="paragraph" w:styleId="936">
+  <w:style w:type="paragraph" w:styleId="942">
     <w:name w:val="Heading 1"/>
-    <w:basedOn w:val="992"/>
-    <w:next w:val="992"/>
-    <w:link w:val="945"/>
+    <w:basedOn w:val="998"/>
+    <w:next w:val="998"/>
+    <w:link w:val="951"/>
     <w:uiPriority w:val="9"/>
     <w:qFormat/>
     <w:pPr>
@@ -32946,11 +33009,11 @@
       <w:szCs w:val="40"/>
     </w:rPr>
   </w:style>
-  <w:style w:type="paragraph" w:styleId="937">
+  <w:style w:type="paragraph" w:styleId="943">
     <w:name w:val="Heading 2"/>
-    <w:basedOn w:val="992"/>
-    <w:next w:val="992"/>
-    <w:link w:val="946"/>
+    <w:basedOn w:val="998"/>
+    <w:next w:val="998"/>
+    <w:link w:val="952"/>
     <w:uiPriority w:val="9"/>
     <w:unhideWhenUsed/>
     <w:qFormat/>
@@ -32969,11 +33032,11 @@
       <w:szCs w:val="32"/>
     </w:rPr>
   </w:style>
-  <w:style w:type="paragraph" w:styleId="938">
+  <w:style w:type="paragraph" w:styleId="944">
     <w:name w:val="Heading 3"/>
-    <w:basedOn w:val="992"/>
-    <w:next w:val="992"/>
-    <w:link w:val="947"/>
+    <w:basedOn w:val="998"/>
+    <w:next w:val="998"/>
+    <w:link w:val="953"/>
     <w:uiPriority w:val="9"/>
     <w:unhideWhenUsed/>
     <w:qFormat/>
@@ -32992,11 +33055,11 @@
       <w:szCs w:val="28"/>
     </w:rPr>
   </w:style>
-  <w:style w:type="paragraph" w:styleId="939">
+  <w:style w:type="paragraph" w:styleId="945">
     <w:name w:val="Heading 4"/>
-    <w:basedOn w:val="992"/>
-    <w:next w:val="992"/>
-    <w:link w:val="948"/>
+    <w:basedOn w:val="998"/>
+    <w:next w:val="998"/>
+    <w:link w:val="954"/>
     <w:uiPriority w:val="9"/>
     <w:unhideWhenUsed/>
     <w:qFormat/>
@@ -33015,11 +33078,11 @@
       <w:color w:val="0f4761" w:themeColor="accent1" w:themeShade="BF"/>
     </w:rPr>
   </w:style>
-  <w:style w:type="paragraph" w:styleId="940">
+  <w:style w:type="paragraph" w:styleId="946">
     <w:name w:val="Heading 5"/>
-    <w:basedOn w:val="992"/>
-    <w:next w:val="992"/>
-    <w:link w:val="949"/>
+    <w:basedOn w:val="998"/>
+    <w:next w:val="998"/>
+    <w:link w:val="955"/>
     <w:uiPriority w:val="9"/>
     <w:unhideWhenUsed/>
     <w:qFormat/>
@@ -33036,11 +33099,11 @@
       <w:color w:val="0f4761" w:themeColor="accent1" w:themeShade="BF"/>
     </w:rPr>
   </w:style>
-  <w:style w:type="paragraph" w:styleId="941">
+  <w:style w:type="paragraph" w:styleId="947">
     <w:name w:val="Heading 6"/>
-    <w:basedOn w:val="992"/>
-    <w:next w:val="992"/>
-    <w:link w:val="950"/>
+    <w:basedOn w:val="998"/>
+    <w:next w:val="998"/>
+    <w:link w:val="956"/>
     <w:uiPriority w:val="9"/>
     <w:unhideWhenUsed/>
     <w:qFormat/>
@@ -33059,11 +33122,11 @@
       <w:color w:val="595959" w:themeColor="text1" w:themeTint="A6"/>
     </w:rPr>
   </w:style>
-  <w:style w:type="paragraph" w:styleId="942">
+  <w:style w:type="paragraph" w:styleId="948">
     <w:name w:val="Heading 7"/>
-    <w:basedOn w:val="992"/>
-    <w:next w:val="992"/>
-    <w:link w:val="951"/>
+    <w:basedOn w:val="998"/>
+    <w:next w:val="998"/>
+    <w:link w:val="957"/>
     <w:uiPriority w:val="9"/>
     <w:unhideWhenUsed/>
     <w:qFormat/>
@@ -33080,11 +33143,11 @@
       <w:color w:val="595959" w:themeColor="text1" w:themeTint="A6"/>
     </w:rPr>
   </w:style>
-  <w:style w:type="paragraph" w:styleId="943">
+  <w:style w:type="paragraph" w:styleId="949">
     <w:name w:val="Heading 8"/>
-    <w:basedOn w:val="992"/>
-    <w:next w:val="992"/>
-    <w:link w:val="952"/>
+    <w:basedOn w:val="998"/>
+    <w:next w:val="998"/>
+    <w:link w:val="958"/>
     <w:uiPriority w:val="9"/>
     <w:unhideWhenUsed/>
     <w:qFormat/>
@@ -33103,11 +33166,11 @@
       <w:color w:val="272727" w:themeColor="text1" w:themeTint="D8"/>
     </w:rPr>
   </w:style>
-  <w:style w:type="paragraph" w:styleId="944">
+  <w:style w:type="paragraph" w:styleId="950">
     <w:name w:val="Heading 9"/>
-    <w:basedOn w:val="992"/>
-    <w:next w:val="992"/>
-    <w:link w:val="953"/>
+    <w:basedOn w:val="998"/>
+    <w:next w:val="998"/>
+    <w:link w:val="959"/>
     <w:uiPriority w:val="9"/>
     <w:unhideWhenUsed/>
     <w:qFormat/>
@@ -33126,10 +33189,10 @@
       <w:color w:val="272727" w:themeColor="text1" w:themeTint="D8"/>
     </w:rPr>
   </w:style>
-  <w:style w:type="character" w:styleId="945">
+  <w:style w:type="character" w:styleId="951">
     <w:name w:val="Heading 1 Char"/>
-    <w:basedOn w:val="993"/>
-    <w:link w:val="936"/>
+    <w:basedOn w:val="999"/>
+    <w:link w:val="942"/>
     <w:uiPriority w:val="9"/>
     <w:pPr>
       <w:pBdr/>
@@ -33143,10 +33206,10 @@
       <w:szCs w:val="40"/>
     </w:rPr>
   </w:style>
-  <w:style w:type="character" w:styleId="946">
+  <w:style w:type="character" w:styleId="952">
     <w:name w:val="Heading 2 Char"/>
-    <w:basedOn w:val="993"/>
-    <w:link w:val="937"/>
+    <w:basedOn w:val="999"/>
+    <w:link w:val="943"/>
     <w:uiPriority w:val="9"/>
     <w:pPr>
       <w:pBdr/>
@@ -33160,10 +33223,10 @@
       <w:szCs w:val="32"/>
     </w:rPr>
   </w:style>
-  <w:style w:type="character" w:styleId="947">
+  <w:style w:type="character" w:styleId="953">
     <w:name w:val="Heading 3 Char"/>
-    <w:basedOn w:val="993"/>
-    <w:link w:val="938"/>
+    <w:basedOn w:val="999"/>
+    <w:link w:val="944"/>
     <w:uiPriority w:val="9"/>
     <w:pPr>
       <w:pBdr/>
@@ -33177,10 +33240,10 @@
       <w:szCs w:val="28"/>
     </w:rPr>
   </w:style>
-  <w:style w:type="character" w:styleId="948">
+  <w:style w:type="character" w:styleId="954">
     <w:name w:val="Heading 4 Char"/>
-    <w:basedOn w:val="993"/>
-    <w:link w:val="939"/>
+    <w:basedOn w:val="999"/>
+    <w:link w:val="945"/>
     <w:uiPriority w:val="9"/>
     <w:pPr>
       <w:pBdr/>
@@ -33194,10 +33257,10 @@
       <w:color w:val="0f4761" w:themeColor="accent1" w:themeShade="BF"/>
     </w:rPr>
   </w:style>
-  <w:style w:type="character" w:styleId="949">
+  <w:style w:type="character" w:styleId="955">
     <w:name w:val="Heading 5 Char"/>
-    <w:basedOn w:val="993"/>
-    <w:link w:val="940"/>
+    <w:basedOn w:val="999"/>
+    <w:link w:val="946"/>
     <w:uiPriority w:val="9"/>
     <w:pPr>
       <w:pBdr/>
@@ -33209,10 +33272,10 @@
       <w:color w:val="0f4761" w:themeColor="accent1" w:themeShade="BF"/>
     </w:rPr>
   </w:style>
-  <w:style w:type="character" w:styleId="950">
+  <w:style w:type="character" w:styleId="956">
     <w:name w:val="Heading 6 Char"/>
-    <w:basedOn w:val="993"/>
-    <w:link w:val="941"/>
+    <w:basedOn w:val="999"/>
+    <w:link w:val="947"/>
     <w:uiPriority w:val="9"/>
     <w:pPr>
       <w:pBdr/>
@@ -33226,10 +33289,10 @@
       <w:color w:val="595959" w:themeColor="text1" w:themeTint="A6"/>
     </w:rPr>
   </w:style>
-  <w:style w:type="character" w:styleId="951">
+  <w:style w:type="character" w:styleId="957">
     <w:name w:val="Heading 7 Char"/>
-    <w:basedOn w:val="993"/>
-    <w:link w:val="942"/>
+    <w:basedOn w:val="999"/>
+    <w:link w:val="948"/>
     <w:uiPriority w:val="9"/>
     <w:pPr>
       <w:pBdr/>
@@ -33241,10 +33304,10 @@
       <w:color w:val="595959" w:themeColor="text1" w:themeTint="A6"/>
     </w:rPr>
   </w:style>
-  <w:style w:type="character" w:styleId="952">
+  <w:style w:type="character" w:styleId="958">
     <w:name w:val="Heading 8 Char"/>
-    <w:basedOn w:val="993"/>
-    <w:link w:val="943"/>
+    <w:basedOn w:val="999"/>
+    <w:link w:val="949"/>
     <w:uiPriority w:val="9"/>
     <w:pPr>
       <w:pBdr/>
@@ -33258,10 +33321,10 @@
       <w:color w:val="272727" w:themeColor="text1" w:themeTint="D8"/>
     </w:rPr>
   </w:style>
-  <w:style w:type="character" w:styleId="953">
+  <w:style w:type="character" w:styleId="959">
     <w:name w:val="Heading 9 Char"/>
-    <w:basedOn w:val="993"/>
-    <w:link w:val="944"/>
+    <w:basedOn w:val="999"/>
+    <w:link w:val="950"/>
     <w:uiPriority w:val="9"/>
     <w:pPr>
       <w:pBdr/>
@@ -33275,11 +33338,11 @@
       <w:color w:val="272727" w:themeColor="text1" w:themeTint="D8"/>
     </w:rPr>
   </w:style>
-  <w:style w:type="paragraph" w:styleId="954">
+  <w:style w:type="paragraph" w:styleId="960">
     <w:name w:val="Title"/>
-    <w:basedOn w:val="992"/>
-    <w:next w:val="992"/>
-    <w:link w:val="955"/>
+    <w:basedOn w:val="998"/>
+    <w:next w:val="998"/>
+    <w:link w:val="961"/>
     <w:uiPriority w:val="10"/>
     <w:qFormat/>
     <w:pPr>
@@ -33295,10 +33358,10 @@
       <w:szCs w:val="56"/>
     </w:rPr>
   </w:style>
-  <w:style w:type="character" w:styleId="955">
+  <w:style w:type="character" w:styleId="961">
     <w:name w:val="Title Char"/>
-    <w:basedOn w:val="993"/>
-    <w:link w:val="954"/>
+    <w:basedOn w:val="999"/>
+    <w:link w:val="960"/>
     <w:uiPriority w:val="10"/>
     <w:pPr>
       <w:pBdr/>
@@ -33312,11 +33375,11 @@
       <w:szCs w:val="56"/>
     </w:rPr>
   </w:style>
-  <w:style w:type="paragraph" w:styleId="956">
+  <w:style w:type="paragraph" w:styleId="962">
     <w:name w:val="Subtitle"/>
-    <w:basedOn w:val="992"/>
-    <w:next w:val="992"/>
-    <w:link w:val="957"/>
+    <w:basedOn w:val="998"/>
+    <w:next w:val="998"/>
+    <w:link w:val="963"/>
     <w:uiPriority w:val="11"/>
     <w:qFormat/>
     <w:pPr>
@@ -33334,10 +33397,10 @@
       <w:szCs w:val="28"/>
     </w:rPr>
   </w:style>
-  <w:style w:type="character" w:styleId="957">
+  <w:style w:type="character" w:styleId="963">
     <w:name w:val="Subtitle Char"/>
-    <w:basedOn w:val="993"/>
-    <w:link w:val="956"/>
+    <w:basedOn w:val="999"/>
+    <w:link w:val="962"/>
     <w:uiPriority w:val="11"/>
     <w:pPr>
       <w:pBdr/>
@@ -33351,11 +33414,11 @@
       <w:szCs w:val="28"/>
     </w:rPr>
   </w:style>
-  <w:style w:type="paragraph" w:styleId="958">
+  <w:style w:type="paragraph" w:styleId="964">
     <w:name w:val="Quote"/>
-    <w:basedOn w:val="992"/>
-    <w:next w:val="992"/>
-    <w:link w:val="959"/>
+    <w:basedOn w:val="998"/>
+    <w:next w:val="998"/>
+    <w:link w:val="965"/>
     <w:uiPriority w:val="29"/>
     <w:qFormat/>
     <w:pPr>
@@ -33370,10 +33433,10 @@
       <w:color w:val="404040" w:themeColor="text1" w:themeTint="BF"/>
     </w:rPr>
   </w:style>
-  <w:style w:type="character" w:styleId="959">
+  <w:style w:type="character" w:styleId="965">
     <w:name w:val="Quote Char"/>
-    <w:basedOn w:val="993"/>
-    <w:link w:val="958"/>
+    <w:basedOn w:val="999"/>
+    <w:link w:val="964"/>
     <w:uiPriority w:val="29"/>
     <w:pPr>
       <w:pBdr/>
@@ -33386,9 +33449,9 @@
       <w:color w:val="404040" w:themeColor="text1" w:themeTint="BF"/>
     </w:rPr>
   </w:style>
-  <w:style w:type="character" w:styleId="960">
+  <w:style w:type="character" w:styleId="966">
     <w:name w:val="Intense Emphasis"/>
-    <w:basedOn w:val="993"/>
+    <w:basedOn w:val="999"/>
     <w:uiPriority w:val="21"/>
     <w:qFormat/>
     <w:pPr>
@@ -33402,11 +33465,11 @@
       <w:color w:val="0f4761" w:themeColor="accent1" w:themeShade="BF"/>
     </w:rPr>
   </w:style>
-  <w:style w:type="paragraph" w:styleId="961">
+  <w:style w:type="paragraph" w:styleId="967">
     <w:name w:val="Intense Quote"/>
-    <w:basedOn w:val="992"/>
-    <w:next w:val="992"/>
-    <w:link w:val="962"/>
+    <w:basedOn w:val="998"/>
+    <w:next w:val="998"/>
+    <w:link w:val="968"/>
     <w:uiPriority w:val="30"/>
     <w:qFormat/>
     <w:pPr>
@@ -33424,10 +33487,10 @@
       <w:color w:val="0f4761" w:themeColor="accent1" w:themeShade="BF"/>
     </w:rPr>
   </w:style>
-  <w:style w:type="character" w:styleId="962">
+  <w:style w:type="character" w:styleId="968">
     <w:name w:val="Intense Quote Char"/>
-    <w:basedOn w:val="993"/>
-    <w:link w:val="961"/>
+    <w:basedOn w:val="999"/>
+    <w:link w:val="967"/>
     <w:uiPriority w:val="30"/>
     <w:pPr>
       <w:pBdr/>
@@ -33440,9 +33503,9 @@
       <w:color w:val="0f4761" w:themeColor="accent1" w:themeShade="BF"/>
     </w:rPr>
   </w:style>
-  <w:style w:type="character" w:styleId="963">
+  <w:style w:type="character" w:styleId="969">
     <w:name w:val="Intense Reference"/>
-    <w:basedOn w:val="993"/>
+    <w:basedOn w:val="999"/>
     <w:uiPriority w:val="32"/>
     <w:qFormat/>
     <w:pPr>
@@ -33458,9 +33521,9 @@
       <w:spacing w:val="5"/>
     </w:rPr>
   </w:style>
-  <w:style w:type="paragraph" w:styleId="964">
+  <w:style w:type="paragraph" w:styleId="970">
     <w:name w:val="No Spacing"/>
-    <w:basedOn w:val="992"/>
+    <w:basedOn w:val="998"/>
     <w:uiPriority w:val="1"/>
     <w:qFormat/>
     <w:pPr>
@@ -33469,9 +33532,9 @@
       <w:ind/>
     </w:pPr>
   </w:style>
-  <w:style w:type="character" w:styleId="965">
+  <w:style w:type="character" w:styleId="971">
     <w:name w:val="Subtle Emphasis"/>
-    <w:basedOn w:val="993"/>
+    <w:basedOn w:val="999"/>
     <w:uiPriority w:val="19"/>
     <w:qFormat/>
     <w:pPr>
@@ -33485,9 +33548,9 @@
       <w:color w:val="404040" w:themeColor="text1" w:themeTint="BF"/>
     </w:rPr>
   </w:style>
-  <w:style w:type="character" w:styleId="966">
+  <w:style w:type="character" w:styleId="972">
     <w:name w:val="Emphasis"/>
-    <w:basedOn w:val="993"/>
+    <w:basedOn w:val="999"/>
     <w:uiPriority w:val="20"/>
     <w:qFormat/>
     <w:pPr>
@@ -33500,9 +33563,9 @@
       <w:iCs/>
     </w:rPr>
   </w:style>
-  <w:style w:type="character" w:styleId="967">
+  <w:style w:type="character" w:styleId="973">
     <w:name w:val="Strong"/>
-    <w:basedOn w:val="993"/>
+    <w:basedOn w:val="999"/>
     <w:uiPriority w:val="22"/>
     <w:qFormat/>
     <w:pPr>
@@ -33515,9 +33578,9 @@
       <w:bCs/>
     </w:rPr>
   </w:style>
-  <w:style w:type="character" w:styleId="968">
+  <w:style w:type="character" w:styleId="974">
     <w:name w:val="Subtle Reference"/>
-    <w:basedOn w:val="993"/>
+    <w:basedOn w:val="999"/>
     <w:uiPriority w:val="31"/>
     <w:qFormat/>
     <w:pPr>
@@ -33530,9 +33593,9 @@
       <w:color w:val="5a5a5a" w:themeColor="text1" w:themeTint="A5"/>
     </w:rPr>
   </w:style>
-  <w:style w:type="character" w:styleId="969">
+  <w:style w:type="character" w:styleId="975">
     <w:name w:val="Book Title"/>
-    <w:basedOn w:val="993"/>
+    <w:basedOn w:val="999"/>
     <w:uiPriority w:val="33"/>
     <w:qFormat/>
     <w:pPr>
@@ -33548,10 +33611,10 @@
       <w:spacing w:val="5"/>
     </w:rPr>
   </w:style>
-  <w:style w:type="character" w:styleId="970">
+  <w:style w:type="character" w:styleId="976">
     <w:name w:val="Header Char"/>
-    <w:basedOn w:val="993"/>
-    <w:link w:val="1002"/>
+    <w:basedOn w:val="999"/>
+    <w:link w:val="1008"/>
     <w:uiPriority w:val="99"/>
     <w:pPr>
       <w:pBdr/>
@@ -33559,10 +33622,10 @@
       <w:ind/>
     </w:pPr>
   </w:style>
-  <w:style w:type="character" w:styleId="971">
+  <w:style w:type="character" w:styleId="977">
     <w:name w:val="Footer Char"/>
-    <w:basedOn w:val="993"/>
-    <w:link w:val="999"/>
+    <w:basedOn w:val="999"/>
+    <w:link w:val="1005"/>
     <w:uiPriority w:val="99"/>
     <w:pPr>
       <w:pBdr/>
@@ -33570,10 +33633,10 @@
       <w:ind/>
     </w:pPr>
   </w:style>
-  <w:style w:type="paragraph" w:styleId="972">
+  <w:style w:type="paragraph" w:styleId="978">
     <w:name w:val="Caption"/>
-    <w:basedOn w:val="992"/>
-    <w:next w:val="992"/>
+    <w:basedOn w:val="998"/>
+    <w:next w:val="998"/>
     <w:uiPriority w:val="35"/>
     <w:unhideWhenUsed/>
     <w:qFormat/>
@@ -33590,10 +33653,10 @@
       <w:szCs w:val="18"/>
     </w:rPr>
   </w:style>
-  <w:style w:type="paragraph" w:styleId="973">
+  <w:style w:type="paragraph" w:styleId="979">
     <w:name w:val="footnote text"/>
-    <w:basedOn w:val="992"/>
-    <w:link w:val="974"/>
+    <w:basedOn w:val="998"/>
+    <w:link w:val="980"/>
     <w:uiPriority w:val="99"/>
     <w:semiHidden/>
     <w:unhideWhenUsed/>
@@ -33607,10 +33670,10 @@
       <w:szCs w:val="20"/>
     </w:rPr>
   </w:style>
-  <w:style w:type="character" w:styleId="974">
+  <w:style w:type="character" w:styleId="980">
     <w:name w:val="Footnote Text Char"/>
-    <w:basedOn w:val="993"/>
-    <w:link w:val="973"/>
+    <w:basedOn w:val="999"/>
+    <w:link w:val="979"/>
     <w:uiPriority w:val="99"/>
     <w:semiHidden/>
     <w:pPr>
@@ -33623,9 +33686,9 @@
       <w:szCs w:val="20"/>
     </w:rPr>
   </w:style>
-  <w:style w:type="character" w:styleId="975">
+  <w:style w:type="character" w:styleId="981">
     <w:name w:val="footnote reference"/>
-    <w:basedOn w:val="993"/>
+    <w:basedOn w:val="999"/>
     <w:uiPriority w:val="99"/>
     <w:semiHidden/>
     <w:unhideWhenUsed/>
@@ -33638,10 +33701,10 @@
       <w:vertAlign w:val="superscript"/>
     </w:rPr>
   </w:style>
-  <w:style w:type="paragraph" w:styleId="976">
+  <w:style w:type="paragraph" w:styleId="982">
     <w:name w:val="endnote text"/>
-    <w:basedOn w:val="992"/>
-    <w:link w:val="977"/>
+    <w:basedOn w:val="998"/>
+    <w:link w:val="983"/>
     <w:uiPriority w:val="99"/>
     <w:semiHidden/>
     <w:unhideWhenUsed/>
@@ -33655,10 +33718,10 @@
       <w:szCs w:val="20"/>
     </w:rPr>
   </w:style>
-  <w:style w:type="character" w:styleId="977">
+  <w:style w:type="character" w:styleId="983">
     <w:name w:val="Endnote Text Char"/>
-    <w:basedOn w:val="993"/>
-    <w:link w:val="976"/>
+    <w:basedOn w:val="999"/>
+    <w:link w:val="982"/>
     <w:uiPriority w:val="99"/>
     <w:semiHidden/>
     <w:pPr>
@@ -33671,9 +33734,9 @@
       <w:szCs w:val="20"/>
     </w:rPr>
   </w:style>
-  <w:style w:type="character" w:styleId="978">
+  <w:style w:type="character" w:styleId="984">
     <w:name w:val="endnote reference"/>
-    <w:basedOn w:val="993"/>
+    <w:basedOn w:val="999"/>
     <w:uiPriority w:val="99"/>
     <w:semiHidden/>
     <w:unhideWhenUsed/>
@@ -33686,9 +33749,9 @@
       <w:vertAlign w:val="superscript"/>
     </w:rPr>
   </w:style>
-  <w:style w:type="character" w:styleId="979">
+  <w:style w:type="character" w:styleId="985">
     <w:name w:val="FollowedHyperlink"/>
-    <w:basedOn w:val="993"/>
+    <w:basedOn w:val="999"/>
     <w:uiPriority w:val="99"/>
     <w:semiHidden/>
     <w:unhideWhenUsed/>
@@ -33702,10 +33765,10 @@
       <w:u w:val="single"/>
     </w:rPr>
   </w:style>
-  <w:style w:type="paragraph" w:styleId="980">
+  <w:style w:type="paragraph" w:styleId="986">
     <w:name w:val="toc 1"/>
-    <w:basedOn w:val="992"/>
-    <w:next w:val="992"/>
+    <w:basedOn w:val="998"/>
+    <w:next w:val="998"/>
     <w:uiPriority w:val="39"/>
     <w:unhideWhenUsed/>
     <w:pPr>
@@ -33714,10 +33777,10 @@
       <w:ind/>
     </w:pPr>
   </w:style>
-  <w:style w:type="paragraph" w:styleId="981">
+  <w:style w:type="paragraph" w:styleId="987">
     <w:name w:val="toc 2"/>
-    <w:basedOn w:val="992"/>
-    <w:next w:val="992"/>
+    <w:basedOn w:val="998"/>
+    <w:next w:val="998"/>
     <w:uiPriority w:val="39"/>
     <w:unhideWhenUsed/>
     <w:pPr>
@@ -33726,10 +33789,10 @@
       <w:ind w:left="220"/>
     </w:pPr>
   </w:style>
-  <w:style w:type="paragraph" w:styleId="982">
+  <w:style w:type="paragraph" w:styleId="988">
     <w:name w:val="toc 3"/>
-    <w:basedOn w:val="992"/>
-    <w:next w:val="992"/>
+    <w:basedOn w:val="998"/>
+    <w:next w:val="998"/>
     <w:uiPriority w:val="39"/>
     <w:unhideWhenUsed/>
     <w:pPr>
@@ -33738,10 +33801,10 @@
       <w:ind w:left="440"/>
     </w:pPr>
   </w:style>
-  <w:style w:type="paragraph" w:styleId="983">
+  <w:style w:type="paragraph" w:styleId="989">
     <w:name w:val="toc 4"/>
-    <w:basedOn w:val="992"/>
-    <w:next w:val="992"/>
+    <w:basedOn w:val="998"/>
+    <w:next w:val="998"/>
     <w:uiPriority w:val="39"/>
     <w:unhideWhenUsed/>
     <w:pPr>
@@ -33750,10 +33813,10 @@
       <w:ind w:left="660"/>
     </w:pPr>
   </w:style>
-  <w:style w:type="paragraph" w:styleId="984">
+  <w:style w:type="paragraph" w:styleId="990">
     <w:name w:val="toc 5"/>
-    <w:basedOn w:val="992"/>
-    <w:next w:val="992"/>
+    <w:basedOn w:val="998"/>
+    <w:next w:val="998"/>
     <w:uiPriority w:val="39"/>
     <w:unhideWhenUsed/>
     <w:pPr>
@@ -33762,10 +33825,10 @@
       <w:ind w:left="880"/>
     </w:pPr>
   </w:style>
-  <w:style w:type="paragraph" w:styleId="985">
+  <w:style w:type="paragraph" w:styleId="991">
     <w:name w:val="toc 6"/>
-    <w:basedOn w:val="992"/>
-    <w:next w:val="992"/>
+    <w:basedOn w:val="998"/>
+    <w:next w:val="998"/>
     <w:uiPriority w:val="39"/>
     <w:unhideWhenUsed/>
     <w:pPr>
@@ -33774,10 +33837,10 @@
       <w:ind w:left="1100"/>
     </w:pPr>
   </w:style>
-  <w:style w:type="paragraph" w:styleId="986">
+  <w:style w:type="paragraph" w:styleId="992">
     <w:name w:val="toc 7"/>
-    <w:basedOn w:val="992"/>
-    <w:next w:val="992"/>
+    <w:basedOn w:val="998"/>
+    <w:next w:val="998"/>
     <w:uiPriority w:val="39"/>
     <w:unhideWhenUsed/>
     <w:pPr>
@@ -33786,10 +33849,10 @@
       <w:ind w:left="1320"/>
     </w:pPr>
   </w:style>
-  <w:style w:type="paragraph" w:styleId="987">
+  <w:style w:type="paragraph" w:styleId="993">
     <w:name w:val="toc 8"/>
-    <w:basedOn w:val="992"/>
-    <w:next w:val="992"/>
+    <w:basedOn w:val="998"/>
+    <w:next w:val="998"/>
     <w:uiPriority w:val="39"/>
     <w:unhideWhenUsed/>
     <w:pPr>
@@ -33798,10 +33861,10 @@
       <w:ind w:left="1540"/>
     </w:pPr>
   </w:style>
-  <w:style w:type="paragraph" w:styleId="988">
+  <w:style w:type="paragraph" w:styleId="994">
     <w:name w:val="toc 9"/>
-    <w:basedOn w:val="992"/>
-    <w:next w:val="992"/>
+    <w:basedOn w:val="998"/>
+    <w:next w:val="998"/>
     <w:uiPriority w:val="39"/>
     <w:unhideWhenUsed/>
     <w:pPr>
@@ -33810,9 +33873,9 @@
       <w:ind w:left="1760"/>
     </w:pPr>
   </w:style>
-  <w:style w:type="character" w:styleId="989">
+  <w:style w:type="character" w:styleId="995">
     <w:name w:val="Placeholder Text"/>
-    <w:basedOn w:val="993"/>
+    <w:basedOn w:val="999"/>
     <w:uiPriority w:val="99"/>
     <w:semiHidden/>
     <w:pPr>
@@ -33824,7 +33887,7 @@
       <w:color w:val="666666"/>
     </w:rPr>
   </w:style>
-  <w:style w:type="paragraph" w:styleId="990">
+  <w:style w:type="paragraph" w:styleId="996">
     <w:name w:val="TOC Heading"/>
     <w:uiPriority w:val="39"/>
     <w:unhideWhenUsed/>
@@ -33834,10 +33897,10 @@
       <w:ind/>
     </w:pPr>
   </w:style>
-  <w:style w:type="paragraph" w:styleId="991">
+  <w:style w:type="paragraph" w:styleId="997">
     <w:name w:val="table of figures"/>
-    <w:basedOn w:val="992"/>
-    <w:next w:val="992"/>
+    <w:basedOn w:val="998"/>
+    <w:next w:val="998"/>
     <w:uiPriority w:val="99"/>
     <w:unhideWhenUsed/>
     <w:pPr>
@@ -33846,7 +33909,7 @@
       <w:ind/>
     </w:pPr>
   </w:style>
-  <w:style w:type="paragraph" w:styleId="992" w:default="1">
+  <w:style w:type="paragraph" w:styleId="998" w:default="1">
     <w:name w:val="Normal"/>
     <w:qFormat/>
     <w:pPr>
@@ -33855,7 +33918,7 @@
       <w:ind/>
     </w:pPr>
   </w:style>
-  <w:style w:type="character" w:styleId="993" w:default="1">
+  <w:style w:type="character" w:styleId="999" w:default="1">
     <w:name w:val="Default Paragraph Font"/>
     <w:uiPriority w:val="1"/>
     <w:semiHidden/>
@@ -33866,7 +33929,7 @@
       <w:ind/>
     </w:pPr>
   </w:style>
-  <w:style w:type="table" w:styleId="994" w:default="1">
+  <w:style w:type="table" w:styleId="1000" w:default="1">
     <w:name w:val="Normal Table"/>
     <w:uiPriority w:val="99"/>
     <w:semiHidden/>
@@ -34059,7 +34122,7 @@
       </w:tcPr>
     </w:tblStylePr>
   </w:style>
-  <w:style w:type="numbering" w:styleId="995" w:default="1">
+  <w:style w:type="numbering" w:styleId="1001" w:default="1">
     <w:name w:val="No List"/>
     <w:uiPriority w:val="99"/>
     <w:semiHidden/>
@@ -34070,9 +34133,9 @@
       <w:ind/>
     </w:pPr>
   </w:style>
-  <w:style w:type="character" w:styleId="996">
+  <w:style w:type="character" w:styleId="1002">
     <w:name w:val="Hyperlink"/>
-    <w:basedOn w:val="993"/>
+    <w:basedOn w:val="999"/>
     <w:uiPriority w:val="99"/>
     <w:unhideWhenUsed/>
     <w:pPr>
@@ -34085,9 +34148,9 @@
       <w:u w:val="single"/>
     </w:rPr>
   </w:style>
-  <w:style w:type="character" w:styleId="997">
+  <w:style w:type="character" w:styleId="1003">
     <w:name w:val="Unresolved Mention"/>
-    <w:basedOn w:val="993"/>
+    <w:basedOn w:val="999"/>
     <w:uiPriority w:val="99"/>
     <w:semiHidden/>
     <w:unhideWhenUsed/>
@@ -34101,9 +34164,9 @@
       <w:shd w:val="clear" w:color="auto" w:fill="e1dfdd"/>
     </w:rPr>
   </w:style>
-  <w:style w:type="paragraph" w:styleId="998">
+  <w:style w:type="paragraph" w:styleId="1004">
     <w:name w:val="List Paragraph"/>
-    <w:basedOn w:val="992"/>
+    <w:basedOn w:val="998"/>
     <w:uiPriority w:val="34"/>
     <w:qFormat/>
     <w:pPr>
@@ -34113,10 +34176,10 @@
       <w:contextualSpacing w:val="true"/>
     </w:pPr>
   </w:style>
-  <w:style w:type="paragraph" w:styleId="999">
+  <w:style w:type="paragraph" w:styleId="1005">
     <w:name w:val="Footer"/>
-    <w:basedOn w:val="992"/>
-    <w:link w:val="1000"/>
+    <w:basedOn w:val="998"/>
+    <w:link w:val="1006"/>
     <w:uiPriority w:val="99"/>
     <w:unhideWhenUsed/>
     <w:pPr>
@@ -34129,10 +34192,10 @@
       <w:ind/>
     </w:pPr>
   </w:style>
-  <w:style w:type="character" w:styleId="1000" w:customStyle="1">
+  <w:style w:type="character" w:styleId="1006" w:customStyle="1">
     <w:name w:val="Piè di pagina Carattere"/>
-    <w:basedOn w:val="993"/>
-    <w:link w:val="999"/>
+    <w:basedOn w:val="999"/>
+    <w:link w:val="1005"/>
     <w:uiPriority w:val="99"/>
     <w:pPr>
       <w:pBdr/>
@@ -34140,9 +34203,9 @@
       <w:ind/>
     </w:pPr>
   </w:style>
-  <w:style w:type="character" w:styleId="1001">
+  <w:style w:type="character" w:styleId="1007">
     <w:name w:val="page number"/>
-    <w:basedOn w:val="993"/>
+    <w:basedOn w:val="999"/>
     <w:uiPriority w:val="99"/>
     <w:semiHidden/>
     <w:unhideWhenUsed/>
@@ -34152,10 +34215,10 @@
       <w:ind/>
     </w:pPr>
   </w:style>
-  <w:style w:type="paragraph" w:styleId="1002">
+  <w:style w:type="paragraph" w:styleId="1008">
     <w:name w:val="Header"/>
-    <w:basedOn w:val="992"/>
-    <w:link w:val="1003"/>
+    <w:basedOn w:val="998"/>
+    <w:link w:val="1009"/>
     <w:uiPriority w:val="99"/>
     <w:unhideWhenUsed/>
     <w:pPr>
@@ -34168,10 +34231,10 @@
       <w:ind/>
     </w:pPr>
   </w:style>
-  <w:style w:type="character" w:styleId="1003" w:customStyle="1">
+  <w:style w:type="character" w:styleId="1009" w:customStyle="1">
     <w:name w:val="Intestazione Carattere"/>
-    <w:basedOn w:val="993"/>
-    <w:link w:val="1002"/>
+    <w:basedOn w:val="999"/>
+    <w:link w:val="1008"/>
     <w:uiPriority w:val="99"/>
     <w:pPr>
       <w:pBdr/>

--- a/Report_Lab_NetSec.docx
+++ b/Report_Lab_NetSec.docx
@@ -4,7 +4,6 @@
   <w:body>
     <w:p>
       <w:pPr>
-        <w:pBdr/>
         <w:spacing/>
         <w:ind/>
         <w:jc w:val="center"/>
@@ -43,7 +42,6 @@
     </w:p>
     <w:p>
       <w:pPr>
-        <w:pBdr/>
         <w:spacing/>
         <w:ind/>
         <w:jc w:val="center"/>
@@ -82,7 +80,6 @@
     </w:p>
     <w:p>
       <w:pPr>
-        <w:pBdr/>
         <w:spacing/>
         <w:ind/>
         <w:jc w:val="center"/>
@@ -139,7 +136,6 @@
     </w:p>
     <w:p>
       <w:pPr>
-        <w:pBdr/>
         <w:spacing/>
         <w:ind/>
         <w:jc w:val="both"/>
@@ -177,7 +173,6 @@
     </w:p>
     <w:p>
       <w:pPr>
-        <w:pBdr/>
         <w:spacing/>
         <w:ind/>
         <w:jc w:val="both"/>
@@ -224,7 +219,6 @@
     </w:p>
     <w:p>
       <w:pPr>
-        <w:pBdr/>
         <w:spacing/>
         <w:ind/>
         <w:jc w:val="both"/>
@@ -304,7 +298,6 @@
           <w:ilvl w:val="0"/>
           <w:numId w:val="3"/>
         </w:numPr>
-        <w:pBdr/>
         <w:spacing/>
         <w:ind/>
         <w:jc w:val="both"/>
@@ -402,7 +395,6 @@
           <w:ilvl w:val="0"/>
           <w:numId w:val="3"/>
         </w:numPr>
-        <w:pBdr/>
         <w:spacing/>
         <w:ind/>
         <w:jc w:val="both"/>
@@ -461,7 +453,6 @@
     </w:p>
     <w:p>
       <w:pPr>
-        <w:pBdr/>
         <w:spacing/>
         <w:ind w:left="708"/>
         <w:jc w:val="both"/>
@@ -508,7 +499,6 @@
     </w:p>
     <w:p>
       <w:pPr>
-        <w:pBdr/>
         <w:spacing/>
         <w:ind w:left="708"/>
         <w:jc w:val="both"/>
@@ -552,7 +542,6 @@
           <w:ilvl w:val="0"/>
           <w:numId w:val="3"/>
         </w:numPr>
-        <w:pBdr/>
         <w:spacing/>
         <w:ind/>
         <w:jc w:val="both"/>
@@ -616,7 +605,6 @@
           <w:ilvl w:val="0"/>
           <w:numId w:val="3"/>
         </w:numPr>
-        <w:pBdr/>
         <w:spacing/>
         <w:ind/>
         <w:jc w:val="both"/>
@@ -660,7 +648,6 @@
           <w:ilvl w:val="0"/>
           <w:numId w:val="3"/>
         </w:numPr>
-        <w:pBdr/>
         <w:spacing/>
         <w:ind/>
         <w:jc w:val="both"/>
@@ -737,7 +724,6 @@
           <w:ilvl w:val="0"/>
           <w:numId w:val="3"/>
         </w:numPr>
-        <w:pBdr/>
         <w:spacing/>
         <w:ind/>
         <w:jc w:val="both"/>
@@ -801,7 +787,6 @@
           <w:ilvl w:val="0"/>
           <w:numId w:val="3"/>
         </w:numPr>
-        <w:pBdr/>
         <w:spacing/>
         <w:ind/>
         <w:jc w:val="both"/>
@@ -884,7 +869,6 @@
           <w:ilvl w:val="0"/>
           <w:numId w:val="3"/>
         </w:numPr>
-        <w:pBdr/>
         <w:spacing/>
         <w:ind/>
         <w:jc w:val="both"/>
@@ -934,7 +918,6 @@
     </w:p>
     <w:p>
       <w:pPr>
-        <w:pBdr/>
         <w:spacing/>
         <w:ind/>
         <w:jc w:val="both"/>
@@ -972,7 +955,6 @@
     </w:p>
     <w:p>
       <w:pPr>
-        <w:pBdr/>
         <w:spacing/>
         <w:ind/>
         <w:jc w:val="both"/>
@@ -1011,7 +993,6 @@
     </w:p>
     <w:p>
       <w:pPr>
-        <w:pBdr/>
         <w:spacing/>
         <w:ind/>
         <w:jc w:val="center"/>
@@ -1049,7 +1030,6 @@
     </w:p>
     <w:p>
       <w:pPr>
-        <w:pBdr/>
         <w:spacing/>
         <w:ind/>
         <w:jc w:val="both"/>
@@ -1095,7 +1075,6 @@
     </w:p>
     <w:p>
       <w:pPr>
-        <w:pBdr/>
         <w:spacing/>
         <w:ind/>
         <w:jc w:val="both"/>
@@ -1141,7 +1120,6 @@
     </w:p>
     <w:p>
       <w:pPr>
-        <w:pBdr/>
         <w:spacing/>
         <w:ind/>
         <w:jc w:val="both"/>
@@ -1187,7 +1165,6 @@
     </w:p>
     <w:p>
       <w:pPr>
-        <w:pBdr/>
         <w:spacing/>
         <w:ind/>
         <w:jc w:val="both"/>
@@ -1233,7 +1210,6 @@
     </w:p>
     <w:p>
       <w:pPr>
-        <w:pBdr/>
         <w:spacing/>
         <w:ind/>
         <w:jc w:val="both"/>
@@ -1279,7 +1255,6 @@
     </w:p>
     <w:p>
       <w:pPr>
-        <w:pBdr/>
         <w:spacing/>
         <w:ind/>
         <w:jc w:val="both"/>
@@ -1325,7 +1300,6 @@
     </w:p>
     <w:p>
       <w:pPr>
-        <w:pBdr/>
         <w:spacing/>
         <w:ind/>
         <w:jc w:val="both"/>
@@ -1356,9 +1330,58 @@
           <w:bCs/>
           <w:sz w:val="28"/>
           <w:szCs w:val="28"/>
-          <w:lang w:val="en-GB"/>
+          <w:lang w:val="en-US"/>
         </w:rPr>
+        <w:t xml:space="preserve"> </w:t>
       </w:r>
+      <w:hyperlink r:id="rId17" w:tooltip="https://github.com/PaoloGiuffridaa/NetSec_Labs" w:history="1">
+        <w:r>
+          <w:rPr>
+            <w:rStyle w:val="1002"/>
+            <w:rFonts w:ascii="Helvetica" w:hAnsi="Helvetica"/>
+            <w:b/>
+            <w:bCs/>
+            <w:sz w:val="28"/>
+            <w:szCs w:val="28"/>
+            <w:lang w:val="en-US"/>
+          </w:rPr>
+        </w:r>
+        <w:r>
+          <w:rPr>
+            <w:rStyle w:val="1002"/>
+            <w:rFonts w:ascii="Helvetica" w:hAnsi="Helvetica"/>
+            <w:b/>
+            <w:bCs/>
+            <w:sz w:val="28"/>
+            <w:szCs w:val="28"/>
+            <w:lang w:val="en-US"/>
+          </w:rPr>
+          <w:t xml:space="preserve">https://github.com/PaoloGiuffridaa/NetSec_Labs</w:t>
+        </w:r>
+        <w:r>
+          <w:rPr>
+            <w:rStyle w:val="1002"/>
+            <w:rFonts w:ascii="Helvetica" w:hAnsi="Helvetica"/>
+            <w:b/>
+            <w:bCs/>
+            <w:sz w:val="28"/>
+            <w:szCs w:val="28"/>
+            <w:lang w:val="en-US"/>
+          </w:rPr>
+        </w:r>
+        <w:r>
+          <w:rPr>
+            <w:rStyle w:val="1002"/>
+            <w:rFonts w:ascii="Helvetica" w:hAnsi="Helvetica"/>
+            <w:b/>
+            <w:bCs/>
+            <w:sz w:val="28"/>
+            <w:szCs w:val="28"/>
+            <w:lang w:val="en-GB"/>
+          </w:rPr>
+        </w:r>
+      </w:hyperlink>
+      <w:r/>
       <w:r>
         <w:rPr>
           <w:rFonts w:ascii="Helvetica" w:hAnsi="Helvetica"/>
@@ -1372,7 +1395,6 @@
     </w:p>
     <w:p>
       <w:pPr>
-        <w:pBdr/>
         <w:spacing/>
         <w:ind/>
         <w:jc w:val="both"/>
@@ -1382,53 +1404,8 @@
           <w:bCs/>
           <w:sz w:val="28"/>
           <w:szCs w:val="28"/>
-          <w:lang w:val="en-GB"/>
-        </w:rPr>
-      </w:pPr>
-      <w:r>
-        <w:rPr>
-          <w:rFonts w:ascii="Helvetica" w:hAnsi="Helvetica"/>
-          <w:b/>
-          <w:bCs/>
-          <w:sz w:val="28"/>
-          <w:szCs w:val="28"/>
-          <w:lang w:val="en-GB"/>
-        </w:rPr>
-      </w:r>
-      <w:r>
-        <w:rPr>
-          <w:rFonts w:ascii="Helvetica" w:hAnsi="Helvetica"/>
-          <w:b/>
-          <w:bCs/>
-          <w:sz w:val="28"/>
-          <w:szCs w:val="28"/>
-          <w:lang w:val="en-GB"/>
-        </w:rPr>
-      </w:r>
-      <w:r>
-        <w:rPr>
-          <w:rFonts w:ascii="Helvetica" w:hAnsi="Helvetica"/>
-          <w:b/>
-          <w:bCs/>
-          <w:sz w:val="28"/>
-          <w:szCs w:val="28"/>
-          <w:lang w:val="en-GB"/>
-        </w:rPr>
-      </w:r>
-    </w:p>
-    <w:p>
-      <w:pPr>
-        <w:pBdr/>
-        <w:spacing/>
-        <w:ind/>
-        <w:jc w:val="both"/>
-        <w:rPr>
-          <w:rFonts w:ascii="Helvetica" w:hAnsi="Helvetica"/>
-          <w:b/>
-          <w:bCs/>
-          <w:sz w:val="28"/>
-          <w:szCs w:val="28"/>
-          <w:lang w:val="en-GB"/>
+          <w:highlight w:val="none"/>
+          <w:lang w:val="en-US"/>
         </w:rPr>
       </w:pPr>
       <w:r>
@@ -1471,7 +1448,7 @@
           <w:bCs/>
           <w:sz w:val="28"/>
           <w:szCs w:val="28"/>
-          <w:lang w:val="en-GB"/>
+          <w:lang w:val="en-US"/>
         </w:rPr>
       </w:r>
       <w:r>
@@ -1487,47 +1464,116 @@
     </w:p>
     <w:p>
       <w:pPr>
-        <w:pBdr/>
-        <w:spacing/>
-        <w:ind/>
-        <w:jc w:val="both"/>
+        <w:spacing w:after="60" w:before="60" w:line="369" w:lineRule="atLeast"/>
+        <w:ind w:right="0" w:firstLine="0" w:left="0"/>
+        <w:jc w:val="left"/>
         <w:rPr>
           <w:rFonts w:ascii="Helvetica" w:hAnsi="Helvetica"/>
+          <w:b/>
+          <w:bCs/>
           <w:sz w:val="24"/>
           <w:szCs w:val="24"/>
-          <w:lang w:val="en-GB"/>
+          <w:lang w:val="en-US"/>
+          <w14:ligatures w14:val="none"/>
         </w:rPr>
       </w:pPr>
       <w:r>
         <w:rPr>
           <w:rFonts w:ascii="Helvetica" w:hAnsi="Helvetica"/>
+          <w:b/>
+          <w:bCs/>
           <w:sz w:val="24"/>
           <w:szCs w:val="24"/>
-          <w:lang w:val="en-GB"/>
+          <w:lang w:val="en-US"/>
         </w:rPr>
-        <w:t xml:space="preserve">TCP Flag: </w:t>
+        <w:t xml:space="preserve">TCP: line-based ser</w:t>
       </w:r>
       <w:r>
         <w:rPr>
           <w:rFonts w:ascii="Helvetica" w:hAnsi="Helvetica"/>
+          <w:b/>
+          <w:bCs/>
           <w:sz w:val="24"/>
           <w:szCs w:val="24"/>
-          <w:lang w:val="en-GB"/>
+          <w:lang w:val="en-US"/>
+        </w:rPr>
+        <w:t xml:space="preserve">ver</w:t>
+      </w:r>
+      <w:r>
+        <w:rPr>
+          <w:rFonts w:ascii="Helvetica" w:hAnsi="Helvetica"/>
+          <w:b/>
+          <w:bCs/>
+          <w:sz w:val="24"/>
+          <w:szCs w:val="24"/>
+          <w:lang w:val="en-US"/>
+        </w:rPr>
+        <w:t xml:space="preserve"> - </w:t>
+      </w:r>
+      <w:r>
+        <w:rPr>
+          <w:rFonts w:ascii="Helvetica" w:hAnsi="Helvetica"/>
+          <w:b/>
+          <w:bCs/>
+          <w:sz w:val="24"/>
+          <w:szCs w:val="24"/>
+          <w:lang w:val="en-US"/>
+        </w:rPr>
+        <w:t xml:space="preserve"> Flag: </w:t>
+      </w:r>
+      <w:r>
+        <w:rPr>
+          <w:rFonts w:ascii="Helvetica" w:hAnsi="Helvetica"/>
+          <w:b/>
+          <w:bCs/>
+          <w:sz w:val="24"/>
+          <w:szCs w:val="24"/>
+          <w:lang w:val="en-US"/>
         </w:rPr>
         <w:t xml:space="preserve">netsec</w:t>
       </w:r>
       <w:r>
         <w:rPr>
           <w:rFonts w:ascii="Helvetica" w:hAnsi="Helvetica"/>
+          <w:b/>
+          <w:bCs/>
           <w:sz w:val="24"/>
           <w:szCs w:val="24"/>
-          <w:lang w:val="en-GB"/>
+          <w:lang w:val="en-US"/>
         </w:rPr>
         <w:t xml:space="preserve">{0n3_l1n3_4t_4_t1m3_57baec73}</w:t>
       </w:r>
       <w:r>
         <w:rPr>
           <w:rFonts w:ascii="Helvetica" w:hAnsi="Helvetica"/>
+          <w:b/>
+          <w:bCs/>
+          <w:sz w:val="24"/>
+          <w:szCs w:val="24"/>
+          <w:lang w:val="en-US"/>
+        </w:rPr>
+      </w:r>
+    </w:p>
+    <w:p>
+      <w:pPr>
+        <w:spacing/>
+        <w:ind w:left="0"/>
+        <w:jc w:val="both"/>
+        <w:rPr>
+          <w:rFonts w:ascii="Helvetica" w:hAnsi="Helvetica"/>
+          <w:b/>
+          <w:bCs/>
+          <w:sz w:val="24"/>
+          <w:szCs w:val="24"/>
+          <w:lang w:val="en-GB"/>
+          <w14:ligatures w14:val="none"/>
+        </w:rPr>
+      </w:pPr>
+      <w:r>
+        <w:rPr>
+          <w:rFonts w:ascii="Helvetica" w:hAnsi="Helvetica"/>
+          <w:b/>
+          <w:bCs/>
           <w:sz w:val="24"/>
           <w:szCs w:val="24"/>
           <w:lang w:val="en-GB"/>
@@ -1540,30 +1586,7 @@
           <w:szCs w:val="24"/>
           <w:lang w:val="en-GB"/>
         </w:rPr>
-      </w:r>
-    </w:p>
-    <w:p>
-      <w:pPr>
-        <w:pBdr/>
-        <w:spacing/>
-        <w:ind/>
-        <w:jc w:val="both"/>
-        <w:rPr>
-          <w:rFonts w:ascii="Helvetica" w:hAnsi="Helvetica"/>
-          <w:sz w:val="24"/>
-          <w:szCs w:val="24"/>
-          <w:highlight w:val="none"/>
-          <w:lang w:val="en-GB"/>
-        </w:rPr>
-      </w:pPr>
-      <w:r>
-        <w:rPr>
-          <w:rFonts w:ascii="Helvetica" w:hAnsi="Helvetica"/>
-          <w:sz w:val="24"/>
-          <w:szCs w:val="24"/>
-          <w:lang w:val="en-GB"/>
-        </w:rPr>
-        <w:t xml:space="preserve">HTTP </w:t>
+        <w:t xml:space="preserve">The goal of this Task was to </w:t>
       </w:r>
       <w:r>
         <w:rPr>
@@ -1572,7 +1595,7 @@
           <w:szCs w:val="24"/>
           <w:lang w:val="en-GB"/>
         </w:rPr>
-        <w:t xml:space="preserve">mini API</w:t>
+        <w:t xml:space="preserve">implement a TCP Server listening on port 9001 that provide 3 commands: PING, SET and GET. For the first one the server should respond </w:t>
       </w:r>
       <w:r>
         <w:rPr>
@@ -1581,7 +1604,7 @@
           <w:szCs w:val="24"/>
           <w:lang w:val="en-GB"/>
         </w:rPr>
-        <w:t xml:space="preserve"> Flag: </w:t>
+        <w:t xml:space="preserve">"PONG</w:t>
       </w:r>
       <w:r>
         <w:rPr>
@@ -1590,7 +1613,7 @@
           <w:szCs w:val="24"/>
           <w:lang w:val="en-GB"/>
         </w:rPr>
-        <w:t xml:space="preserve">netsec</w:t>
+        <w:t xml:space="preserve">". For the other two the server has to memorize a key:value pair with the SET command and return the value of a key for t</w:t>
       </w:r>
       <w:r>
         <w:rPr>
@@ -1599,39 +1622,154 @@
           <w:szCs w:val="24"/>
           <w:lang w:val="en-GB"/>
         </w:rPr>
-        <w:t xml:space="preserve">{1m_4_t34p0t_418_ae16817e}</w:t>
+        <w:t xml:space="preserve">he GET command. </w:t>
       </w:r>
       <w:r>
         <w:rPr>
           <w:rFonts w:ascii="Helvetica" w:hAnsi="Helvetica"/>
           <w:sz w:val="24"/>
           <w:szCs w:val="24"/>
+          <w:lang w:val="en-GB"/>
+        </w:rPr>
+        <w:t xml:space="preserve">The server must handle several clients at the same time and wrong command or request responding ERR.</w:t>
+      </w:r>
+      <w:r>
+        <w:rPr>
+          <w:rFonts w:ascii="Helvetica" w:hAnsi="Helvetica"/>
+          <w:b/>
+          <w:bCs/>
+          <w:sz w:val="24"/>
+          <w:szCs w:val="24"/>
+          <w:lang w:val="en-GB"/>
+        </w:rPr>
+      </w:r>
+      <w:r/>
+    </w:p>
+    <w:p>
+      <w:pPr>
+        <w:spacing w:after="60" w:before="60" w:line="370" w:lineRule="atLeast"/>
+        <w:ind w:right="0" w:firstLine="0" w:left="0"/>
+        <w:jc w:val="left"/>
+        <w:rPr>
+          <w:rFonts w:ascii="Helvetica" w:hAnsi="Helvetica"/>
+          <w:b/>
+          <w:bCs/>
+          <w:sz w:val="24"/>
+          <w:szCs w:val="24"/>
           <w:highlight w:val="none"/>
-          <w:lang w:val="en-GB"/>
+          <w:lang w:val="en-US" w:bidi="en-US"/>
+          <w14:ligatures w14:val="none"/>
+        </w:rPr>
+      </w:pPr>
+      <w:r>
+        <w:rPr>
+          <w:rFonts w:ascii="Helvetica" w:hAnsi="Helvetica"/>
+          <w:b/>
+          <w:bCs/>
+          <w:sz w:val="24"/>
+          <w:szCs w:val="24"/>
+          <w:lang w:val="en-US"/>
+        </w:rPr>
+        <w:t xml:space="preserve">HTTP </w:t>
+      </w:r>
+      <w:r>
+        <w:rPr>
+          <w:rFonts w:ascii="Helvetica" w:hAnsi="Helvetica"/>
+          <w:b/>
+          <w:bCs/>
+          <w:sz w:val="24"/>
+          <w:szCs w:val="24"/>
+          <w:lang w:val="en-US"/>
+        </w:rPr>
+        <w:t xml:space="preserve">mini API</w:t>
+      </w:r>
+      <w:r>
+        <w:rPr>
+          <w:rFonts w:ascii="Helvetica" w:hAnsi="Helvetica"/>
+          <w:b/>
+          <w:bCs/>
+          <w:sz w:val="24"/>
+          <w:szCs w:val="24"/>
+          <w:lang w:val="en-US"/>
+        </w:rPr>
+        <w:t xml:space="preserve"> </w:t>
+      </w:r>
+      <w:r>
+        <w:rPr>
+          <w:rFonts w:ascii="Helvetica" w:hAnsi="Helvetica"/>
+          <w:b/>
+          <w:bCs/>
+          <w:sz w:val="24"/>
+          <w:szCs w:val="24"/>
+          <w:lang w:val="en-US"/>
+        </w:rPr>
+        <w:t xml:space="preserve"> - </w:t>
+      </w:r>
+      <w:r>
+        <w:rPr>
+          <w:rFonts w:ascii="Helvetica" w:hAnsi="Helvetica"/>
+          <w:b/>
+          <w:bCs/>
+          <w:sz w:val="24"/>
+          <w:szCs w:val="24"/>
+          <w:lang w:val="en-US"/>
+        </w:rPr>
+        <w:t xml:space="preserve">Flag: </w:t>
+      </w:r>
+      <w:r>
+        <w:rPr>
+          <w:rFonts w:ascii="Helvetica" w:hAnsi="Helvetica"/>
+          <w:b/>
+          <w:bCs/>
+          <w:sz w:val="24"/>
+          <w:szCs w:val="24"/>
+          <w:lang w:val="en-US"/>
+        </w:rPr>
+        <w:t xml:space="preserve">netsec</w:t>
+      </w:r>
+      <w:r>
+        <w:rPr>
+          <w:rFonts w:ascii="Helvetica" w:hAnsi="Helvetica"/>
+          <w:b/>
+          <w:bCs/>
+          <w:sz w:val="24"/>
+          <w:szCs w:val="24"/>
+          <w:lang w:val="en-US"/>
+        </w:rPr>
+        <w:t xml:space="preserve">{1m_4_t34p0t_418_ae16817e}</w:t>
+      </w:r>
+      <w:r>
+        <w:rPr>
+          <w:rFonts w:ascii="Helvetica" w:hAnsi="Helvetica"/>
+          <w:b/>
+          <w:bCs/>
+          <w:sz w:val="24"/>
+          <w:szCs w:val="24"/>
+          <w:lang w:val="en-US" w:bidi="en-US"/>
         </w:rPr>
       </w:r>
       <w:r>
         <w:rPr>
           <w:rFonts w:ascii="Helvetica" w:hAnsi="Helvetica"/>
+          <w:b/>
+          <w:bCs/>
           <w:sz w:val="24"/>
           <w:szCs w:val="24"/>
-          <w:highlight w:val="none"/>
-          <w:lang w:val="en-GB"/>
+          <w:lang w:val="en-US"/>
         </w:rPr>
       </w:r>
     </w:p>
     <w:p>
       <w:pPr>
-        <w:pBdr/>
-        <w:spacing/>
-        <w:ind/>
+        <w:spacing/>
+        <w:ind w:left="0"/>
         <w:jc w:val="both"/>
         <w:rPr>
           <w:rFonts w:ascii="Helvetica" w:hAnsi="Helvetica"/>
           <w:sz w:val="24"/>
           <w:szCs w:val="24"/>
-          <w:highlight w:val="none"/>
-          <w:lang w:val="it-IT"/>
+          <w:lang w:val="en-GB"/>
+          <w14:ligatures w14:val="none"/>
         </w:rPr>
       </w:pPr>
       <w:r>
@@ -1639,60 +1777,6 @@
           <w:rFonts w:ascii="Helvetica" w:hAnsi="Helvetica"/>
           <w:sz w:val="24"/>
           <w:szCs w:val="24"/>
-          <w:highlight w:val="none"/>
-          <w:lang w:val="it-IT"/>
-        </w:rPr>
-        <w:t xml:space="preserve">HTTP TLS: </w:t>
-      </w:r>
-      <w:r>
-        <w:rPr>
-          <w:rFonts w:ascii="Helvetica" w:hAnsi="Helvetica"/>
-          <w:sz w:val="24"/>
-          <w:szCs w:val="24"/>
-          <w:highlight w:val="none"/>
-          <w:lang w:val="it-IT"/>
-        </w:rPr>
-        <w:t xml:space="preserve">netsec{mTLS_wh0_4r3_y0u_2145bf11}</w:t>
-      </w:r>
-      <w:r>
-        <w:rPr>
-          <w:rFonts w:ascii="Helvetica" w:hAnsi="Helvetica"/>
-          <w:sz w:val="24"/>
-          <w:szCs w:val="24"/>
-          <w:highlight w:val="none"/>
-          <w:lang w:val="it-IT"/>
-        </w:rPr>
-      </w:r>
-      <w:r>
-        <w:rPr>
-          <w:rFonts w:ascii="Helvetica" w:hAnsi="Helvetica"/>
-          <w:sz w:val="24"/>
-          <w:szCs w:val="24"/>
-          <w:highlight w:val="none"/>
-          <w:lang w:val="it-IT"/>
-        </w:rPr>
-      </w:r>
-    </w:p>
-    <w:p>
-      <w:pPr>
-        <w:pBdr/>
-        <w:spacing/>
-        <w:ind/>
-        <w:jc w:val="both"/>
-        <w:rPr>
-          <w:rFonts w:ascii="Helvetica" w:hAnsi="Helvetica"/>
-          <w:sz w:val="24"/>
-          <w:szCs w:val="24"/>
-          <w:highlight w:val="none"/>
-          <w:lang w:val="en-GB"/>
-        </w:rPr>
-      </w:pPr>
-      <w:r>
-        <w:rPr>
-          <w:rFonts w:ascii="Helvetica" w:hAnsi="Helvetica"/>
-          <w:sz w:val="24"/>
-          <w:szCs w:val="24"/>
-          <w:highlight w:val="none"/>
           <w:lang w:val="en-GB" w:bidi="en-GB"/>
         </w:rPr>
       </w:r>
@@ -1701,20 +1785,9 @@
           <w:rFonts w:ascii="Helvetica" w:hAnsi="Helvetica"/>
           <w:sz w:val="24"/>
           <w:szCs w:val="24"/>
-          <w:highlight w:val="none"/>
-          <w:lang w:val="it-IT"/>
+          <w:lang w:val="en-GB"/>
         </w:rPr>
-        <w:t xml:space="preserve">HTTP QUIC: </w:t>
-      </w:r>
-      <w:r>
-        <w:rPr>
-          <w:rFonts w:ascii="Helvetica" w:hAnsi="Helvetica"/>
-          <w:sz w:val="24"/>
-          <w:szCs w:val="24"/>
-          <w:highlight w:val="none"/>
-          <w:lang w:val="it-IT"/>
-        </w:rPr>
-        <w:t xml:space="preserve">netsec{UDP_bu7_w1th_f33l1ng5_05341b64}</w:t>
+        <w:t xml:space="preserve">In this Ta</w:t>
       </w:r>
       <w:r>
         <w:rPr>
@@ -1722,6 +1795,87 @@
           <w:sz w:val="24"/>
           <w:szCs w:val="24"/>
           <w:lang w:val="en-GB"/>
+        </w:rPr>
+        <w:t xml:space="preserve">sk we have to </w:t>
+      </w:r>
+      <w:r>
+        <w:rPr>
+          <w:rFonts w:ascii="Helvetica" w:hAnsi="Helvetica"/>
+          <w:sz w:val="24"/>
+          <w:szCs w:val="24"/>
+          <w:lang w:val="en-GB"/>
+        </w:rPr>
+        <w:t xml:space="preserve">implement a HTTP Server on port 8080 that provide some basic API</w:t>
+      </w:r>
+      <w:r>
+        <w:rPr>
+          <w:rFonts w:ascii="Helvetica" w:hAnsi="Helvetica"/>
+          <w:sz w:val="24"/>
+          <w:szCs w:val="24"/>
+          <w:lang w:val="en-GB"/>
+        </w:rPr>
+        <w:t xml:space="preserve">'s. </w:t>
+      </w:r>
+      <w:r>
+        <w:rPr>
+          <w:rFonts w:ascii="Helvetica" w:hAnsi="Helvetica"/>
+          <w:sz w:val="24"/>
+          <w:szCs w:val="24"/>
+          <w:lang w:val="en-GB"/>
+        </w:rPr>
+        <w:t xml:space="preserve">The first one with path: </w:t>
+      </w:r>
+      <w:r>
+        <w:rPr>
+          <w:rFonts w:ascii="Helvetica" w:hAnsi="Helvetica"/>
+          <w:sz w:val="24"/>
+          <w:szCs w:val="24"/>
+          <w:lang w:val="en-GB"/>
+        </w:rPr>
+        <w:t xml:space="preserve">GET /echo?msg=&lt;text&gt;</w:t>
+      </w:r>
+      <w:r>
+        <w:rPr>
+          <w:rFonts w:ascii="Helvetica" w:hAnsi="Helvetica"/>
+          <w:sz w:val="24"/>
+          <w:szCs w:val="24"/>
+          <w:lang w:val="en-GB" w:bidi="en-US"/>
+        </w:rPr>
+        <w:t xml:space="preserve"> that should respond at this request with a JSON containing the message. The other API</w:t>
+      </w:r>
+      <w:r>
+        <w:rPr>
+          <w:rFonts w:ascii="Helvetica" w:hAnsi="Helvetica"/>
+          <w:sz w:val="24"/>
+          <w:szCs w:val="24"/>
+          <w:lang w:val="en-GB" w:bidi="en-US"/>
+        </w:rPr>
+        <w:t xml:space="preserve">'s are used to handle a simple key : value DB like in Task one. The path is POST /notes and GET </w:t>
+      </w:r>
+      <w:r>
+        <w:rPr>
+          <w:rFonts w:ascii="Helvetica" w:hAnsi="Helvetica"/>
+          <w:sz w:val="24"/>
+          <w:szCs w:val="24"/>
+          <w:lang w:val="en-GB"/>
+        </w:rPr>
+        <w:t xml:space="preserve">| </w:t>
+      </w:r>
+      <w:r>
+        <w:rPr>
+          <w:rFonts w:ascii="Helvetica" w:hAnsi="Helvetica"/>
+          <w:sz w:val="24"/>
+          <w:szCs w:val="24"/>
+          <w:lang w:val="en-GB"/>
+        </w:rPr>
+        <w:t xml:space="preserve">DELETE /notes/&lt;id&gt; to store, get and delete datas. For bad request the server should respond with the correct status code.</w:t>
+      </w:r>
+      <w:r>
+        <w:rPr>
+          <w:rFonts w:ascii="Helvetica" w:hAnsi="Helvetica"/>
+          <w:sz w:val="24"/>
+          <w:szCs w:val="24"/>
+          <w:lang w:val="en-GB" w:bidi="en-GB"/>
         </w:rPr>
       </w:r>
       <w:r>
@@ -1735,15 +1889,74 @@
     </w:p>
     <w:p>
       <w:pPr>
-        <w:pBdr/>
-        <w:spacing/>
-        <w:ind/>
+        <w:spacing w:after="60" w:before="60" w:line="369" w:lineRule="atLeast"/>
+        <w:ind w:right="0" w:firstLine="0" w:left="0"/>
+        <w:jc w:val="left"/>
+        <w:rPr>
+          <w:rFonts w:ascii="Helvetica" w:hAnsi="Helvetica"/>
+          <w:b/>
+          <w:bCs/>
+          <w:sz w:val="24"/>
+          <w:szCs w:val="24"/>
+          <w:highlight w:val="none"/>
+          <w:lang w:val="en-US" w:bidi="en-US"/>
+          <w14:ligatures w14:val="none"/>
+        </w:rPr>
+      </w:pPr>
+      <w:r>
+        <w:rPr>
+          <w:rFonts w:ascii="Helvetica" w:hAnsi="Helvetica"/>
+          <w:b/>
+          <w:bCs/>
+          <w:sz w:val="24"/>
+          <w:szCs w:val="24"/>
+          <w:lang w:val="en-US"/>
+        </w:rPr>
+        <w:t xml:space="preserve">HTTP TLS – Flag: </w:t>
+      </w:r>
+      <w:r>
+        <w:rPr>
+          <w:rFonts w:ascii="Helvetica" w:hAnsi="Helvetica"/>
+          <w:b/>
+          <w:bCs/>
+          <w:sz w:val="24"/>
+          <w:szCs w:val="24"/>
+          <w:lang w:val="en-US"/>
+        </w:rPr>
+        <w:t xml:space="preserve">netsec{mTLS_wh0_4r3_y0u_2145bf11}</w:t>
+      </w:r>
+      <w:r>
+        <w:rPr>
+          <w:rFonts w:ascii="Helvetica" w:hAnsi="Helvetica"/>
+          <w:b/>
+          <w:bCs/>
+          <w:sz w:val="24"/>
+          <w:szCs w:val="24"/>
+          <w:lang w:val="en-US" w:bidi="en-US"/>
+        </w:rPr>
+      </w:r>
+      <w:r>
+        <w:rPr>
+          <w:rFonts w:ascii="Helvetica" w:hAnsi="Helvetica"/>
+          <w:b/>
+          <w:bCs/>
+          <w:sz w:val="24"/>
+          <w:szCs w:val="24"/>
+          <w:lang w:val="en-US"/>
+        </w:rPr>
+      </w:r>
+    </w:p>
+    <w:p>
+      <w:pPr>
+        <w:spacing/>
+        <w:ind w:left="0"/>
         <w:jc w:val="both"/>
         <w:rPr>
           <w:rFonts w:ascii="Helvetica" w:hAnsi="Helvetica"/>
           <w:sz w:val="24"/>
           <w:szCs w:val="24"/>
           <w:lang w:val="en-GB"/>
+          <w14:ligatures w14:val="none"/>
         </w:rPr>
       </w:pPr>
       <w:r>
@@ -1751,36 +1964,6 @@
           <w:rFonts w:ascii="Helvetica" w:hAnsi="Helvetica"/>
           <w:sz w:val="24"/>
           <w:szCs w:val="24"/>
-          <w:highlight w:val="none"/>
-          <w:lang w:val="it-IT"/>
-        </w:rPr>
-        <w:t xml:space="preserve">Tor: </w:t>
-      </w:r>
-      <w:r>
-        <w:rPr>
-          <w:rFonts w:ascii="Helvetica" w:hAnsi="Helvetica"/>
-          <w:sz w:val="24"/>
-          <w:szCs w:val="24"/>
-          <w:highlight w:val="none"/>
-          <w:lang w:val="it-IT"/>
-        </w:rPr>
-        <w:t xml:space="preserve">netsec{h1dd3n_bu7_n0t_f0rg0tt3n_043fa95d}</w:t>
-      </w:r>
-      <w:r>
-        <w:rPr>
-          <w:rFonts w:ascii="Helvetica" w:hAnsi="Helvetica"/>
-          <w:sz w:val="24"/>
-          <w:szCs w:val="24"/>
-          <w:highlight w:val="none"/>
-          <w:lang w:val="it-IT"/>
-        </w:rPr>
-      </w:r>
-      <w:r>
-        <w:rPr>
-          <w:rFonts w:ascii="Helvetica" w:hAnsi="Helvetica"/>
-          <w:sz w:val="24"/>
-          <w:szCs w:val="24"/>
-          <w:highlight w:val="none"/>
           <w:lang w:val="en-GB" w:bidi="en-GB"/>
         </w:rPr>
       </w:r>
@@ -1789,14 +1972,578 @@
           <w:rFonts w:ascii="Helvetica" w:hAnsi="Helvetica"/>
           <w:sz w:val="24"/>
           <w:szCs w:val="24"/>
-          <w:highlight w:val="none"/>
+          <w:lang w:val="en-GB"/>
+        </w:rPr>
+        <w:t xml:space="preserve">This Ta</w:t>
+      </w:r>
+      <w:r>
+        <w:rPr>
+          <w:rFonts w:ascii="Helvetica" w:hAnsi="Helvetica"/>
+          <w:sz w:val="24"/>
+          <w:szCs w:val="24"/>
+          <w:lang w:val="en-GB"/>
+        </w:rPr>
+        <w:t xml:space="preserve">sk requires to implement two HTTPS server used for login on port 8443 and 8444 respectfully. </w:t>
+      </w:r>
+      <w:r>
+        <w:rPr>
+          <w:rFonts w:ascii="Helvetica" w:hAnsi="Helvetica"/>
+          <w:sz w:val="24"/>
+          <w:szCs w:val="24"/>
+          <w:lang w:val="en-GB"/>
+        </w:rPr>
+        <w:t xml:space="preserve">The first server handles authentication with username and password, if correct returns a session cookie</w:t>
+      </w:r>
+      <w:r>
+        <w:rPr>
+          <w:rFonts w:ascii="Helvetica" w:hAnsi="Helvetica"/>
+          <w:sz w:val="24"/>
+          <w:szCs w:val="24"/>
+          <w:lang w:val="en-GB"/>
+        </w:rPr>
+        <w:t xml:space="preserve">. It implement a API on GET /me that return the username of the user. The second server should accept only request fr</w:t>
+      </w:r>
+      <w:r>
+        <w:rPr>
+          <w:rFonts w:ascii="Helvetica" w:hAnsi="Helvetica"/>
+          <w:sz w:val="24"/>
+          <w:szCs w:val="24"/>
+          <w:lang w:val="en-GB"/>
+        </w:rPr>
+        <w:t xml:space="preserve">om certified clients and give a session cookie to the certified ones. </w:t>
+      </w:r>
+      <w:r>
+        <w:rPr>
+          <w:rFonts w:ascii="Helvetica" w:hAnsi="Helvetica"/>
+          <w:sz w:val="24"/>
+          <w:szCs w:val="24"/>
+          <w:lang w:val="en-GB"/>
+        </w:rPr>
+        <w:t xml:space="preserve">It implement a API on GET /whoami that</w:t>
+      </w:r>
+      <w:r>
+        <w:rPr>
+          <w:rFonts w:ascii="Helvetica" w:hAnsi="Helvetica"/>
+          <w:sz w:val="24"/>
+          <w:szCs w:val="24"/>
+          <w:lang w:val="en-GB"/>
+        </w:rPr>
+        <w:t xml:space="preserve"> returns the Common Name (CN) extracted from their certificate.</w:t>
+      </w:r>
+      <w:r>
+        <w:rPr>
+          <w:rFonts w:ascii="Helvetica" w:hAnsi="Helvetica"/>
+          <w:sz w:val="24"/>
+          <w:szCs w:val="24"/>
+          <w:lang w:val="en-GB" w:bidi="en-GB"/>
+        </w:rPr>
+      </w:r>
+      <w:r>
+        <w:rPr>
+          <w:rFonts w:ascii="Helvetica" w:hAnsi="Helvetica"/>
+          <w:sz w:val="24"/>
+          <w:szCs w:val="24"/>
           <w:lang w:val="en-GB"/>
         </w:rPr>
       </w:r>
     </w:p>
     <w:p>
       <w:pPr>
-        <w:pBdr/>
+        <w:spacing w:after="60" w:before="60" w:line="369" w:lineRule="atLeast"/>
+        <w:ind w:right="0" w:firstLine="0" w:left="0"/>
+        <w:jc w:val="left"/>
+        <w:rPr>
+          <w:rFonts w:ascii="Helvetica" w:hAnsi="Helvetica"/>
+          <w:b/>
+          <w:bCs/>
+          <w:sz w:val="24"/>
+          <w:szCs w:val="24"/>
+          <w:lang w:val="en-US"/>
+          <w14:ligatures w14:val="none"/>
+        </w:rPr>
+      </w:pPr>
+      <w:r>
+        <w:rPr>
+          <w:rFonts w:ascii="Helvetica" w:hAnsi="Helvetica"/>
+          <w:sz w:val="24"/>
+          <w:szCs w:val="24"/>
+          <w:lang w:val="en-US"/>
+        </w:rPr>
+      </w:r>
+      <w:r>
+        <w:rPr>
+          <w:rFonts w:ascii="Helvetica" w:hAnsi="Helvetica"/>
+          <w:b/>
+          <w:bCs/>
+          <w:sz w:val="24"/>
+          <w:szCs w:val="24"/>
+          <w:lang w:val="en-US"/>
+        </w:rPr>
+        <w:t xml:space="preserve">HTTP </w:t>
+      </w:r>
+      <w:r>
+        <w:rPr>
+          <w:rFonts w:ascii="Helvetica" w:hAnsi="Helvetica"/>
+          <w:b/>
+          <w:bCs/>
+          <w:sz w:val="24"/>
+          <w:szCs w:val="24"/>
+          <w:lang w:val="en-US"/>
+        </w:rPr>
+        <w:t xml:space="preserve">QUIC </w:t>
+      </w:r>
+      <w:r>
+        <w:rPr>
+          <w:rFonts w:ascii="Helvetica" w:hAnsi="Helvetica"/>
+          <w:b/>
+          <w:bCs/>
+          <w:sz w:val="24"/>
+          <w:szCs w:val="24"/>
+          <w:lang w:val="en-US"/>
+        </w:rPr>
+        <w:t xml:space="preserve">- Flag </w:t>
+      </w:r>
+      <w:r>
+        <w:rPr>
+          <w:rFonts w:ascii="Helvetica" w:hAnsi="Helvetica"/>
+          <w:b/>
+          <w:bCs/>
+          <w:sz w:val="24"/>
+          <w:szCs w:val="24"/>
+          <w:lang w:val="en-US"/>
+        </w:rPr>
+        <w:t xml:space="preserve">netsec{UDP_bu7_w1th_f33l1ng5_05341b64}</w:t>
+      </w:r>
+      <w:r>
+        <w:rPr>
+          <w:rFonts w:ascii="Helvetica" w:hAnsi="Helvetica"/>
+          <w:b/>
+          <w:bCs/>
+          <w:sz w:val="24"/>
+          <w:szCs w:val="24"/>
+          <w:lang w:val="en-US"/>
+        </w:rPr>
+      </w:r>
+      <w:r>
+        <w:rPr>
+          <w:rFonts w:ascii="Helvetica" w:hAnsi="Helvetica"/>
+          <w:b/>
+          <w:bCs/>
+          <w:sz w:val="24"/>
+          <w:szCs w:val="24"/>
+          <w:lang w:val="en-US"/>
+          <w14:ligatures w14:val="none"/>
+        </w:rPr>
+      </w:r>
+    </w:p>
+    <w:p>
+      <w:pPr>
+        <w:spacing/>
+        <w:ind w:left="0"/>
+        <w:jc w:val="both"/>
+        <w:rPr>
+          <w:rFonts w:ascii="Helvetica" w:hAnsi="Helvetica"/>
+          <w:sz w:val="24"/>
+          <w:szCs w:val="24"/>
+          <w:lang w:val="en-GB" w:bidi="en-US"/>
+          <w14:ligatures w14:val="none"/>
+        </w:rPr>
+      </w:pPr>
+      <w:r>
+        <w:rPr>
+          <w:rFonts w:ascii="Helvetica" w:hAnsi="Helvetica"/>
+          <w:sz w:val="24"/>
+          <w:szCs w:val="24"/>
+          <w:lang w:val="en-GB" w:bidi="en-GB"/>
+        </w:rPr>
+      </w:r>
+      <w:r>
+        <w:rPr>
+          <w:rFonts w:ascii="Helvetica" w:hAnsi="Helvetica"/>
+          <w:sz w:val="24"/>
+          <w:szCs w:val="24"/>
+          <w:lang w:val="en-GB"/>
+        </w:rPr>
+        <w:t xml:space="preserve">In this Task we imple</w:t>
+      </w:r>
+      <w:r>
+        <w:rPr>
+          <w:rFonts w:ascii="Helvetica" w:hAnsi="Helvetica"/>
+          <w:sz w:val="24"/>
+          <w:szCs w:val="24"/>
+          <w:lang w:val="en-GB"/>
+        </w:rPr>
+        <w:t xml:space="preserve">mwnt two servers: one </w:t>
+      </w:r>
+      <w:r>
+        <w:rPr>
+          <w:rFonts w:ascii="Helvetica" w:hAnsi="Helvetica"/>
+          <w:sz w:val="24"/>
+          <w:szCs w:val="24"/>
+          <w:lang w:val="en-GB"/>
+        </w:rPr>
+        <w:t xml:space="preserve">HTTP/3 server on port </w:t>
+      </w:r>
+      <w:r>
+        <w:rPr>
+          <w:rFonts w:ascii="Helvetica" w:hAnsi="Helvetica"/>
+          <w:sz w:val="24"/>
+          <w:szCs w:val="24"/>
+          <w:lang w:val="en-GB"/>
+        </w:rPr>
+        <w:t xml:space="preserve">4433</w:t>
+      </w:r>
+      <w:r>
+        <w:rPr>
+          <w:rFonts w:ascii="Helvetica" w:hAnsi="Helvetica"/>
+          <w:sz w:val="24"/>
+          <w:szCs w:val="24"/>
+          <w:lang w:val="en-GB"/>
+        </w:rPr>
+        <w:t xml:space="preserve"> </w:t>
+      </w:r>
+      <w:r>
+        <w:rPr>
+          <w:rFonts w:ascii="Helvetica" w:hAnsi="Helvetica"/>
+          <w:sz w:val="24"/>
+          <w:szCs w:val="24"/>
+          <w:lang w:val="en-GB"/>
+        </w:rPr>
+        <w:t xml:space="preserve">UDP</w:t>
+      </w:r>
+      <w:r>
+        <w:rPr>
+          <w:rFonts w:ascii="Helvetica" w:hAnsi="Helvetica"/>
+          <w:sz w:val="24"/>
+          <w:szCs w:val="24"/>
+          <w:lang w:val="en-GB"/>
+        </w:rPr>
+        <w:t xml:space="preserve"> and an HTTPS server on port </w:t>
+      </w:r>
+      <w:r>
+        <w:rPr>
+          <w:rFonts w:ascii="Helvetica" w:hAnsi="Helvetica"/>
+          <w:sz w:val="24"/>
+          <w:szCs w:val="24"/>
+          <w:lang w:val="en-GB"/>
+        </w:rPr>
+        <w:t xml:space="preserve">4433</w:t>
+      </w:r>
+      <w:r>
+        <w:rPr>
+          <w:rFonts w:ascii="Helvetica" w:hAnsi="Helvetica"/>
+          <w:sz w:val="24"/>
+          <w:szCs w:val="24"/>
+          <w:lang w:val="en-GB" w:bidi="en-US"/>
+        </w:rPr>
+        <w:t xml:space="preserve">. The two servers implement the same API</w:t>
+      </w:r>
+      <w:r>
+        <w:rPr>
+          <w:rFonts w:ascii="Helvetica" w:hAnsi="Helvetica"/>
+          <w:sz w:val="24"/>
+          <w:szCs w:val="24"/>
+          <w:lang w:val="en-GB" w:bidi="en-US"/>
+        </w:rPr>
+        <w:t xml:space="preserve">'s. The first one is GET / that for both servers returns 200 OK but the TCP server also sends a Alt-Svc header to inform the client about the HTTP/3 server. The second API si GET /proto that returns the protocol used by the servers. The last API is POST /hash that returns the SHA-256 hash of the body</w:t>
+      </w:r>
+      <w:r>
+        <w:rPr>
+          <w:rFonts w:ascii="Helvetica" w:hAnsi="Helvetica"/>
+          <w:sz w:val="24"/>
+          <w:szCs w:val="24"/>
+          <w:lang w:val="en-GB" w:bidi="en-US"/>
+        </w:rPr>
+        <w:t xml:space="preserve">.</w:t>
+      </w:r>
+      <w:r>
+        <w:rPr>
+          <w:rFonts w:ascii="Helvetica" w:hAnsi="Helvetica"/>
+          <w:sz w:val="24"/>
+          <w:szCs w:val="24"/>
+          <w:lang w:val="en-GB"/>
+        </w:rPr>
+        <w:t xml:space="preserve"> </w:t>
+      </w:r>
+      <w:r>
+        <w:rPr>
+          <w:rFonts w:ascii="Helvetica" w:hAnsi="Helvetica"/>
+          <w:sz w:val="24"/>
+          <w:szCs w:val="24"/>
+          <w:lang w:val="en-GB"/>
+        </w:rPr>
+        <w:t xml:space="preserve">The HTTP/3 server also handles concurrent requests using independent QUIC streams.</w:t>
+      </w:r>
+      <w:r>
+        <w:rPr>
+          <w:rFonts w:ascii="Helvetica" w:hAnsi="Helvetica"/>
+          <w:sz w:val="24"/>
+          <w:szCs w:val="24"/>
+          <w:lang w:val="en-GB" w:bidi="en-GB"/>
+        </w:rPr>
+      </w:r>
+      <w:r>
+        <w:rPr>
+          <w:rFonts w:ascii="Helvetica" w:hAnsi="Helvetica"/>
+          <w:sz w:val="24"/>
+          <w:szCs w:val="24"/>
+          <w:lang w:val="en-GB"/>
+        </w:rPr>
+      </w:r>
+    </w:p>
+    <w:p>
+      <w:pPr>
+        <w:spacing w:after="60" w:before="60" w:line="369" w:lineRule="atLeast"/>
+        <w:ind w:right="0" w:firstLine="0" w:left="0"/>
+        <w:jc w:val="left"/>
+        <w:rPr>
+          <w:rFonts w:ascii="Helvetica" w:hAnsi="Helvetica"/>
+          <w:b/>
+          <w:bCs/>
+          <w:sz w:val="24"/>
+          <w:szCs w:val="24"/>
+          <w:highlight w:val="none"/>
+          <w:lang w:val="en-US"/>
+          <w14:ligatures w14:val="none"/>
+        </w:rPr>
+      </w:pPr>
+      <w:r>
+        <w:rPr>
+          <w:rFonts w:ascii="Helvetica" w:hAnsi="Helvetica"/>
+          <w:b/>
+          <w:bCs/>
+          <w:sz w:val="24"/>
+          <w:szCs w:val="24"/>
+          <w:lang w:val="en-US"/>
+        </w:rPr>
+        <w:t xml:space="preserve">Onion: hidden service - </w:t>
+      </w:r>
+      <w:r>
+        <w:rPr>
+          <w:rFonts w:ascii="Helvetica" w:hAnsi="Helvetica"/>
+          <w:b/>
+          <w:bCs/>
+          <w:sz w:val="24"/>
+          <w:szCs w:val="24"/>
+          <w:lang w:val="en-US"/>
+        </w:rPr>
+        <w:t xml:space="preserve">netsec{h1dd3n_bu7_n0t_f0rg0tt3n_043fa95d}</w:t>
+      </w:r>
+      <w:r>
+        <w:rPr>
+          <w:rFonts w:ascii="Helvetica" w:hAnsi="Helvetica"/>
+          <w:b/>
+          <w:bCs/>
+          <w:sz w:val="24"/>
+          <w:szCs w:val="24"/>
+          <w:lang w:val="en-US"/>
+        </w:rPr>
+      </w:r>
+      <w:r>
+        <w:rPr>
+          <w:rFonts w:ascii="Helvetica" w:hAnsi="Helvetica"/>
+          <w:b/>
+          <w:bCs/>
+          <w:sz w:val="24"/>
+          <w:szCs w:val="24"/>
+          <w:lang w:val="en-US"/>
+        </w:rPr>
+      </w:r>
+    </w:p>
+    <w:p>
+      <w:pPr>
+        <w:spacing/>
+        <w:ind w:left="0"/>
+        <w:jc w:val="both"/>
+        <w:rPr>
+          <w:rFonts w:ascii="Helvetica" w:hAnsi="Helvetica"/>
+          <w:szCs w:val="24"/>
+          <w:lang w:val="en-GB"/>
+          <w14:ligatures w14:val="none"/>
+        </w:rPr>
+      </w:pPr>
+      <w:r>
+        <w:rPr>
+          <w:rFonts w:ascii="Helvetica" w:hAnsi="Helvetica"/>
+          <w:sz w:val="24"/>
+          <w:szCs w:val="24"/>
+          <w:lang w:val="en-GB"/>
+        </w:rPr>
+        <w:t xml:space="preserve">In this task, we implemented a Tor v3 Onion Service and two HTTP servers: one listening on localhost port 5000, accessible through Tor, and another on the VPN interface at port 8090. The Onion Service is configured to accept only authorized clients using t</w:t>
+      </w:r>
+      <w:r>
+        <w:rPr>
+          <w:rFonts w:ascii="Helvetica" w:hAnsi="Helvetica"/>
+          <w:sz w:val="24"/>
+          <w:szCs w:val="24"/>
+          <w:lang w:val="en-GB"/>
+        </w:rPr>
+        <w:t xml:space="preserve">he course public key. The GET / endpoint returns 200 OK, while POST /claim stores a token received through Tor. The GET /claim endpoint on the VPN server returns the last stored token. Both servers share the same dictionary and run concurrently using Pytho</w:t>
+      </w:r>
+      <w:r>
+        <w:rPr>
+          <w:rFonts w:ascii="Helvetica" w:hAnsi="Helvetica"/>
+          <w:sz w:val="24"/>
+          <w:szCs w:val="24"/>
+          <w:lang w:val="en-GB"/>
+        </w:rPr>
+        <w:t xml:space="preserve">n threading.</w:t>
+      </w:r>
+      <w:r>
+        <w:rPr>
+          <w:rFonts w:ascii="Helvetica" w:hAnsi="Helvetica"/>
+          <w:sz w:val="24"/>
+          <w:szCs w:val="24"/>
+          <w:lang w:val="en-GB"/>
+        </w:rPr>
+      </w:r>
+    </w:p>
+    <w:p>
+      <w:pPr>
+        <w:spacing w:after="60" w:before="60" w:line="369" w:lineRule="atLeast"/>
+        <w:ind w:right="0" w:firstLine="0" w:left="0"/>
+        <w:jc w:val="left"/>
+        <w:rPr>
+          <w:rFonts w:ascii="Helvetica" w:hAnsi="Helvetica"/>
+          <w:b/>
+          <w:bCs/>
+          <w:sz w:val="24"/>
+          <w:szCs w:val="24"/>
+          <w:lang w:val="en-US"/>
+          <w14:ligatures w14:val="none"/>
+        </w:rPr>
+      </w:pPr>
+      <w:r>
+        <w:rPr>
+          <w:rFonts w:ascii="Helvetica" w:hAnsi="Helvetica"/>
+          <w:b/>
+          <w:bCs/>
+          <w:sz w:val="24"/>
+          <w:szCs w:val="24"/>
+          <w:lang w:val="en-US"/>
+        </w:rPr>
+      </w:r>
+      <w:r>
+        <w:rPr>
+          <w:rFonts w:ascii="Helvetica" w:hAnsi="Helvetica"/>
+          <w:b/>
+          <w:bCs/>
+          <w:sz w:val="24"/>
+          <w:szCs w:val="24"/>
+          <w:lang w:val="en-US"/>
+        </w:rPr>
+      </w:r>
+      <w:r>
+        <w:rPr>
+          <w:rFonts w:ascii="Helvetica" w:hAnsi="Helvetica"/>
+          <w:b/>
+          <w:bCs/>
+          <w:sz w:val="24"/>
+          <w:szCs w:val="24"/>
+          <w:lang w:val="en-US"/>
+        </w:rPr>
+      </w:r>
+    </w:p>
+    <w:p>
+      <w:pPr>
+        <w:spacing w:after="60" w:before="60" w:line="369" w:lineRule="atLeast"/>
+        <w:ind w:right="0" w:firstLine="0" w:left="0"/>
+        <w:jc w:val="left"/>
+        <w:rPr>
+          <w:rFonts w:ascii="Helvetica" w:hAnsi="Helvetica"/>
+          <w:b/>
+          <w:bCs/>
+          <w:sz w:val="24"/>
+          <w:szCs w:val="24"/>
+          <w:lang w:val="en-US"/>
+          <w14:ligatures w14:val="none"/>
+        </w:rPr>
+      </w:pPr>
+      <w:r>
+        <w:rPr>
+          <w:rFonts w:ascii="Helvetica" w:hAnsi="Helvetica"/>
+          <w:b/>
+          <w:bCs/>
+          <w:sz w:val="24"/>
+          <w:szCs w:val="24"/>
+          <w:highlight w:val="none"/>
+          <w:lang w:val="en-US" w:bidi="en-US"/>
+        </w:rPr>
+      </w:r>
+      <w:r>
+        <w:rPr>
+          <w:rFonts w:ascii="Helvetica" w:hAnsi="Helvetica"/>
+          <w:b/>
+          <w:bCs/>
+          <w:sz w:val="24"/>
+          <w:szCs w:val="24"/>
+          <w:highlight w:val="none"/>
+          <w:lang w:val="en-US" w:bidi="en-US"/>
+        </w:rPr>
+      </w:r>
+      <w:r>
+        <w:rPr>
+          <w:rFonts w:ascii="Helvetica" w:hAnsi="Helvetica"/>
+          <w:b/>
+          <w:bCs/>
+          <w:sz w:val="24"/>
+          <w:szCs w:val="24"/>
+          <w:highlight w:val="none"/>
+          <w:lang w:val="en-US"/>
+        </w:rPr>
+      </w:r>
+    </w:p>
+    <w:p>
+      <w:pPr>
+        <w:spacing w:after="60" w:before="60" w:line="369" w:lineRule="atLeast"/>
+        <w:ind w:right="0" w:firstLine="0" w:left="0"/>
+        <w:jc w:val="left"/>
+        <w:rPr>
+          <w:rFonts w:ascii="Helvetica" w:hAnsi="Helvetica"/>
+          <w:b/>
+          <w:bCs/>
+          <w:sz w:val="24"/>
+          <w:szCs w:val="24"/>
+          <w:lang w:val="en-US"/>
+          <w14:ligatures w14:val="none"/>
+        </w:rPr>
+      </w:pPr>
+      <w:r>
+        <w:rPr>
+          <w:rFonts w:ascii="Helvetica" w:hAnsi="Helvetica"/>
+          <w:b/>
+          <w:bCs/>
+          <w:sz w:val="24"/>
+          <w:szCs w:val="24"/>
+          <w:highlight w:val="none"/>
+          <w:lang w:val="en-US" w:bidi="en-US"/>
+        </w:rPr>
+      </w:r>
+      <w:r>
+        <w:rPr>
+          <w:rFonts w:ascii="Helvetica" w:hAnsi="Helvetica"/>
+          <w:b/>
+          <w:bCs/>
+          <w:sz w:val="24"/>
+          <w:szCs w:val="24"/>
+          <w:highlight w:val="none"/>
+          <w:lang w:val="en-US" w:bidi="en-US"/>
+        </w:rPr>
+      </w:r>
+      <w:r>
+        <w:rPr>
+          <w:rFonts w:ascii="Helvetica" w:hAnsi="Helvetica"/>
+          <w:b/>
+          <w:bCs/>
+          <w:sz w:val="24"/>
+          <w:szCs w:val="24"/>
+          <w:highlight w:val="none"/>
+          <w:lang w:val="en-US" w:bidi="en-US"/>
+        </w:rPr>
+      </w:r>
+    </w:p>
+    <w:p>
+      <w:pPr>
         <w:spacing/>
         <w:ind/>
         <w:jc w:val="both"/>
@@ -1843,7 +2590,6 @@
     </w:p>
     <w:p>
       <w:pPr>
-        <w:pBdr/>
         <w:spacing/>
         <w:ind/>
         <w:jc w:val="both"/>
@@ -1889,7 +2635,6 @@
     </w:p>
     <w:p>
       <w:pPr>
-        <w:pBdr/>
         <w:spacing/>
         <w:ind/>
         <w:jc w:val="both"/>
@@ -1936,7 +2681,6 @@
     </w:p>
     <w:p>
       <w:pPr>
-        <w:pBdr/>
         <w:spacing/>
         <w:ind/>
         <w:jc w:val="both"/>
@@ -1982,7 +2726,6 @@
     </w:p>
     <w:p>
       <w:pPr>
-        <w:pBdr/>
         <w:spacing/>
         <w:ind/>
         <w:jc w:val="both"/>
@@ -2029,7 +2772,6 @@
     </w:p>
     <w:p>
       <w:pPr>
-        <w:pBdr/>
         <w:spacing/>
         <w:ind/>
         <w:jc w:val="both"/>
@@ -2075,7 +2817,6 @@
     </w:p>
     <w:p>
       <w:pPr>
-        <w:pBdr/>
         <w:spacing/>
         <w:ind/>
         <w:jc w:val="both"/>
@@ -2121,7 +2862,6 @@
     </w:p>
     <w:p>
       <w:pPr>
-        <w:pBdr/>
         <w:spacing/>
         <w:ind/>
         <w:jc w:val="both"/>
@@ -2167,7 +2907,6 @@
     </w:p>
     <w:p>
       <w:pPr>
-        <w:pBdr/>
         <w:spacing/>
         <w:ind/>
         <w:jc w:val="both"/>
@@ -2213,7 +2952,6 @@
     </w:p>
     <w:p>
       <w:pPr>
-        <w:pBdr/>
         <w:spacing/>
         <w:ind/>
         <w:jc w:val="both"/>
@@ -2259,7 +2997,6 @@
     </w:p>
     <w:p>
       <w:pPr>
-        <w:pBdr/>
         <w:spacing/>
         <w:ind/>
         <w:jc w:val="both"/>
@@ -2305,7 +3042,6 @@
     </w:p>
     <w:p>
       <w:pPr>
-        <w:pBdr/>
         <w:spacing/>
         <w:ind/>
         <w:jc w:val="both"/>
@@ -2343,7 +3079,6 @@
     </w:p>
     <w:p>
       <w:pPr>
-        <w:pBdr/>
         <w:spacing/>
         <w:ind/>
         <w:rPr>
@@ -2380,7 +3115,6 @@
     </w:p>
     <w:p>
       <w:pPr>
-        <w:pBdr/>
         <w:spacing/>
         <w:ind/>
         <w:rPr>
@@ -2417,7 +3151,6 @@
     </w:p>
     <w:p>
       <w:pPr>
-        <w:pBdr/>
         <w:spacing/>
         <w:ind/>
         <w:rPr>
@@ -2472,7 +3205,6 @@
   <w:endnote w:type="separator" w:id="-1">
     <w:p>
       <w:pPr>
-        <w:pBdr/>
         <w:spacing w:after="0" w:line="240" w:lineRule="auto"/>
         <w:ind/>
         <w:rPr/>
@@ -2486,7 +3218,6 @@
   <w:endnote w:type="continuationSeparator" w:id="0">
     <w:p>
       <w:pPr>
-        <w:pBdr/>
         <w:spacing w:after="0" w:line="240" w:lineRule="auto"/>
         <w:ind/>
         <w:rPr/>
@@ -2537,7 +3268,6 @@
         <w:p>
           <w:pPr>
             <w:pStyle w:val="1008"/>
-            <w:pBdr/>
             <w:spacing/>
             <w:ind/>
             <w:rPr>
@@ -2578,7 +3308,6 @@
         <w:p>
           <w:pPr>
             <w:pStyle w:val="1008"/>
-            <w:pBdr/>
             <w:spacing/>
             <w:ind/>
             <w:jc w:val="right"/>
@@ -2621,7 +3350,6 @@
         <w:p>
           <w:pPr>
             <w:pStyle w:val="1005"/>
-            <w:pBdr/>
             <w:spacing/>
             <w:ind/>
             <w:rPr>
@@ -2741,7 +3469,6 @@
         <w:p>
           <w:pPr>
             <w:pStyle w:val="1005"/>
-            <w:pBdr/>
             <w:spacing/>
             <w:ind/>
             <w:jc w:val="right"/>
@@ -2820,7 +3547,6 @@
   <w:p>
     <w:pPr>
       <w:pStyle w:val="1005"/>
-      <w:pBdr/>
       <w:spacing/>
       <w:ind w:right="360"/>
       <w:rPr>
@@ -2863,7 +3589,6 @@
         <w:pPr>
           <w:pStyle w:val="1005"/>
           <w:framePr w:hAnchor="margin" w:vAnchor="text" w:wrap="none" w:xAlign="right" w:y="1"/>
-          <w:pBdr/>
           <w:spacing/>
           <w:ind/>
           <w:rPr>
@@ -2916,7 +3641,6 @@
   <w:p>
     <w:pPr>
       <w:pStyle w:val="1005"/>
-      <w:pBdr/>
       <w:spacing/>
       <w:ind w:right="360"/>
       <w:rPr/>
@@ -2932,7 +3656,6 @@
   <w:footnote w:type="separator" w:id="-1">
     <w:p>
       <w:pPr>
-        <w:pBdr/>
         <w:spacing w:after="0" w:line="240" w:lineRule="auto"/>
         <w:ind/>
         <w:rPr/>
@@ -2946,7 +3669,6 @@
   <w:footnote w:type="continuationSeparator" w:id="0">
     <w:p>
       <w:pPr>
-        <w:pBdr/>
         <w:spacing w:after="0" w:line="240" w:lineRule="auto"/>
         <w:ind/>
         <w:rPr/>
@@ -2965,7 +3687,6 @@
   <w:p>
     <w:pPr>
       <w:pStyle w:val="1008"/>
-      <w:pBdr/>
       <w:spacing/>
       <w:ind/>
       <w:rPr/>
@@ -3387,6 +4108,153 @@
       <w:suff w:val="tab"/>
     </w:lvl>
   </w:abstractNum>
+  <w:abstractNum w:abstractNumId="3">
+    <w:nsid w:val="2719DF8E"/>
+    <w:lvl w:ilvl="0">
+      <w:isLgl w:val="false"/>
+      <w:lvlJc w:val="left"/>
+      <w:lvlText w:val="·"/>
+      <w:numFmt w:val="bullet"/>
+      <w:pPr>
+        <w:pBdr/>
+        <w:spacing/>
+        <w:ind w:hanging="360" w:left="709"/>
+      </w:pPr>
+      <w:rPr>
+        <w:rFonts w:hint="default" w:ascii="Symbol" w:hAnsi="Symbol" w:eastAsia="Symbol" w:cs="Symbol"/>
+      </w:rPr>
+      <w:start w:val="1"/>
+      <w:suff w:val="tab"/>
+    </w:lvl>
+    <w:lvl w:ilvl="1">
+      <w:isLgl w:val="false"/>
+      <w:lvlJc w:val="left"/>
+      <w:lvlText w:val="o"/>
+      <w:numFmt w:val="bullet"/>
+      <w:pPr>
+        <w:pBdr/>
+        <w:spacing/>
+        <w:ind w:hanging="360" w:left="1429"/>
+      </w:pPr>
+      <w:rPr>
+        <w:rFonts w:hint="default" w:ascii="Courier New" w:hAnsi="Courier New" w:eastAsia="Courier New" w:cs="Courier New"/>
+      </w:rPr>
+      <w:start w:val="1"/>
+      <w:suff w:val="tab"/>
+    </w:lvl>
+    <w:lvl w:ilvl="2">
+      <w:isLgl w:val="false"/>
+      <w:lvlJc w:val="left"/>
+      <w:lvlText w:val="§"/>
+      <w:numFmt w:val="bullet"/>
+      <w:pPr>
+        <w:pBdr/>
+        <w:spacing/>
+        <w:ind w:hanging="360" w:left="2149"/>
+      </w:pPr>
+      <w:rPr>
+        <w:rFonts w:hint="default" w:ascii="Wingdings" w:hAnsi="Wingdings" w:eastAsia="Wingdings" w:cs="Wingdings"/>
+      </w:rPr>
+      <w:start w:val="1"/>
+      <w:suff w:val="tab"/>
+    </w:lvl>
+    <w:lvl w:ilvl="3">
+      <w:isLgl w:val="false"/>
+      <w:lvlJc w:val="left"/>
+      <w:lvlText w:val="·"/>
+      <w:numFmt w:val="bullet"/>
+      <w:pPr>
+        <w:pBdr/>
+        <w:spacing/>
+        <w:ind w:hanging="360" w:left="2869"/>
+      </w:pPr>
+      <w:rPr>
+        <w:rFonts w:hint="default" w:ascii="Symbol" w:hAnsi="Symbol" w:eastAsia="Symbol" w:cs="Symbol"/>
+      </w:rPr>
+      <w:start w:val="1"/>
+      <w:suff w:val="tab"/>
+    </w:lvl>
+    <w:lvl w:ilvl="4">
+      <w:isLgl w:val="false"/>
+      <w:lvlJc w:val="left"/>
+      <w:lvlText w:val="o"/>
+      <w:numFmt w:val="bullet"/>
+      <w:pPr>
+        <w:pBdr/>
+        <w:spacing/>
+        <w:ind w:hanging="360" w:left="3589"/>
+      </w:pPr>
+      <w:rPr>
+        <w:rFonts w:hint="default" w:ascii="Courier New" w:hAnsi="Courier New" w:eastAsia="Courier New" w:cs="Courier New"/>
+      </w:rPr>
+      <w:start w:val="1"/>
+      <w:suff w:val="tab"/>
+    </w:lvl>
+    <w:lvl w:ilvl="5">
+      <w:isLgl w:val="false"/>
+      <w:lvlJc w:val="left"/>
+      <w:lvlText w:val="§"/>
+      <w:numFmt w:val="bullet"/>
+      <w:pPr>
+        <w:pBdr/>
+        <w:spacing/>
+        <w:ind w:hanging="360" w:left="4309"/>
+      </w:pPr>
+      <w:rPr>
+        <w:rFonts w:hint="default" w:ascii="Wingdings" w:hAnsi="Wingdings" w:eastAsia="Wingdings" w:cs="Wingdings"/>
+      </w:rPr>
+      <w:start w:val="1"/>
+      <w:suff w:val="tab"/>
+    </w:lvl>
+    <w:lvl w:ilvl="6">
+      <w:isLgl w:val="false"/>
+      <w:lvlJc w:val="left"/>
+      <w:lvlText w:val="·"/>
+      <w:numFmt w:val="bullet"/>
+      <w:pPr>
+        <w:pBdr/>
+        <w:spacing/>
+        <w:ind w:hanging="360" w:left="5029"/>
+      </w:pPr>
+      <w:rPr>
+        <w:rFonts w:hint="default" w:ascii="Symbol" w:hAnsi="Symbol" w:eastAsia="Symbol" w:cs="Symbol"/>
+      </w:rPr>
+      <w:start w:val="1"/>
+      <w:suff w:val="tab"/>
+    </w:lvl>
+    <w:lvl w:ilvl="7">
+      <w:isLgl w:val="false"/>
+      <w:lvlJc w:val="left"/>
+      <w:lvlText w:val="o"/>
+      <w:numFmt w:val="bullet"/>
+      <w:pPr>
+        <w:pBdr/>
+        <w:spacing/>
+        <w:ind w:hanging="360" w:left="5749"/>
+      </w:pPr>
+      <w:rPr>
+        <w:rFonts w:hint="default" w:ascii="Courier New" w:hAnsi="Courier New" w:eastAsia="Courier New" w:cs="Courier New"/>
+      </w:rPr>
+      <w:start w:val="1"/>
+      <w:suff w:val="tab"/>
+    </w:lvl>
+    <w:lvl w:ilvl="8">
+      <w:isLgl w:val="false"/>
+      <w:lvlJc w:val="left"/>
+      <w:lvlText w:val="§"/>
+      <w:numFmt w:val="bullet"/>
+      <w:pPr>
+        <w:pBdr/>
+        <w:spacing/>
+        <w:ind w:hanging="360" w:left="6469"/>
+      </w:pPr>
+      <w:rPr>
+        <w:rFonts w:hint="default" w:ascii="Wingdings" w:hAnsi="Wingdings" w:eastAsia="Wingdings" w:cs="Wingdings"/>
+      </w:rPr>
+      <w:start w:val="1"/>
+      <w:suff w:val="tab"/>
+    </w:lvl>
+  </w:abstractNum>
   <w:num w:numId="1">
     <w:abstractNumId w:val="2"/>
   </w:num>
@@ -3395,6 +4263,9 @@
   </w:num>
   <w:num w:numId="3">
     <w:abstractNumId w:val="1"/>
+  </w:num>
+  <w:num w:numId="4">
+    <w:abstractNumId w:val="3"/>
   </w:num>
 </w:numbering>
 </file>
